--- a/Prime_Factorization_Analysis_10_68_Intervals_1_to_111.docx
+++ b/Prime_Factorization_Analysis_10_68_Intervals_1_to_111.docx
@@ -2679,12 +2679,21 @@
     <w:p>
       <w:pPr>
         <w:spacing w:after="0" w:line="240" w:lineRule="auto"/>
-      </w:pPr>
-      <w:r>
+        <w:rPr>
+          <w:lang w:eastAsia="ko-KR"/>
+        </w:rPr>
+      </w:pPr>
+      <w:r>
+        <w:rPr>
+          <w:lang w:eastAsia="ko-KR"/>
+        </w:rPr>
         <w:lastRenderedPageBreak/>
         <w:t>24·10^68 + 9717</w:t>
       </w:r>
       <w:r>
+        <w:rPr>
+          <w:lang w:eastAsia="ko-KR"/>
+        </w:rPr>
         <w:tab/>
         <w:t>= 2273</w:t>
       </w:r>
@@ -2692,11 +2701,20 @@
     <w:p>
       <w:pPr>
         <w:spacing w:after="0" w:line="240" w:lineRule="auto"/>
-      </w:pPr>
-      <w:r>
+        <w:rPr>
+          <w:lang w:eastAsia="ko-KR"/>
+        </w:rPr>
+      </w:pPr>
+      <w:r>
+        <w:rPr>
+          <w:lang w:eastAsia="ko-KR"/>
+        </w:rPr>
         <w:t>23·10^68 + 9711</w:t>
       </w:r>
       <w:r>
+        <w:rPr>
+          <w:lang w:eastAsia="ko-KR"/>
+        </w:rPr>
         <w:tab/>
         <w:t>= 1514407</w:t>
       </w:r>
@@ -2704,11 +2722,20 @@
     <w:p>
       <w:pPr>
         <w:spacing w:after="0" w:line="240" w:lineRule="auto"/>
-      </w:pPr>
-      <w:r>
+        <w:rPr>
+          <w:lang w:eastAsia="ko-KR"/>
+        </w:rPr>
+      </w:pPr>
+      <w:r>
+        <w:rPr>
+          <w:lang w:eastAsia="ko-KR"/>
+        </w:rPr>
         <w:t>22·10^68 + 9709</w:t>
       </w:r>
       <w:r>
+        <w:rPr>
+          <w:lang w:eastAsia="ko-KR"/>
+        </w:rPr>
         <w:tab/>
         <w:t>= 251</w:t>
       </w:r>
@@ -2716,11 +2743,20 @@
     <w:p>
       <w:pPr>
         <w:spacing w:after="0" w:line="240" w:lineRule="auto"/>
-      </w:pPr>
-      <w:r>
+        <w:rPr>
+          <w:lang w:eastAsia="ko-KR"/>
+        </w:rPr>
+      </w:pPr>
+      <w:r>
+        <w:rPr>
+          <w:lang w:eastAsia="ko-KR"/>
+        </w:rPr>
         <w:t>21·10^68 + 9703</w:t>
       </w:r>
       <w:r>
+        <w:rPr>
+          <w:lang w:eastAsia="ko-KR"/>
+        </w:rPr>
         <w:tab/>
         <w:t>= 17 × 127</w:t>
       </w:r>
@@ -2728,11 +2764,20 @@
     <w:p>
       <w:pPr>
         <w:spacing w:after="0" w:line="240" w:lineRule="auto"/>
-      </w:pPr>
-      <w:r>
+        <w:rPr>
+          <w:lang w:eastAsia="ko-KR"/>
+        </w:rPr>
+      </w:pPr>
+      <w:r>
+        <w:rPr>
+          <w:lang w:eastAsia="ko-KR"/>
+        </w:rPr>
         <w:t>20·10^68 + 9699</w:t>
       </w:r>
       <w:r>
+        <w:rPr>
+          <w:lang w:eastAsia="ko-KR"/>
+        </w:rPr>
         <w:tab/>
         <w:t>= 2475593</w:t>
       </w:r>
@@ -2740,11 +2785,20 @@
     <w:p>
       <w:pPr>
         <w:spacing w:after="0" w:line="240" w:lineRule="auto"/>
-      </w:pPr>
-      <w:r>
+        <w:rPr>
+          <w:lang w:eastAsia="ko-KR"/>
+        </w:rPr>
+      </w:pPr>
+      <w:r>
+        <w:rPr>
+          <w:lang w:eastAsia="ko-KR"/>
+        </w:rPr>
         <w:t>19·10^68 + 9697</w:t>
       </w:r>
       <w:r>
+        <w:rPr>
+          <w:lang w:eastAsia="ko-KR"/>
+        </w:rPr>
         <w:tab/>
         <w:t>= 173</w:t>
       </w:r>
@@ -2752,11 +2806,20 @@
     <w:p>
       <w:pPr>
         <w:spacing w:after="0" w:line="240" w:lineRule="auto"/>
-      </w:pPr>
-      <w:r>
+        <w:rPr>
+          <w:lang w:eastAsia="ko-KR"/>
+        </w:rPr>
+      </w:pPr>
+      <w:r>
+        <w:rPr>
+          <w:lang w:eastAsia="ko-KR"/>
+        </w:rPr>
         <w:t>18·10^68 + 9693</w:t>
       </w:r>
       <w:r>
+        <w:rPr>
+          <w:lang w:eastAsia="ko-KR"/>
+        </w:rPr>
         <w:tab/>
         <w:t>= 7 × 19 × 43</w:t>
       </w:r>
@@ -2764,11 +2827,20 @@
     <w:p>
       <w:pPr>
         <w:spacing w:after="0" w:line="240" w:lineRule="auto"/>
-      </w:pPr>
-      <w:r>
+        <w:rPr>
+          <w:lang w:eastAsia="ko-KR"/>
+        </w:rPr>
+      </w:pPr>
+      <w:r>
+        <w:rPr>
+          <w:lang w:eastAsia="ko-KR"/>
+        </w:rPr>
         <w:t>17·10^68 + 9691</w:t>
       </w:r>
       <w:r>
+        <w:rPr>
+          <w:lang w:eastAsia="ko-KR"/>
+        </w:rPr>
         <w:tab/>
         <w:t>= 2503</w:t>
       </w:r>
@@ -2776,32 +2848,54 @@
     <w:p>
       <w:pPr>
         <w:spacing w:after="0" w:line="80" w:lineRule="atLeast"/>
-      </w:pPr>
-      <w:r>
+        <w:rPr>
+          <w:lang w:eastAsia="ko-KR"/>
+        </w:rPr>
+      </w:pPr>
+      <w:r>
+        <w:rPr>
+          <w:lang w:eastAsia="ko-KR"/>
+        </w:rPr>
         <w:t>16·10^68 + 9687</w:t>
       </w:r>
       <w:r>
+        <w:rPr>
+          <w:lang w:eastAsia="ko-KR"/>
+        </w:rPr>
         <w:tab/>
         <w:t xml:space="preserve">= </w:t>
       </w:r>
       <w:r>
         <w:rPr>
           <w:rFonts w:hint="eastAsia"/>
+          <w:lang w:eastAsia="ko-KR"/>
         </w:rPr>
         <w:t>⊙</w:t>
       </w:r>
       <w:r>
+        <w:rPr>
+          <w:lang w:eastAsia="ko-KR"/>
+        </w:rPr>
         <w:t xml:space="preserve"> (prime)</w:t>
       </w:r>
     </w:p>
     <w:p>
       <w:pPr>
         <w:spacing w:after="0" w:line="80" w:lineRule="atLeast"/>
-      </w:pPr>
-      <w:r>
+        <w:rPr>
+          <w:lang w:eastAsia="ko-KR"/>
+        </w:rPr>
+      </w:pPr>
+      <w:r>
+        <w:rPr>
+          <w:lang w:eastAsia="ko-KR"/>
+        </w:rPr>
         <w:t>15·10^68 + 9681</w:t>
       </w:r>
       <w:r>
+        <w:rPr>
+          <w:lang w:eastAsia="ko-KR"/>
+        </w:rPr>
         <w:tab/>
         <w:t>= 83 × 103</w:t>
       </w:r>
@@ -2809,11 +2903,20 @@
     <w:p>
       <w:pPr>
         <w:spacing w:after="0" w:line="240" w:lineRule="auto"/>
-      </w:pPr>
-      <w:r>
+        <w:rPr>
+          <w:lang w:eastAsia="ko-KR"/>
+        </w:rPr>
+      </w:pPr>
+      <w:r>
+        <w:rPr>
+          <w:lang w:eastAsia="ko-KR"/>
+        </w:rPr>
         <w:t>14·10^68 + 9679</w:t>
       </w:r>
       <w:r>
+        <w:rPr>
+          <w:lang w:eastAsia="ko-KR"/>
+        </w:rPr>
         <w:tab/>
         <w:t>= 7 × 11</w:t>
       </w:r>
@@ -2821,11 +2924,20 @@
     <w:p>
       <w:pPr>
         <w:spacing w:after="0" w:line="240" w:lineRule="auto"/>
-      </w:pPr>
-      <w:r>
+        <w:rPr>
+          <w:lang w:eastAsia="ko-KR"/>
+        </w:rPr>
+      </w:pPr>
+      <w:r>
+        <w:rPr>
+          <w:lang w:eastAsia="ko-KR"/>
+        </w:rPr>
         <w:t>13·10^68 + 9673</w:t>
       </w:r>
       <w:r>
+        <w:rPr>
+          <w:lang w:eastAsia="ko-KR"/>
+        </w:rPr>
         <w:tab/>
         <w:t>= 113459261</w:t>
       </w:r>
@@ -2833,11 +2945,20 @@
     <w:p>
       <w:pPr>
         <w:spacing w:after="0" w:line="240" w:lineRule="auto"/>
-      </w:pPr>
-      <w:r>
+        <w:rPr>
+          <w:lang w:eastAsia="ko-KR"/>
+        </w:rPr>
+      </w:pPr>
+      <w:r>
+        <w:rPr>
+          <w:lang w:eastAsia="ko-KR"/>
+        </w:rPr>
         <w:t>12·10^68 + 9669</w:t>
       </w:r>
       <w:r>
+        <w:rPr>
+          <w:lang w:eastAsia="ko-KR"/>
+        </w:rPr>
         <w:tab/>
         <w:t>= 17</w:t>
       </w:r>
@@ -2845,11 +2966,20 @@
     <w:p>
       <w:pPr>
         <w:spacing w:after="0" w:line="240" w:lineRule="auto"/>
-      </w:pPr>
-      <w:r>
+        <w:rPr>
+          <w:lang w:eastAsia="ko-KR"/>
+        </w:rPr>
+      </w:pPr>
+      <w:r>
+        <w:rPr>
+          <w:lang w:eastAsia="ko-KR"/>
+        </w:rPr>
         <w:t>11·10^68 + 9667</w:t>
       </w:r>
       <w:r>
+        <w:rPr>
+          <w:lang w:eastAsia="ko-KR"/>
+        </w:rPr>
         <w:tab/>
         <w:t>= 2810338087</w:t>
       </w:r>
@@ -2857,11 +2987,20 @@
     <w:p>
       <w:pPr>
         <w:spacing w:after="0" w:line="240" w:lineRule="auto"/>
-      </w:pPr>
-      <w:r>
+        <w:rPr>
+          <w:lang w:eastAsia="ko-KR"/>
+        </w:rPr>
+      </w:pPr>
+      <w:r>
+        <w:rPr>
+          <w:lang w:eastAsia="ko-KR"/>
+        </w:rPr>
         <w:t>10·10^68 + 9663</w:t>
       </w:r>
       <w:r>
+        <w:rPr>
+          <w:lang w:eastAsia="ko-KR"/>
+        </w:rPr>
         <w:tab/>
         <w:t>= 13</w:t>
       </w:r>
@@ -2869,11 +3008,20 @@
     <w:p>
       <w:pPr>
         <w:spacing w:after="0" w:line="240" w:lineRule="auto"/>
-      </w:pPr>
-      <w:r>
+        <w:rPr>
+          <w:lang w:eastAsia="ko-KR"/>
+        </w:rPr>
+      </w:pPr>
+      <w:r>
+        <w:rPr>
+          <w:lang w:eastAsia="ko-KR"/>
+        </w:rPr>
         <w:t>09·10^68 + 9661</w:t>
       </w:r>
       <w:r>
+        <w:rPr>
+          <w:lang w:eastAsia="ko-KR"/>
+        </w:rPr>
         <w:tab/>
         <w:t>= 6544411</w:t>
       </w:r>
@@ -2881,11 +3029,20 @@
     <w:p>
       <w:pPr>
         <w:spacing w:after="0" w:line="240" w:lineRule="auto"/>
-      </w:pPr>
-      <w:r>
+        <w:rPr>
+          <w:lang w:eastAsia="ko-KR"/>
+        </w:rPr>
+      </w:pPr>
+      <w:r>
+        <w:rPr>
+          <w:lang w:eastAsia="ko-KR"/>
+        </w:rPr>
         <w:t>08·10^68 + 9657</w:t>
       </w:r>
       <w:r>
+        <w:rPr>
+          <w:lang w:eastAsia="ko-KR"/>
+        </w:rPr>
         <w:tab/>
         <w:t>= 11</w:t>
       </w:r>
@@ -2893,11 +3050,20 @@
     <w:p>
       <w:pPr>
         <w:spacing w:after="0" w:line="240" w:lineRule="auto"/>
-      </w:pPr>
-      <w:r>
+        <w:rPr>
+          <w:lang w:eastAsia="ko-KR"/>
+        </w:rPr>
+      </w:pPr>
+      <w:r>
+        <w:rPr>
+          <w:lang w:eastAsia="ko-KR"/>
+        </w:rPr>
         <w:t>07·10^68 + 9651</w:t>
       </w:r>
       <w:r>
+        <w:rPr>
+          <w:lang w:eastAsia="ko-KR"/>
+        </w:rPr>
         <w:tab/>
         <w:t>= 7 × 59</w:t>
       </w:r>
@@ -3150,11 +3316,20 @@
     <w:p>
       <w:pPr>
         <w:spacing w:after="0" w:line="240" w:lineRule="auto"/>
-      </w:pPr>
-      <w:r>
+        <w:rPr>
+          <w:lang w:eastAsia="ko-KR"/>
+        </w:rPr>
+      </w:pPr>
+      <w:r>
+        <w:rPr>
+          <w:lang w:eastAsia="ko-KR"/>
+        </w:rPr>
         <w:t>23·10^68 + 9621</w:t>
       </w:r>
       <w:r>
+        <w:rPr>
+          <w:lang w:eastAsia="ko-KR"/>
+        </w:rPr>
         <w:tab/>
         <w:t>= 47</w:t>
       </w:r>
@@ -3162,11 +3337,20 @@
     <w:p>
       <w:pPr>
         <w:spacing w:after="0" w:line="240" w:lineRule="auto"/>
-      </w:pPr>
-      <w:r>
+        <w:rPr>
+          <w:lang w:eastAsia="ko-KR"/>
+        </w:rPr>
+      </w:pPr>
+      <w:r>
+        <w:rPr>
+          <w:lang w:eastAsia="ko-KR"/>
+        </w:rPr>
         <w:t>22·10^68 + 9619</w:t>
       </w:r>
       <w:r>
+        <w:rPr>
+          <w:lang w:eastAsia="ko-KR"/>
+        </w:rPr>
         <w:tab/>
         <w:t>= 41 × 113</w:t>
       </w:r>
@@ -3174,11 +3358,20 @@
     <w:p>
       <w:pPr>
         <w:spacing w:after="0" w:line="240" w:lineRule="auto"/>
-      </w:pPr>
-      <w:r>
+        <w:rPr>
+          <w:lang w:eastAsia="ko-KR"/>
+        </w:rPr>
+      </w:pPr>
+      <w:r>
+        <w:rPr>
+          <w:lang w:eastAsia="ko-KR"/>
+        </w:rPr>
         <w:t>21·10^68 + 9613</w:t>
       </w:r>
       <w:r>
+        <w:rPr>
+          <w:lang w:eastAsia="ko-KR"/>
+        </w:rPr>
         <w:tab/>
         <w:t>= 11</w:t>
       </w:r>
@@ -3186,11 +3379,20 @@
     <w:p>
       <w:pPr>
         <w:spacing w:after="0" w:line="240" w:lineRule="auto"/>
-      </w:pPr>
-      <w:r>
+        <w:rPr>
+          <w:lang w:eastAsia="ko-KR"/>
+        </w:rPr>
+      </w:pPr>
+      <w:r>
+        <w:rPr>
+          <w:lang w:eastAsia="ko-KR"/>
+        </w:rPr>
         <w:t>20·10^68 + 9609</w:t>
       </w:r>
       <w:r>
+        <w:rPr>
+          <w:lang w:eastAsia="ko-KR"/>
+        </w:rPr>
         <w:tab/>
         <w:t>= 7</w:t>
       </w:r>
@@ -3198,11 +3400,20 @@
     <w:p>
       <w:pPr>
         <w:spacing w:after="0" w:line="240" w:lineRule="auto"/>
-      </w:pPr>
-      <w:r>
+        <w:rPr>
+          <w:lang w:eastAsia="ko-KR"/>
+        </w:rPr>
+      </w:pPr>
+      <w:r>
+        <w:rPr>
+          <w:lang w:eastAsia="ko-KR"/>
+        </w:rPr>
         <w:t>19·10^68 + 9607</w:t>
       </w:r>
       <w:r>
+        <w:rPr>
+          <w:lang w:eastAsia="ko-KR"/>
+        </w:rPr>
         <w:tab/>
         <w:t>= 43 × 71</w:t>
       </w:r>
@@ -3210,11 +3421,20 @@
     <w:p>
       <w:pPr>
         <w:spacing w:after="0" w:line="240" w:lineRule="auto"/>
-      </w:pPr>
-      <w:r>
+        <w:rPr>
+          <w:lang w:eastAsia="ko-KR"/>
+        </w:rPr>
+      </w:pPr>
+      <w:r>
+        <w:rPr>
+          <w:lang w:eastAsia="ko-KR"/>
+        </w:rPr>
         <w:t>18·10^68 + 9603</w:t>
       </w:r>
       <w:r>
+        <w:rPr>
+          <w:lang w:eastAsia="ko-KR"/>
+        </w:rPr>
         <w:tab/>
         <w:t>= 8604670159</w:t>
       </w:r>
@@ -3222,11 +3442,20 @@
     <w:p>
       <w:pPr>
         <w:spacing w:after="0" w:line="240" w:lineRule="auto"/>
-      </w:pPr>
-      <w:r>
+        <w:rPr>
+          <w:lang w:eastAsia="ko-KR"/>
+        </w:rPr>
+      </w:pPr>
+      <w:r>
+        <w:rPr>
+          <w:lang w:eastAsia="ko-KR"/>
+        </w:rPr>
         <w:t>17·10^68 + 9601</w:t>
       </w:r>
       <w:r>
+        <w:rPr>
+          <w:lang w:eastAsia="ko-KR"/>
+        </w:rPr>
         <w:tab/>
         <w:t>= 17</w:t>
       </w:r>
@@ -3234,11 +3463,20 @@
     <w:p>
       <w:pPr>
         <w:spacing w:after="0" w:line="240" w:lineRule="auto"/>
-      </w:pPr>
-      <w:r>
+        <w:rPr>
+          <w:lang w:eastAsia="ko-KR"/>
+        </w:rPr>
+      </w:pPr>
+      <w:r>
+        <w:rPr>
+          <w:lang w:eastAsia="ko-KR"/>
+        </w:rPr>
         <w:t>16·10^68 + 9597</w:t>
       </w:r>
       <w:r>
+        <w:rPr>
+          <w:lang w:eastAsia="ko-KR"/>
+        </w:rPr>
         <w:tab/>
         <w:t>= 1201425758582077599109544725844689</w:t>
       </w:r>
@@ -3246,11 +3484,20 @@
     <w:p>
       <w:pPr>
         <w:spacing w:after="0" w:line="240" w:lineRule="auto"/>
-      </w:pPr>
-      <w:r>
+        <w:rPr>
+          <w:lang w:eastAsia="ko-KR"/>
+        </w:rPr>
+      </w:pPr>
+      <w:r>
+        <w:rPr>
+          <w:lang w:eastAsia="ko-KR"/>
+        </w:rPr>
         <w:t>15·10^68 + 9591</w:t>
       </w:r>
       <w:r>
+        <w:rPr>
+          <w:lang w:eastAsia="ko-KR"/>
+        </w:rPr>
         <w:tab/>
         <w:t>= 11 × 107 × 137</w:t>
       </w:r>
@@ -3258,11 +3505,20 @@
     <w:p>
       <w:pPr>
         <w:spacing w:after="0" w:line="240" w:lineRule="auto"/>
-      </w:pPr>
-      <w:r>
+        <w:rPr>
+          <w:lang w:eastAsia="ko-KR"/>
+        </w:rPr>
+      </w:pPr>
+      <w:r>
+        <w:rPr>
+          <w:lang w:eastAsia="ko-KR"/>
+        </w:rPr>
         <w:t>14·10^68 + 9589</w:t>
       </w:r>
       <w:r>
+        <w:rPr>
+          <w:lang w:eastAsia="ko-KR"/>
+        </w:rPr>
         <w:tab/>
         <w:t>= 5454099398921</w:t>
       </w:r>
@@ -3270,11 +3526,20 @@
     <w:p>
       <w:pPr>
         <w:spacing w:after="0" w:line="240" w:lineRule="auto"/>
-      </w:pPr>
-      <w:r>
+        <w:rPr>
+          <w:lang w:eastAsia="ko-KR"/>
+        </w:rPr>
+      </w:pPr>
+      <w:r>
+        <w:rPr>
+          <w:lang w:eastAsia="ko-KR"/>
+        </w:rPr>
         <w:t>13·10^68 + 9583</w:t>
       </w:r>
       <w:r>
+        <w:rPr>
+          <w:lang w:eastAsia="ko-KR"/>
+        </w:rPr>
         <w:tab/>
         <w:t>= 23</w:t>
       </w:r>
@@ -3282,11 +3547,20 @@
     <w:p>
       <w:pPr>
         <w:spacing w:after="0" w:line="240" w:lineRule="auto"/>
-      </w:pPr>
-      <w:r>
+        <w:rPr>
+          <w:lang w:eastAsia="ko-KR"/>
+        </w:rPr>
+      </w:pPr>
+      <w:r>
+        <w:rPr>
+          <w:lang w:eastAsia="ko-KR"/>
+        </w:rPr>
         <w:t>12·10^68 + 9579</w:t>
       </w:r>
       <w:r>
+        <w:rPr>
+          <w:lang w:eastAsia="ko-KR"/>
+        </w:rPr>
         <w:tab/>
         <w:t>= 19 × 29 × 97</w:t>
       </w:r>
@@ -3294,11 +3568,20 @@
     <w:p>
       <w:pPr>
         <w:spacing w:after="0" w:line="240" w:lineRule="auto"/>
-      </w:pPr>
-      <w:r>
+        <w:rPr>
+          <w:lang w:eastAsia="ko-KR"/>
+        </w:rPr>
+      </w:pPr>
+      <w:r>
+        <w:rPr>
+          <w:lang w:eastAsia="ko-KR"/>
+        </w:rPr>
         <w:t>11·10^68 + 9577</w:t>
       </w:r>
       <w:r>
+        <w:rPr>
+          <w:lang w:eastAsia="ko-KR"/>
+        </w:rPr>
         <w:tab/>
         <w:t>= 39288121</w:t>
       </w:r>
@@ -3306,11 +3589,20 @@
     <w:p>
       <w:pPr>
         <w:spacing w:after="0" w:line="240" w:lineRule="auto"/>
-      </w:pPr>
-      <w:r>
+        <w:rPr>
+          <w:lang w:eastAsia="ko-KR"/>
+        </w:rPr>
+      </w:pPr>
+      <w:r>
+        <w:rPr>
+          <w:lang w:eastAsia="ko-KR"/>
+        </w:rPr>
         <w:t>10·10^68 + 9573</w:t>
       </w:r>
       <w:r>
+        <w:rPr>
+          <w:lang w:eastAsia="ko-KR"/>
+        </w:rPr>
         <w:tab/>
         <w:t>= 226971008094197</w:t>
       </w:r>
@@ -3318,11 +3610,20 @@
     <w:p>
       <w:pPr>
         <w:spacing w:after="0" w:line="240" w:lineRule="auto"/>
-      </w:pPr>
-      <w:r>
+        <w:rPr>
+          <w:lang w:eastAsia="ko-KR"/>
+        </w:rPr>
+      </w:pPr>
+      <w:r>
+        <w:rPr>
+          <w:lang w:eastAsia="ko-KR"/>
+        </w:rPr>
         <w:t>09·10^68 + 9571</w:t>
       </w:r>
       <w:r>
+        <w:rPr>
+          <w:lang w:eastAsia="ko-KR"/>
+        </w:rPr>
         <w:tab/>
         <w:t>= 12451</w:t>
       </w:r>
@@ -3330,11 +3631,20 @@
     <w:p>
       <w:pPr>
         <w:spacing w:after="0" w:line="240" w:lineRule="auto"/>
-      </w:pPr>
-      <w:r>
+        <w:rPr>
+          <w:lang w:eastAsia="ko-KR"/>
+        </w:rPr>
+      </w:pPr>
+      <w:r>
+        <w:rPr>
+          <w:lang w:eastAsia="ko-KR"/>
+        </w:rPr>
         <w:t>08·10^68 + 9567</w:t>
       </w:r>
       <w:r>
+        <w:rPr>
+          <w:lang w:eastAsia="ko-KR"/>
+        </w:rPr>
         <w:tab/>
         <w:t>= 7 × 17</w:t>
       </w:r>
@@ -3342,11 +3652,20 @@
     <w:p>
       <w:pPr>
         <w:spacing w:after="0" w:line="240" w:lineRule="auto"/>
-      </w:pPr>
-      <w:r>
+        <w:rPr>
+          <w:lang w:eastAsia="ko-KR"/>
+        </w:rPr>
+      </w:pPr>
+      <w:r>
+        <w:rPr>
+          <w:lang w:eastAsia="ko-KR"/>
+        </w:rPr>
         <w:t>07·10^68 + 9561</w:t>
       </w:r>
       <w:r>
+        <w:rPr>
+          <w:lang w:eastAsia="ko-KR"/>
+        </w:rPr>
         <w:tab/>
         <w:t>= 61</w:t>
       </w:r>
@@ -3602,11 +3921,20 @@
     <w:p>
       <w:pPr>
         <w:spacing w:after="0" w:line="240" w:lineRule="auto"/>
-      </w:pPr>
-      <w:r>
+        <w:rPr>
+          <w:lang w:eastAsia="ko-KR"/>
+        </w:rPr>
+      </w:pPr>
+      <w:r>
+        <w:rPr>
+          <w:lang w:eastAsia="ko-KR"/>
+        </w:rPr>
         <w:t>23·10^68 + 9531</w:t>
       </w:r>
       <w:r>
+        <w:rPr>
+          <w:lang w:eastAsia="ko-KR"/>
+        </w:rPr>
         <w:tab/>
         <w:t>= 452883207547</w:t>
       </w:r>
@@ -3614,11 +3942,20 @@
     <w:p>
       <w:pPr>
         <w:spacing w:after="0" w:line="240" w:lineRule="auto"/>
-      </w:pPr>
-      <w:r>
+        <w:rPr>
+          <w:lang w:eastAsia="ko-KR"/>
+        </w:rPr>
+      </w:pPr>
+      <w:r>
+        <w:rPr>
+          <w:lang w:eastAsia="ko-KR"/>
+        </w:rPr>
         <w:t>22·10^68 + 9529</w:t>
       </w:r>
       <w:r>
+        <w:rPr>
+          <w:lang w:eastAsia="ko-KR"/>
+        </w:rPr>
         <w:tab/>
         <w:t>= 333367</w:t>
       </w:r>
@@ -3626,11 +3963,20 @@
     <w:p>
       <w:pPr>
         <w:spacing w:after="0" w:line="240" w:lineRule="auto"/>
-      </w:pPr>
-      <w:r>
+        <w:rPr>
+          <w:lang w:eastAsia="ko-KR"/>
+        </w:rPr>
+      </w:pPr>
+      <w:r>
+        <w:rPr>
+          <w:lang w:eastAsia="ko-KR"/>
+        </w:rPr>
         <w:t>21·10^68 + 9523</w:t>
       </w:r>
       <w:r>
+        <w:rPr>
+          <w:lang w:eastAsia="ko-KR"/>
+        </w:rPr>
         <w:tab/>
         <w:t>= 2417</w:t>
       </w:r>
@@ -3638,11 +3984,20 @@
     <w:p>
       <w:pPr>
         <w:spacing w:after="0" w:line="240" w:lineRule="auto"/>
-      </w:pPr>
-      <w:r>
+        <w:rPr>
+          <w:lang w:eastAsia="ko-KR"/>
+        </w:rPr>
+      </w:pPr>
+      <w:r>
+        <w:rPr>
+          <w:lang w:eastAsia="ko-KR"/>
+        </w:rPr>
         <w:t>20·10^68 + 9519</w:t>
       </w:r>
       <w:r>
+        <w:rPr>
+          <w:lang w:eastAsia="ko-KR"/>
+        </w:rPr>
         <w:tab/>
         <w:t>= 151</w:t>
       </w:r>
@@ -3650,11 +4005,20 @@
     <w:p>
       <w:pPr>
         <w:spacing w:after="0" w:line="240" w:lineRule="auto"/>
-      </w:pPr>
-      <w:r>
+        <w:rPr>
+          <w:lang w:eastAsia="ko-KR"/>
+        </w:rPr>
+      </w:pPr>
+      <w:r>
+        <w:rPr>
+          <w:lang w:eastAsia="ko-KR"/>
+        </w:rPr>
         <w:t>19·10^68 + 9517</w:t>
       </w:r>
       <w:r>
+        <w:rPr>
+          <w:lang w:eastAsia="ko-KR"/>
+        </w:rPr>
         <w:tab/>
         <w:t>= 16263558823</w:t>
       </w:r>
@@ -3662,11 +4026,20 @@
     <w:p>
       <w:pPr>
         <w:spacing w:after="0" w:line="240" w:lineRule="auto"/>
-      </w:pPr>
-      <w:r>
+        <w:rPr>
+          <w:lang w:eastAsia="ko-KR"/>
+        </w:rPr>
+      </w:pPr>
+      <w:r>
+        <w:rPr>
+          <w:lang w:eastAsia="ko-KR"/>
+        </w:rPr>
         <w:t>18·10^68 + 9513</w:t>
       </w:r>
       <w:r>
+        <w:rPr>
+          <w:lang w:eastAsia="ko-KR"/>
+        </w:rPr>
         <w:tab/>
         <w:t>= 223</w:t>
       </w:r>
@@ -3674,11 +4047,20 @@
     <w:p>
       <w:pPr>
         <w:spacing w:after="0" w:line="240" w:lineRule="auto"/>
-      </w:pPr>
-      <w:r>
+        <w:rPr>
+          <w:lang w:eastAsia="ko-KR"/>
+        </w:rPr>
+      </w:pPr>
+      <w:r>
+        <w:rPr>
+          <w:lang w:eastAsia="ko-KR"/>
+        </w:rPr>
         <w:t>17·10^68 + 9511</w:t>
       </w:r>
       <w:r>
+        <w:rPr>
+          <w:lang w:eastAsia="ko-KR"/>
+        </w:rPr>
         <w:tab/>
         <w:t>= 7</w:t>
       </w:r>
@@ -3686,11 +4068,20 @@
     <w:p>
       <w:pPr>
         <w:spacing w:after="0" w:line="240" w:lineRule="auto"/>
-      </w:pPr>
-      <w:r>
+        <w:rPr>
+          <w:lang w:eastAsia="ko-KR"/>
+        </w:rPr>
+      </w:pPr>
+      <w:r>
+        <w:rPr>
+          <w:lang w:eastAsia="ko-KR"/>
+        </w:rPr>
         <w:t>16·10^68 + 9507</w:t>
       </w:r>
       <w:r>
+        <w:rPr>
+          <w:lang w:eastAsia="ko-KR"/>
+        </w:rPr>
         <w:tab/>
         <w:t>= 13 × 79</w:t>
       </w:r>
@@ -3698,11 +4089,20 @@
     <w:p>
       <w:pPr>
         <w:spacing w:after="0" w:line="240" w:lineRule="auto"/>
-      </w:pPr>
-      <w:r>
+        <w:rPr>
+          <w:lang w:eastAsia="ko-KR"/>
+        </w:rPr>
+      </w:pPr>
+      <w:r>
+        <w:rPr>
+          <w:lang w:eastAsia="ko-KR"/>
+        </w:rPr>
         <w:t>15·10^68 + 9501</w:t>
       </w:r>
       <w:r>
+        <w:rPr>
+          <w:lang w:eastAsia="ko-KR"/>
+        </w:rPr>
         <w:tab/>
         <w:t>= 277</w:t>
       </w:r>
@@ -3710,11 +4110,20 @@
     <w:p>
       <w:pPr>
         <w:spacing w:after="0" w:line="240" w:lineRule="auto"/>
-      </w:pPr>
-      <w:r>
+        <w:rPr>
+          <w:lang w:eastAsia="ko-KR"/>
+        </w:rPr>
+      </w:pPr>
+      <w:r>
+        <w:rPr>
+          <w:lang w:eastAsia="ko-KR"/>
+        </w:rPr>
         <w:t>14·10^68 + 9499</w:t>
       </w:r>
       <w:r>
+        <w:rPr>
+          <w:lang w:eastAsia="ko-KR"/>
+        </w:rPr>
         <w:tab/>
         <w:t>= 17 × 199</w:t>
       </w:r>
@@ -3722,11 +4131,20 @@
     <w:p>
       <w:pPr>
         <w:spacing w:after="0" w:line="240" w:lineRule="auto"/>
-      </w:pPr>
-      <w:r>
+        <w:rPr>
+          <w:lang w:eastAsia="ko-KR"/>
+        </w:rPr>
+      </w:pPr>
+      <w:r>
+        <w:rPr>
+          <w:lang w:eastAsia="ko-KR"/>
+        </w:rPr>
         <w:t>13·10^68 + 9493</w:t>
       </w:r>
       <w:r>
+        <w:rPr>
+          <w:lang w:eastAsia="ko-KR"/>
+        </w:rPr>
         <w:tab/>
         <w:t>= 101</w:t>
       </w:r>
@@ -3734,11 +4152,20 @@
     <w:p>
       <w:pPr>
         <w:spacing w:after="0" w:line="240" w:lineRule="auto"/>
-      </w:pPr>
-      <w:r>
+        <w:rPr>
+          <w:lang w:eastAsia="ko-KR"/>
+        </w:rPr>
+      </w:pPr>
+      <w:r>
+        <w:rPr>
+          <w:lang w:eastAsia="ko-KR"/>
+        </w:rPr>
         <w:t>12·10^68 + 9489</w:t>
       </w:r>
       <w:r>
+        <w:rPr>
+          <w:lang w:eastAsia="ko-KR"/>
+        </w:rPr>
         <w:tab/>
         <w:t>= 29423</w:t>
       </w:r>
@@ -3746,11 +4173,20 @@
     <w:p>
       <w:pPr>
         <w:spacing w:after="0" w:line="240" w:lineRule="auto"/>
-      </w:pPr>
-      <w:r>
+        <w:rPr>
+          <w:lang w:eastAsia="ko-KR"/>
+        </w:rPr>
+      </w:pPr>
+      <w:r>
+        <w:rPr>
+          <w:lang w:eastAsia="ko-KR"/>
+        </w:rPr>
         <w:t>11·10^68 + 9487</w:t>
       </w:r>
       <w:r>
+        <w:rPr>
+          <w:lang w:eastAsia="ko-KR"/>
+        </w:rPr>
         <w:tab/>
         <w:t>= 6758291</w:t>
       </w:r>
@@ -3758,11 +4194,20 @@
     <w:p>
       <w:pPr>
         <w:spacing w:after="0" w:line="240" w:lineRule="auto"/>
-      </w:pPr>
-      <w:r>
+        <w:rPr>
+          <w:lang w:eastAsia="ko-KR"/>
+        </w:rPr>
+      </w:pPr>
+      <w:r>
+        <w:rPr>
+          <w:lang w:eastAsia="ko-KR"/>
+        </w:rPr>
         <w:t>10·10^68 + 9483</w:t>
       </w:r>
       <w:r>
+        <w:rPr>
+          <w:lang w:eastAsia="ko-KR"/>
+        </w:rPr>
         <w:tab/>
         <w:t>= 7 × 37</w:t>
       </w:r>
@@ -3770,11 +4215,20 @@
     <w:p>
       <w:pPr>
         <w:spacing w:after="0" w:line="240" w:lineRule="auto"/>
-      </w:pPr>
-      <w:r>
+        <w:rPr>
+          <w:lang w:eastAsia="ko-KR"/>
+        </w:rPr>
+      </w:pPr>
+      <w:r>
+        <w:rPr>
+          <w:lang w:eastAsia="ko-KR"/>
+        </w:rPr>
         <w:t>09·10^68 + 9481</w:t>
       </w:r>
       <w:r>
+        <w:rPr>
+          <w:lang w:eastAsia="ko-KR"/>
+        </w:rPr>
         <w:tab/>
         <w:t>= 11 × 13 × 67</w:t>
       </w:r>
@@ -4050,11 +4504,20 @@
     <w:p>
       <w:pPr>
         <w:spacing w:after="0" w:line="240" w:lineRule="auto"/>
-      </w:pPr>
-      <w:r>
+        <w:rPr>
+          <w:lang w:eastAsia="ko-KR"/>
+        </w:rPr>
+      </w:pPr>
+      <w:r>
+        <w:rPr>
+          <w:lang w:eastAsia="ko-KR"/>
+        </w:rPr>
         <w:t>24·10^68 + 9447</w:t>
       </w:r>
       <w:r>
+        <w:rPr>
+          <w:lang w:eastAsia="ko-KR"/>
+        </w:rPr>
         <w:tab/>
         <w:t>= 191</w:t>
       </w:r>
@@ -4062,11 +4525,20 @@
     <w:p>
       <w:pPr>
         <w:spacing w:after="0" w:line="240" w:lineRule="auto"/>
-      </w:pPr>
-      <w:r>
+        <w:rPr>
+          <w:lang w:eastAsia="ko-KR"/>
+        </w:rPr>
+      </w:pPr>
+      <w:r>
+        <w:rPr>
+          <w:lang w:eastAsia="ko-KR"/>
+        </w:rPr>
         <w:t>23·10^68 + 9441</w:t>
       </w:r>
       <w:r>
+        <w:rPr>
+          <w:lang w:eastAsia="ko-KR"/>
+        </w:rPr>
         <w:tab/>
         <w:t>= 7 × 31 × 53</w:t>
       </w:r>
@@ -4074,11 +4546,20 @@
     <w:p>
       <w:pPr>
         <w:spacing w:after="0" w:line="240" w:lineRule="auto"/>
-      </w:pPr>
-      <w:r>
+        <w:rPr>
+          <w:lang w:eastAsia="ko-KR"/>
+        </w:rPr>
+      </w:pPr>
+      <w:r>
+        <w:rPr>
+          <w:lang w:eastAsia="ko-KR"/>
+        </w:rPr>
         <w:t>22·10^68 + 9439</w:t>
       </w:r>
       <w:r>
+        <w:rPr>
+          <w:lang w:eastAsia="ko-KR"/>
+        </w:rPr>
         <w:tab/>
         <w:t>= 61=163</w:t>
       </w:r>
@@ -4086,11 +4567,20 @@
     <w:p>
       <w:pPr>
         <w:spacing w:after="0" w:line="240" w:lineRule="auto"/>
-      </w:pPr>
-      <w:r>
+        <w:rPr>
+          <w:lang w:eastAsia="ko-KR"/>
+        </w:rPr>
+      </w:pPr>
+      <w:r>
+        <w:rPr>
+          <w:lang w:eastAsia="ko-KR"/>
+        </w:rPr>
         <w:t>21·10^68 + 9433</w:t>
       </w:r>
       <w:r>
+        <w:rPr>
+          <w:lang w:eastAsia="ko-KR"/>
+        </w:rPr>
         <w:tab/>
         <w:t>= 47</w:t>
       </w:r>
@@ -4098,11 +4588,20 @@
     <w:p>
       <w:pPr>
         <w:spacing w:after="0" w:line="240" w:lineRule="auto"/>
-      </w:pPr>
-      <w:r>
+        <w:rPr>
+          <w:lang w:eastAsia="ko-KR"/>
+        </w:rPr>
+      </w:pPr>
+      <w:r>
+        <w:rPr>
+          <w:lang w:eastAsia="ko-KR"/>
+        </w:rPr>
         <w:t>20·10^68 + 9429</w:t>
       </w:r>
       <w:r>
+        <w:rPr>
+          <w:lang w:eastAsia="ko-KR"/>
+        </w:rPr>
         <w:tab/>
         <w:t>= 13</w:t>
       </w:r>
@@ -4110,11 +4609,20 @@
     <w:p>
       <w:pPr>
         <w:spacing w:after="0" w:line="240" w:lineRule="auto"/>
-      </w:pPr>
-      <w:r>
+        <w:rPr>
+          <w:lang w:eastAsia="ko-KR"/>
+        </w:rPr>
+      </w:pPr>
+      <w:r>
+        <w:rPr>
+          <w:lang w:eastAsia="ko-KR"/>
+        </w:rPr>
         <w:t>19·10^68 + 9427</w:t>
       </w:r>
       <w:r>
+        <w:rPr>
+          <w:lang w:eastAsia="ko-KR"/>
+        </w:rPr>
         <w:tab/>
         <w:t>= 7 × 19</w:t>
       </w:r>
@@ -4122,11 +4630,20 @@
     <w:p>
       <w:pPr>
         <w:spacing w:after="0" w:line="240" w:lineRule="auto"/>
-      </w:pPr>
-      <w:r>
+        <w:rPr>
+          <w:lang w:eastAsia="ko-KR"/>
+        </w:rPr>
+      </w:pPr>
+      <w:r>
+        <w:rPr>
+          <w:lang w:eastAsia="ko-KR"/>
+        </w:rPr>
         <w:t>18·10^68 + 9423</w:t>
       </w:r>
       <w:r>
+        <w:rPr>
+          <w:lang w:eastAsia="ko-KR"/>
+        </w:rPr>
         <w:tab/>
         <w:t>= 20735646490571</w:t>
       </w:r>
@@ -4134,11 +4651,20 @@
     <w:p>
       <w:pPr>
         <w:spacing w:after="0" w:line="240" w:lineRule="auto"/>
-      </w:pPr>
-      <w:r>
+        <w:rPr>
+          <w:lang w:eastAsia="ko-KR"/>
+        </w:rPr>
+      </w:pPr>
+      <w:r>
+        <w:rPr>
+          <w:lang w:eastAsia="ko-KR"/>
+        </w:rPr>
         <w:t>17·10^68 + 9421</w:t>
       </w:r>
       <w:r>
+        <w:rPr>
+          <w:lang w:eastAsia="ko-KR"/>
+        </w:rPr>
         <w:tab/>
         <w:t>= 620711053</w:t>
       </w:r>
@@ -4146,11 +4672,20 @@
     <w:p>
       <w:pPr>
         <w:spacing w:after="0" w:line="240" w:lineRule="auto"/>
-      </w:pPr>
-      <w:r>
+        <w:rPr>
+          <w:lang w:eastAsia="ko-KR"/>
+        </w:rPr>
+      </w:pPr>
+      <w:r>
+        <w:rPr>
+          <w:lang w:eastAsia="ko-KR"/>
+        </w:rPr>
         <w:t>16·10^68 + 9417</w:t>
       </w:r>
       <w:r>
+        <w:rPr>
+          <w:lang w:eastAsia="ko-KR"/>
+        </w:rPr>
         <w:tab/>
         <w:t>= 3316553</w:t>
       </w:r>
@@ -4158,11 +4693,20 @@
     <w:p>
       <w:pPr>
         <w:spacing w:after="0" w:line="240" w:lineRule="auto"/>
-      </w:pPr>
-      <w:r>
+        <w:rPr>
+          <w:lang w:eastAsia="ko-KR"/>
+        </w:rPr>
+      </w:pPr>
+      <w:r>
+        <w:rPr>
+          <w:lang w:eastAsia="ko-KR"/>
+        </w:rPr>
         <w:t>15·10^68 + 9411</w:t>
       </w:r>
       <w:r>
+        <w:rPr>
+          <w:lang w:eastAsia="ko-KR"/>
+        </w:rPr>
         <w:tab/>
         <w:t>= 2251</w:t>
       </w:r>
@@ -4170,11 +4714,20 @@
     <w:p>
       <w:pPr>
         <w:spacing w:after="0" w:line="240" w:lineRule="auto"/>
-      </w:pPr>
-      <w:r>
+        <w:rPr>
+          <w:lang w:eastAsia="ko-KR"/>
+        </w:rPr>
+      </w:pPr>
+      <w:r>
+        <w:rPr>
+          <w:lang w:eastAsia="ko-KR"/>
+        </w:rPr>
         <w:t>14·10^68 + 9409</w:t>
       </w:r>
       <w:r>
+        <w:rPr>
+          <w:lang w:eastAsia="ko-KR"/>
+        </w:rPr>
         <w:tab/>
         <w:t>= 37 × 149 × 181</w:t>
       </w:r>
@@ -4182,11 +4735,20 @@
     <w:p>
       <w:pPr>
         <w:spacing w:after="0" w:line="240" w:lineRule="auto"/>
-      </w:pPr>
-      <w:r>
+        <w:rPr>
+          <w:lang w:eastAsia="ko-KR"/>
+        </w:rPr>
+      </w:pPr>
+      <w:r>
+        <w:rPr>
+          <w:lang w:eastAsia="ko-KR"/>
+        </w:rPr>
         <w:t>13·10^68 + 9403</w:t>
       </w:r>
       <w:r>
+        <w:rPr>
+          <w:lang w:eastAsia="ko-KR"/>
+        </w:rPr>
         <w:tab/>
         <w:t>= 13</w:t>
       </w:r>
@@ -4194,11 +4756,20 @@
     <w:p>
       <w:pPr>
         <w:spacing w:after="0" w:line="240" w:lineRule="auto"/>
-      </w:pPr>
-      <w:r>
+        <w:rPr>
+          <w:lang w:eastAsia="ko-KR"/>
+        </w:rPr>
+      </w:pPr>
+      <w:r>
+        <w:rPr>
+          <w:lang w:eastAsia="ko-KR"/>
+        </w:rPr>
         <w:t>12·10^68 + 9399</w:t>
       </w:r>
       <w:r>
+        <w:rPr>
+          <w:lang w:eastAsia="ko-KR"/>
+        </w:rPr>
         <w:tab/>
         <w:t>= 7 × 23 × 179</w:t>
       </w:r>
@@ -4206,11 +4777,20 @@
     <w:p>
       <w:pPr>
         <w:spacing w:after="0" w:line="240" w:lineRule="auto"/>
-      </w:pPr>
-      <w:r>
+        <w:rPr>
+          <w:lang w:eastAsia="ko-KR"/>
+        </w:rPr>
+      </w:pPr>
+      <w:r>
+        <w:rPr>
+          <w:lang w:eastAsia="ko-KR"/>
+        </w:rPr>
         <w:t>11·10^68 + 9397</w:t>
       </w:r>
       <w:r>
+        <w:rPr>
+          <w:lang w:eastAsia="ko-KR"/>
+        </w:rPr>
         <w:tab/>
         <w:t>= 17</w:t>
       </w:r>
@@ -4218,11 +4798,20 @@
     <w:p>
       <w:pPr>
         <w:spacing w:after="0" w:line="240" w:lineRule="auto"/>
-      </w:pPr>
-      <w:r>
+        <w:rPr>
+          <w:lang w:eastAsia="ko-KR"/>
+        </w:rPr>
+      </w:pPr>
+      <w:r>
+        <w:rPr>
+          <w:lang w:eastAsia="ko-KR"/>
+        </w:rPr>
         <w:t>10·10^68 + 9393</w:t>
       </w:r>
       <w:r>
+        <w:rPr>
+          <w:lang w:eastAsia="ko-KR"/>
+        </w:rPr>
         <w:tab/>
         <w:t>= 11 × 113</w:t>
       </w:r>
@@ -4230,11 +4819,20 @@
     <w:p>
       <w:pPr>
         <w:spacing w:after="0" w:line="240" w:lineRule="auto"/>
-      </w:pPr>
-      <w:r>
+        <w:rPr>
+          <w:lang w:eastAsia="ko-KR"/>
+        </w:rPr>
+      </w:pPr>
+      <w:r>
+        <w:rPr>
+          <w:lang w:eastAsia="ko-KR"/>
+        </w:rPr>
         <w:t>09·10^68 + 9391</w:t>
       </w:r>
       <w:r>
+        <w:rPr>
+          <w:lang w:eastAsia="ko-KR"/>
+        </w:rPr>
         <w:tab/>
         <w:t>= 11159</w:t>
       </w:r>
@@ -4242,11 +4840,20 @@
     <w:p>
       <w:pPr>
         <w:spacing w:after="0" w:line="240" w:lineRule="auto"/>
-      </w:pPr>
-      <w:r>
+        <w:rPr>
+          <w:lang w:eastAsia="ko-KR"/>
+        </w:rPr>
+      </w:pPr>
+      <w:r>
+        <w:rPr>
+          <w:lang w:eastAsia="ko-KR"/>
+        </w:rPr>
         <w:t>08·10^68 + 9387</w:t>
       </w:r>
       <w:r>
+        <w:rPr>
+          <w:lang w:eastAsia="ko-KR"/>
+        </w:rPr>
         <w:tab/>
         <w:t>= 4253</w:t>
       </w:r>
@@ -4254,11 +4861,20 @@
     <w:p>
       <w:pPr>
         <w:spacing w:after="0" w:line="240" w:lineRule="auto"/>
-      </w:pPr>
-      <w:r>
+        <w:rPr>
+          <w:lang w:eastAsia="ko-KR"/>
+        </w:rPr>
+      </w:pPr>
+      <w:r>
+        <w:rPr>
+          <w:lang w:eastAsia="ko-KR"/>
+        </w:rPr>
         <w:t>07·10^68 + 9381</w:t>
       </w:r>
       <w:r>
+        <w:rPr>
+          <w:lang w:eastAsia="ko-KR"/>
+        </w:rPr>
         <w:tab/>
         <w:t>= 1667</w:t>
       </w:r>
@@ -4514,11 +5130,20 @@
     <w:p>
       <w:pPr>
         <w:spacing w:after="0" w:line="240" w:lineRule="auto"/>
-      </w:pPr>
-      <w:r>
+        <w:rPr>
+          <w:lang w:eastAsia="ko-KR"/>
+        </w:rPr>
+      </w:pPr>
+      <w:r>
+        <w:rPr>
+          <w:lang w:eastAsia="ko-KR"/>
+        </w:rPr>
         <w:t>23·10^68 + 9351</w:t>
       </w:r>
       <w:r>
+        <w:rPr>
+          <w:lang w:eastAsia="ko-KR"/>
+        </w:rPr>
         <w:tab/>
         <w:t>= 13 × 19 × 173</w:t>
       </w:r>
@@ -4526,11 +5151,20 @@
     <w:p>
       <w:pPr>
         <w:spacing w:after="0" w:line="240" w:lineRule="auto"/>
-      </w:pPr>
-      <w:r>
+        <w:rPr>
+          <w:lang w:eastAsia="ko-KR"/>
+        </w:rPr>
+      </w:pPr>
+      <w:r>
+        <w:rPr>
+          <w:lang w:eastAsia="ko-KR"/>
+        </w:rPr>
         <w:t>22·10^68 + 9349</w:t>
       </w:r>
       <w:r>
+        <w:rPr>
+          <w:lang w:eastAsia="ko-KR"/>
+        </w:rPr>
         <w:tab/>
         <w:t>= 11 × 43 × 79 × 83</w:t>
       </w:r>
@@ -4538,11 +5172,20 @@
     <w:p>
       <w:pPr>
         <w:spacing w:after="0" w:line="240" w:lineRule="auto"/>
-      </w:pPr>
-      <w:r>
+        <w:rPr>
+          <w:lang w:eastAsia="ko-KR"/>
+        </w:rPr>
+      </w:pPr>
+      <w:r>
+        <w:rPr>
+          <w:lang w:eastAsia="ko-KR"/>
+        </w:rPr>
         <w:t>21·10^68 + 9343</w:t>
       </w:r>
       <w:r>
+        <w:rPr>
+          <w:lang w:eastAsia="ko-KR"/>
+        </w:rPr>
         <w:tab/>
         <w:t>= 7</w:t>
       </w:r>
@@ -4550,11 +5193,20 @@
     <w:p>
       <w:pPr>
         <w:spacing w:after="0" w:line="240" w:lineRule="auto"/>
-      </w:pPr>
-      <w:r>
+        <w:rPr>
+          <w:lang w:eastAsia="ko-KR"/>
+        </w:rPr>
+      </w:pPr>
+      <w:r>
+        <w:rPr>
+          <w:lang w:eastAsia="ko-KR"/>
+        </w:rPr>
         <w:t>20·10^68 + 9339</w:t>
       </w:r>
       <w:r>
+        <w:rPr>
+          <w:lang w:eastAsia="ko-KR"/>
+        </w:rPr>
         <w:tab/>
         <w:t>= 47</w:t>
       </w:r>
@@ -4562,11 +5214,20 @@
     <w:p>
       <w:pPr>
         <w:spacing w:after="0" w:line="240" w:lineRule="auto"/>
-      </w:pPr>
-      <w:r>
+        <w:rPr>
+          <w:lang w:eastAsia="ko-KR"/>
+        </w:rPr>
+      </w:pPr>
+      <w:r>
+        <w:rPr>
+          <w:lang w:eastAsia="ko-KR"/>
+        </w:rPr>
         <w:t>19·10^68 + 9337</w:t>
       </w:r>
       <w:r>
+        <w:rPr>
+          <w:lang w:eastAsia="ko-KR"/>
+        </w:rPr>
         <w:tab/>
         <w:t>= 11907215078327</w:t>
       </w:r>
@@ -4574,11 +5235,20 @@
     <w:p>
       <w:pPr>
         <w:spacing w:after="0" w:line="240" w:lineRule="auto"/>
-      </w:pPr>
-      <w:r>
+        <w:rPr>
+          <w:lang w:eastAsia="ko-KR"/>
+        </w:rPr>
+      </w:pPr>
+      <w:r>
+        <w:rPr>
+          <w:lang w:eastAsia="ko-KR"/>
+        </w:rPr>
         <w:t>18·10^68 + 9333</w:t>
       </w:r>
       <w:r>
+        <w:rPr>
+          <w:lang w:eastAsia="ko-KR"/>
+        </w:rPr>
         <w:tab/>
         <w:t>= 2269</w:t>
       </w:r>
@@ -4586,11 +5256,20 @@
     <w:p>
       <w:pPr>
         <w:spacing w:after="0" w:line="240" w:lineRule="auto"/>
-      </w:pPr>
-      <w:r>
+        <w:rPr>
+          <w:lang w:eastAsia="ko-KR"/>
+        </w:rPr>
+      </w:pPr>
+      <w:r>
+        <w:rPr>
+          <w:lang w:eastAsia="ko-KR"/>
+        </w:rPr>
         <w:t>17·10^68 + 9331</w:t>
       </w:r>
       <w:r>
+        <w:rPr>
+          <w:lang w:eastAsia="ko-KR"/>
+        </w:rPr>
         <w:tab/>
         <w:t>= 659</w:t>
       </w:r>
@@ -4598,11 +5277,20 @@
     <w:p>
       <w:pPr>
         <w:spacing w:after="0" w:line="240" w:lineRule="auto"/>
-      </w:pPr>
-      <w:r>
+        <w:rPr>
+          <w:lang w:eastAsia="ko-KR"/>
+        </w:rPr>
+      </w:pPr>
+      <w:r>
+        <w:rPr>
+          <w:lang w:eastAsia="ko-KR"/>
+        </w:rPr>
         <w:t>16·10^68 + 9327</w:t>
       </w:r>
       <w:r>
+        <w:rPr>
+          <w:lang w:eastAsia="ko-KR"/>
+        </w:rPr>
         <w:tab/>
         <w:t>= 11 × 139</w:t>
       </w:r>
@@ -4610,11 +5298,20 @@
     <w:p>
       <w:pPr>
         <w:spacing w:after="0" w:line="240" w:lineRule="auto"/>
-      </w:pPr>
-      <w:r>
+        <w:rPr>
+          <w:lang w:eastAsia="ko-KR"/>
+        </w:rPr>
+      </w:pPr>
+      <w:r>
+        <w:rPr>
+          <w:lang w:eastAsia="ko-KR"/>
+        </w:rPr>
         <w:t>15·10^68 + 9321</w:t>
       </w:r>
       <w:r>
+        <w:rPr>
+          <w:lang w:eastAsia="ko-KR"/>
+        </w:rPr>
         <w:tab/>
         <w:t>= 197</w:t>
       </w:r>
@@ -4622,11 +5319,20 @@
     <w:p>
       <w:pPr>
         <w:spacing w:after="0" w:line="240" w:lineRule="auto"/>
-      </w:pPr>
-      <w:r>
+        <w:rPr>
+          <w:lang w:eastAsia="ko-KR"/>
+        </w:rPr>
+      </w:pPr>
+      <w:r>
+        <w:rPr>
+          <w:lang w:eastAsia="ko-KR"/>
+        </w:rPr>
         <w:t>14·10^68 + 9319</w:t>
       </w:r>
       <w:r>
+        <w:rPr>
+          <w:lang w:eastAsia="ko-KR"/>
+        </w:rPr>
         <w:tab/>
         <w:t>= 1039</w:t>
       </w:r>
@@ -4634,11 +5340,20 @@
     <w:p>
       <w:pPr>
         <w:spacing w:after="0" w:line="240" w:lineRule="auto"/>
-      </w:pPr>
-      <w:r>
+        <w:rPr>
+          <w:lang w:eastAsia="ko-KR"/>
+        </w:rPr>
+      </w:pPr>
+      <w:r>
+        <w:rPr>
+          <w:lang w:eastAsia="ko-KR"/>
+        </w:rPr>
         <w:t>13·10^68 + 9313</w:t>
       </w:r>
       <w:r>
+        <w:rPr>
+          <w:lang w:eastAsia="ko-KR"/>
+        </w:rPr>
         <w:tab/>
         <w:t>= 19</w:t>
       </w:r>
@@ -4646,11 +5361,20 @@
     <w:p>
       <w:pPr>
         <w:spacing w:after="0" w:line="240" w:lineRule="auto"/>
-      </w:pPr>
-      <w:r>
+        <w:rPr>
+          <w:lang w:eastAsia="ko-KR"/>
+        </w:rPr>
+      </w:pPr>
+      <w:r>
+        <w:rPr>
+          <w:lang w:eastAsia="ko-KR"/>
+        </w:rPr>
         <w:t>12·10^68 + 9309</w:t>
       </w:r>
       <w:r>
+        <w:rPr>
+          <w:lang w:eastAsia="ko-KR"/>
+        </w:rPr>
         <w:tab/>
         <w:t>= 60091</w:t>
       </w:r>
@@ -4658,11 +5382,20 @@
     <w:p>
       <w:pPr>
         <w:spacing w:after="0" w:line="240" w:lineRule="auto"/>
-      </w:pPr>
-      <w:r>
+        <w:rPr>
+          <w:lang w:eastAsia="ko-KR"/>
+        </w:rPr>
+      </w:pPr>
+      <w:r>
+        <w:rPr>
+          <w:lang w:eastAsia="ko-KR"/>
+        </w:rPr>
         <w:t>11·10^68 + 9307</w:t>
       </w:r>
       <w:r>
+        <w:rPr>
+          <w:lang w:eastAsia="ko-KR"/>
+        </w:rPr>
         <w:tab/>
         <w:t>= 23</w:t>
       </w:r>
@@ -4670,11 +5403,20 @@
     <w:p>
       <w:pPr>
         <w:spacing w:after="0" w:line="240" w:lineRule="auto"/>
-      </w:pPr>
-      <w:r>
+        <w:rPr>
+          <w:lang w:eastAsia="ko-KR"/>
+        </w:rPr>
+      </w:pPr>
+      <w:r>
+        <w:rPr>
+          <w:lang w:eastAsia="ko-KR"/>
+        </w:rPr>
         <w:t>10·10^68 + 9303</w:t>
       </w:r>
       <w:r>
+        <w:rPr>
+          <w:lang w:eastAsia="ko-KR"/>
+        </w:rPr>
         <w:tab/>
         <w:t>= 3797</w:t>
       </w:r>
@@ -4682,11 +5424,20 @@
     <w:p>
       <w:pPr>
         <w:spacing w:after="0" w:line="240" w:lineRule="auto"/>
-      </w:pPr>
-      <w:r>
+        <w:rPr>
+          <w:lang w:eastAsia="ko-KR"/>
+        </w:rPr>
+      </w:pPr>
+      <w:r>
+        <w:rPr>
+          <w:lang w:eastAsia="ko-KR"/>
+        </w:rPr>
         <w:t>09·10^68 + 9301</w:t>
       </w:r>
       <w:r>
+        <w:rPr>
+          <w:lang w:eastAsia="ko-KR"/>
+        </w:rPr>
         <w:tab/>
         <w:t>= 7</w:t>
       </w:r>
@@ -4694,11 +5445,20 @@
     <w:p>
       <w:pPr>
         <w:spacing w:after="0" w:line="240" w:lineRule="auto"/>
-      </w:pPr>
-      <w:r>
+        <w:rPr>
+          <w:lang w:eastAsia="ko-KR"/>
+        </w:rPr>
+      </w:pPr>
+      <w:r>
+        <w:rPr>
+          <w:lang w:eastAsia="ko-KR"/>
+        </w:rPr>
         <w:t>08·10^68 + 9297</w:t>
       </w:r>
       <w:r>
+        <w:rPr>
+          <w:lang w:eastAsia="ko-KR"/>
+        </w:rPr>
         <w:tab/>
         <w:t>= 59</w:t>
       </w:r>
@@ -4706,11 +5466,20 @@
     <w:p>
       <w:pPr>
         <w:spacing w:after="0" w:line="240" w:lineRule="auto"/>
-      </w:pPr>
-      <w:r>
+        <w:rPr>
+          <w:lang w:eastAsia="ko-KR"/>
+        </w:rPr>
+      </w:pPr>
+      <w:r>
+        <w:rPr>
+          <w:lang w:eastAsia="ko-KR"/>
+        </w:rPr>
         <w:t>07·10^68 + 9291</w:t>
       </w:r>
       <w:r>
+        <w:rPr>
+          <w:lang w:eastAsia="ko-KR"/>
+        </w:rPr>
         <w:tab/>
         <w:t>= 41 × 101</w:t>
       </w:r>
@@ -4986,11 +5755,20 @@
     <w:p>
       <w:pPr>
         <w:spacing w:after="0" w:line="240" w:lineRule="auto"/>
-      </w:pPr>
-      <w:r>
+        <w:rPr>
+          <w:lang w:eastAsia="ko-KR"/>
+        </w:rPr>
+      </w:pPr>
+      <w:r>
+        <w:rPr>
+          <w:lang w:eastAsia="ko-KR"/>
+        </w:rPr>
         <w:t>22·10^68 + 9259</w:t>
       </w:r>
       <w:r>
+        <w:rPr>
+          <w:lang w:eastAsia="ko-KR"/>
+        </w:rPr>
         <w:tab/>
         <w:t>= 7</w:t>
       </w:r>
@@ -4998,11 +5776,20 @@
     <w:p>
       <w:pPr>
         <w:spacing w:after="0" w:line="240" w:lineRule="auto"/>
-      </w:pPr>
-      <w:r>
+        <w:rPr>
+          <w:lang w:eastAsia="ko-KR"/>
+        </w:rPr>
+      </w:pPr>
+      <w:r>
+        <w:rPr>
+          <w:lang w:eastAsia="ko-KR"/>
+        </w:rPr>
         <w:t>21·10^68 + 9253</w:t>
       </w:r>
       <w:r>
+        <w:rPr>
+          <w:lang w:eastAsia="ko-KR"/>
+        </w:rPr>
         <w:tab/>
         <w:t>= 131</w:t>
       </w:r>
@@ -5010,11 +5797,20 @@
     <w:p>
       <w:pPr>
         <w:spacing w:after="0" w:line="240" w:lineRule="auto"/>
-      </w:pPr>
-      <w:r>
+        <w:rPr>
+          <w:lang w:eastAsia="ko-KR"/>
+        </w:rPr>
+      </w:pPr>
+      <w:r>
+        <w:rPr>
+          <w:lang w:eastAsia="ko-KR"/>
+        </w:rPr>
         <w:t>20·10^68 + 9249</w:t>
       </w:r>
       <w:r>
+        <w:rPr>
+          <w:lang w:eastAsia="ko-KR"/>
+        </w:rPr>
         <w:tab/>
         <w:t>= 92593</w:t>
       </w:r>
@@ -5022,11 +5818,20 @@
     <w:p>
       <w:pPr>
         <w:spacing w:after="0" w:line="240" w:lineRule="auto"/>
-      </w:pPr>
-      <w:r>
+        <w:rPr>
+          <w:lang w:eastAsia="ko-KR"/>
+        </w:rPr>
+      </w:pPr>
+      <w:r>
+        <w:rPr>
+          <w:lang w:eastAsia="ko-KR"/>
+        </w:rPr>
         <w:t>19·10^68 + 9247</w:t>
       </w:r>
       <w:r>
+        <w:rPr>
+          <w:lang w:eastAsia="ko-KR"/>
+        </w:rPr>
         <w:tab/>
         <w:t>= 13</w:t>
       </w:r>
@@ -5034,11 +5839,20 @@
     <w:p>
       <w:pPr>
         <w:spacing w:after="0" w:line="240" w:lineRule="auto"/>
-      </w:pPr>
-      <w:r>
+        <w:rPr>
+          <w:lang w:eastAsia="ko-KR"/>
+        </w:rPr>
+      </w:pPr>
+      <w:r>
+        <w:rPr>
+          <w:lang w:eastAsia="ko-KR"/>
+        </w:rPr>
         <w:t>18·10^68 + 9243</w:t>
       </w:r>
       <w:r>
+        <w:rPr>
+          <w:lang w:eastAsia="ko-KR"/>
+        </w:rPr>
         <w:tab/>
         <w:t>= 60822049</w:t>
       </w:r>
@@ -5046,11 +5860,20 @@
     <w:p>
       <w:pPr>
         <w:spacing w:after="0" w:line="240" w:lineRule="auto"/>
-      </w:pPr>
-      <w:r>
+        <w:rPr>
+          <w:lang w:eastAsia="ko-KR"/>
+        </w:rPr>
+      </w:pPr>
+      <w:r>
+        <w:rPr>
+          <w:lang w:eastAsia="ko-KR"/>
+        </w:rPr>
         <w:t>17·10^68 + 9241</w:t>
       </w:r>
       <w:r>
+        <w:rPr>
+          <w:lang w:eastAsia="ko-KR"/>
+        </w:rPr>
         <w:tab/>
         <w:t>= 172029853</w:t>
       </w:r>
@@ -5058,11 +5881,20 @@
     <w:p>
       <w:pPr>
         <w:spacing w:after="0" w:line="240" w:lineRule="auto"/>
-      </w:pPr>
-      <w:r>
+        <w:rPr>
+          <w:lang w:eastAsia="ko-KR"/>
+        </w:rPr>
+      </w:pPr>
+      <w:r>
+        <w:rPr>
+          <w:lang w:eastAsia="ko-KR"/>
+        </w:rPr>
         <w:t>16·10^68 + 9237</w:t>
       </w:r>
       <w:r>
+        <w:rPr>
+          <w:lang w:eastAsia="ko-KR"/>
+        </w:rPr>
         <w:tab/>
         <w:t>= 19</w:t>
       </w:r>
@@ -5070,11 +5902,20 @@
     <w:p>
       <w:pPr>
         <w:spacing w:after="0" w:line="240" w:lineRule="auto"/>
-      </w:pPr>
-      <w:r>
+        <w:rPr>
+          <w:lang w:eastAsia="ko-KR"/>
+        </w:rPr>
+      </w:pPr>
+      <w:r>
+        <w:rPr>
+          <w:lang w:eastAsia="ko-KR"/>
+        </w:rPr>
         <w:t>15·10^68 + 9231</w:t>
       </w:r>
       <w:r>
+        <w:rPr>
+          <w:lang w:eastAsia="ko-KR"/>
+        </w:rPr>
         <w:tab/>
         <w:t>= 7 × 29</w:t>
       </w:r>
@@ -5082,11 +5923,20 @@
     <w:p>
       <w:pPr>
         <w:spacing w:after="0" w:line="240" w:lineRule="auto"/>
-      </w:pPr>
-      <w:r>
+        <w:rPr>
+          <w:lang w:eastAsia="ko-KR"/>
+        </w:rPr>
+      </w:pPr>
+      <w:r>
+        <w:rPr>
+          <w:lang w:eastAsia="ko-KR"/>
+        </w:rPr>
         <w:t>14·10^68 + 9229</w:t>
       </w:r>
       <w:r>
+        <w:rPr>
+          <w:lang w:eastAsia="ko-KR"/>
+        </w:rPr>
         <w:tab/>
         <w:t>= 53</w:t>
       </w:r>
@@ -5094,11 +5944,20 @@
     <w:p>
       <w:pPr>
         <w:spacing w:after="0" w:line="240" w:lineRule="auto"/>
-      </w:pPr>
-      <w:r>
+        <w:rPr>
+          <w:lang w:eastAsia="ko-KR"/>
+        </w:rPr>
+      </w:pPr>
+      <w:r>
+        <w:rPr>
+          <w:lang w:eastAsia="ko-KR"/>
+        </w:rPr>
         <w:t>13·10^68 + 9223</w:t>
       </w:r>
       <w:r>
+        <w:rPr>
+          <w:lang w:eastAsia="ko-KR"/>
+        </w:rPr>
         <w:tab/>
         <w:t>= 239</w:t>
       </w:r>
@@ -5106,32 +5965,54 @@
     <w:p>
       <w:pPr>
         <w:spacing w:after="0" w:line="80" w:lineRule="atLeast"/>
-      </w:pPr>
-      <w:r>
+        <w:rPr>
+          <w:lang w:eastAsia="ko-KR"/>
+        </w:rPr>
+      </w:pPr>
+      <w:r>
+        <w:rPr>
+          <w:lang w:eastAsia="ko-KR"/>
+        </w:rPr>
         <w:t>12·10^68 + 9219</w:t>
       </w:r>
       <w:r>
+        <w:rPr>
+          <w:lang w:eastAsia="ko-KR"/>
+        </w:rPr>
         <w:tab/>
         <w:t xml:space="preserve">= </w:t>
       </w:r>
       <w:r>
         <w:rPr>
           <w:rFonts w:hint="eastAsia"/>
+          <w:lang w:eastAsia="ko-KR"/>
         </w:rPr>
         <w:t>⊙</w:t>
       </w:r>
       <w:r>
+        <w:rPr>
+          <w:lang w:eastAsia="ko-KR"/>
+        </w:rPr>
         <w:t xml:space="preserve"> (prime)</w:t>
       </w:r>
     </w:p>
     <w:p>
       <w:pPr>
         <w:spacing w:after="0" w:line="240" w:lineRule="auto"/>
-      </w:pPr>
-      <w:r>
+        <w:rPr>
+          <w:lang w:eastAsia="ko-KR"/>
+        </w:rPr>
+      </w:pPr>
+      <w:r>
+        <w:rPr>
+          <w:lang w:eastAsia="ko-KR"/>
+        </w:rPr>
         <w:t>11·10^68 + 9217</w:t>
       </w:r>
       <w:r>
+        <w:rPr>
+          <w:lang w:eastAsia="ko-KR"/>
+        </w:rPr>
         <w:tab/>
         <w:t>= 7 × 11 × 151</w:t>
       </w:r>
@@ -5139,11 +6020,20 @@
     <w:p>
       <w:pPr>
         <w:spacing w:after="0" w:line="240" w:lineRule="auto"/>
-      </w:pPr>
-      <w:r>
+        <w:rPr>
+          <w:lang w:eastAsia="ko-KR"/>
+        </w:rPr>
+      </w:pPr>
+      <w:r>
+        <w:rPr>
+          <w:lang w:eastAsia="ko-KR"/>
+        </w:rPr>
         <w:t>10·10^68 + 9213</w:t>
       </w:r>
       <w:r>
+        <w:rPr>
+          <w:lang w:eastAsia="ko-KR"/>
+        </w:rPr>
         <w:tab/>
         <w:t>= 67</w:t>
       </w:r>
@@ -5151,11 +6041,20 @@
     <w:p>
       <w:pPr>
         <w:spacing w:after="0" w:line="240" w:lineRule="auto"/>
-      </w:pPr>
-      <w:r>
+        <w:rPr>
+          <w:lang w:eastAsia="ko-KR"/>
+        </w:rPr>
+      </w:pPr>
+      <w:r>
+        <w:rPr>
+          <w:lang w:eastAsia="ko-KR"/>
+        </w:rPr>
         <w:t>09·10^68 + 9211</w:t>
       </w:r>
       <w:r>
+        <w:rPr>
+          <w:lang w:eastAsia="ko-KR"/>
+        </w:rPr>
         <w:tab/>
         <w:t>= 166980854360519</w:t>
       </w:r>
@@ -5163,11 +6062,20 @@
     <w:p>
       <w:pPr>
         <w:spacing w:after="0" w:line="240" w:lineRule="auto"/>
-      </w:pPr>
-      <w:r>
+        <w:rPr>
+          <w:lang w:eastAsia="ko-KR"/>
+        </w:rPr>
+      </w:pPr>
+      <w:r>
+        <w:rPr>
+          <w:lang w:eastAsia="ko-KR"/>
+        </w:rPr>
         <w:t>08·10^68 + 9207</w:t>
       </w:r>
       <w:r>
+        <w:rPr>
+          <w:lang w:eastAsia="ko-KR"/>
+        </w:rPr>
         <w:tab/>
         <w:t>= 251</w:t>
       </w:r>
@@ -5175,21 +6083,34 @@
     <w:p>
       <w:pPr>
         <w:spacing w:after="0" w:line="80" w:lineRule="atLeast"/>
-      </w:pPr>
-      <w:r>
+        <w:rPr>
+          <w:lang w:eastAsia="ko-KR"/>
+        </w:rPr>
+      </w:pPr>
+      <w:r>
+        <w:rPr>
+          <w:lang w:eastAsia="ko-KR"/>
+        </w:rPr>
         <w:t>07·10^68 + 9201</w:t>
       </w:r>
       <w:r>
+        <w:rPr>
+          <w:lang w:eastAsia="ko-KR"/>
+        </w:rPr>
         <w:tab/>
         <w:t xml:space="preserve">= </w:t>
       </w:r>
       <w:r>
         <w:rPr>
           <w:rFonts w:hint="eastAsia"/>
+          <w:lang w:eastAsia="ko-KR"/>
         </w:rPr>
         <w:t>⊙</w:t>
       </w:r>
       <w:r>
+        <w:rPr>
+          <w:lang w:eastAsia="ko-KR"/>
+        </w:rPr>
         <w:t xml:space="preserve"> (prime)</w:t>
       </w:r>
     </w:p>
@@ -5421,12 +6342,21 @@
     <w:p>
       <w:pPr>
         <w:spacing w:after="0" w:line="240" w:lineRule="auto"/>
-      </w:pPr>
-      <w:r>
+        <w:rPr>
+          <w:lang w:eastAsia="ko-KR"/>
+        </w:rPr>
+      </w:pPr>
+      <w:r>
+        <w:rPr>
+          <w:lang w:eastAsia="ko-KR"/>
+        </w:rPr>
         <w:lastRenderedPageBreak/>
         <w:t>24·10^68 + 9177</w:t>
       </w:r>
       <w:r>
+        <w:rPr>
+          <w:lang w:eastAsia="ko-KR"/>
+        </w:rPr>
         <w:tab/>
         <w:t>= 43</w:t>
       </w:r>
@@ -5434,11 +6364,20 @@
     <w:p>
       <w:pPr>
         <w:spacing w:after="0" w:line="240" w:lineRule="auto"/>
-      </w:pPr>
-      <w:r>
+        <w:rPr>
+          <w:lang w:eastAsia="ko-KR"/>
+        </w:rPr>
+      </w:pPr>
+      <w:r>
+        <w:rPr>
+          <w:lang w:eastAsia="ko-KR"/>
+        </w:rPr>
         <w:t>23·10^68 + 9171</w:t>
       </w:r>
       <w:r>
+        <w:rPr>
+          <w:lang w:eastAsia="ko-KR"/>
+        </w:rPr>
         <w:tab/>
         <w:t>= 467</w:t>
       </w:r>
@@ -5446,11 +6385,20 @@
     <w:p>
       <w:pPr>
         <w:spacing w:after="0" w:line="240" w:lineRule="auto"/>
-      </w:pPr>
-      <w:r>
+        <w:rPr>
+          <w:lang w:eastAsia="ko-KR"/>
+        </w:rPr>
+      </w:pPr>
+      <w:r>
+        <w:rPr>
+          <w:lang w:eastAsia="ko-KR"/>
+        </w:rPr>
         <w:t>22·10^68 + 9169</w:t>
       </w:r>
       <w:r>
+        <w:rPr>
+          <w:lang w:eastAsia="ko-KR"/>
+        </w:rPr>
         <w:tab/>
         <w:t>= 13 × 23</w:t>
       </w:r>
@@ -5458,11 +6406,20 @@
     <w:p>
       <w:pPr>
         <w:spacing w:after="0" w:line="240" w:lineRule="auto"/>
-      </w:pPr>
-      <w:r>
+        <w:rPr>
+          <w:lang w:eastAsia="ko-KR"/>
+        </w:rPr>
+      </w:pPr>
+      <w:r>
+        <w:rPr>
+          <w:lang w:eastAsia="ko-KR"/>
+        </w:rPr>
         <w:t>21·10^68 + 9163</w:t>
       </w:r>
       <w:r>
+        <w:rPr>
+          <w:lang w:eastAsia="ko-KR"/>
+        </w:rPr>
         <w:tab/>
         <w:t>= 107</w:t>
       </w:r>
@@ -5470,11 +6427,20 @@
     <w:p>
       <w:pPr>
         <w:spacing w:after="0" w:line="240" w:lineRule="auto"/>
-      </w:pPr>
-      <w:r>
+        <w:rPr>
+          <w:lang w:eastAsia="ko-KR"/>
+        </w:rPr>
+      </w:pPr>
+      <w:r>
+        <w:rPr>
+          <w:lang w:eastAsia="ko-KR"/>
+        </w:rPr>
         <w:t>20·10^68 + 9159</w:t>
       </w:r>
       <w:r>
+        <w:rPr>
+          <w:lang w:eastAsia="ko-KR"/>
+        </w:rPr>
         <w:tab/>
         <w:t>= 17</w:t>
       </w:r>
@@ -5482,11 +6448,20 @@
     <w:p>
       <w:pPr>
         <w:spacing w:after="0" w:line="240" w:lineRule="auto"/>
-      </w:pPr>
-      <w:r>
+        <w:rPr>
+          <w:lang w:eastAsia="ko-KR"/>
+        </w:rPr>
+      </w:pPr>
+      <w:r>
+        <w:rPr>
+          <w:lang w:eastAsia="ko-KR"/>
+        </w:rPr>
         <w:t>19·10^68 + 9157</w:t>
       </w:r>
       <w:r>
+        <w:rPr>
+          <w:lang w:eastAsia="ko-KR"/>
+        </w:rPr>
         <w:tab/>
         <w:t>= 1321</w:t>
       </w:r>
@@ -5494,11 +6469,20 @@
     <w:p>
       <w:pPr>
         <w:spacing w:after="0" w:line="240" w:lineRule="auto"/>
-      </w:pPr>
-      <w:r>
+        <w:rPr>
+          <w:lang w:eastAsia="ko-KR"/>
+        </w:rPr>
+      </w:pPr>
+      <w:r>
+        <w:rPr>
+          <w:lang w:eastAsia="ko-KR"/>
+        </w:rPr>
         <w:t>18·10^68 + 9153</w:t>
       </w:r>
       <w:r>
+        <w:rPr>
+          <w:lang w:eastAsia="ko-KR"/>
+        </w:rPr>
         <w:tab/>
         <w:t>= 6229</w:t>
       </w:r>
@@ -5506,11 +6490,20 @@
     <w:p>
       <w:pPr>
         <w:spacing w:after="0" w:line="240" w:lineRule="auto"/>
-      </w:pPr>
-      <w:r>
+        <w:rPr>
+          <w:lang w:eastAsia="ko-KR"/>
+        </w:rPr>
+      </w:pPr>
+      <w:r>
+        <w:rPr>
+          <w:lang w:eastAsia="ko-KR"/>
+        </w:rPr>
         <w:t>17·10^68 + 9151</w:t>
       </w:r>
       <w:r>
+        <w:rPr>
+          <w:lang w:eastAsia="ko-KR"/>
+        </w:rPr>
         <w:tab/>
         <w:t>= 11 × 47</w:t>
       </w:r>
@@ -5518,11 +6511,20 @@
     <w:p>
       <w:pPr>
         <w:spacing w:after="0" w:line="240" w:lineRule="auto"/>
-      </w:pPr>
-      <w:r>
+        <w:rPr>
+          <w:lang w:eastAsia="ko-KR"/>
+        </w:rPr>
+      </w:pPr>
+      <w:r>
+        <w:rPr>
+          <w:lang w:eastAsia="ko-KR"/>
+        </w:rPr>
         <w:t>16·10^68 + 9147</w:t>
       </w:r>
       <w:r>
+        <w:rPr>
+          <w:lang w:eastAsia="ko-KR"/>
+        </w:rPr>
         <w:tab/>
         <w:t>= 7</w:t>
       </w:r>
@@ -5530,11 +6532,20 @@
     <w:p>
       <w:pPr>
         <w:spacing w:after="0" w:line="240" w:lineRule="auto"/>
-      </w:pPr>
-      <w:r>
+        <w:rPr>
+          <w:lang w:eastAsia="ko-KR"/>
+        </w:rPr>
+      </w:pPr>
+      <w:r>
+        <w:rPr>
+          <w:lang w:eastAsia="ko-KR"/>
+        </w:rPr>
         <w:t>15·10^68 + 9141</w:t>
       </w:r>
       <w:r>
+        <w:rPr>
+          <w:lang w:eastAsia="ko-KR"/>
+        </w:rPr>
         <w:tab/>
         <w:t>= 596159</w:t>
       </w:r>
@@ -5542,11 +6553,20 @@
     <w:p>
       <w:pPr>
         <w:spacing w:after="0" w:line="240" w:lineRule="auto"/>
-      </w:pPr>
-      <w:r>
+        <w:rPr>
+          <w:lang w:eastAsia="ko-KR"/>
+        </w:rPr>
+      </w:pPr>
+      <w:r>
+        <w:rPr>
+          <w:lang w:eastAsia="ko-KR"/>
+        </w:rPr>
         <w:t>14·10^68 + 9139</w:t>
       </w:r>
       <w:r>
+        <w:rPr>
+          <w:lang w:eastAsia="ko-KR"/>
+        </w:rPr>
         <w:tab/>
         <w:t>= 57347</w:t>
       </w:r>
@@ -5554,11 +6574,20 @@
     <w:p>
       <w:pPr>
         <w:spacing w:after="0" w:line="240" w:lineRule="auto"/>
-      </w:pPr>
-      <w:r>
+        <w:rPr>
+          <w:lang w:eastAsia="ko-KR"/>
+        </w:rPr>
+      </w:pPr>
+      <w:r>
+        <w:rPr>
+          <w:lang w:eastAsia="ko-KR"/>
+        </w:rPr>
         <w:t>13·10^68 + 9133</w:t>
       </w:r>
       <w:r>
+        <w:rPr>
+          <w:lang w:eastAsia="ko-KR"/>
+        </w:rPr>
         <w:tab/>
         <w:t>= 7</w:t>
       </w:r>
@@ -5566,11 +6595,20 @@
     <w:p>
       <w:pPr>
         <w:spacing w:after="0" w:line="240" w:lineRule="auto"/>
-      </w:pPr>
-      <w:r>
+        <w:rPr>
+          <w:lang w:eastAsia="ko-KR"/>
+        </w:rPr>
+      </w:pPr>
+      <w:r>
+        <w:rPr>
+          <w:lang w:eastAsia="ko-KR"/>
+        </w:rPr>
         <w:t>12·10^68 + 9129</w:t>
       </w:r>
       <w:r>
+        <w:rPr>
+          <w:lang w:eastAsia="ko-KR"/>
+        </w:rPr>
         <w:tab/>
         <w:t>= 11</w:t>
       </w:r>
@@ -5578,11 +6616,20 @@
     <w:p>
       <w:pPr>
         <w:spacing w:after="0" w:line="240" w:lineRule="auto"/>
-      </w:pPr>
-      <w:r>
+        <w:rPr>
+          <w:lang w:eastAsia="ko-KR"/>
+        </w:rPr>
+      </w:pPr>
+      <w:r>
+        <w:rPr>
+          <w:lang w:eastAsia="ko-KR"/>
+        </w:rPr>
         <w:t>11·10^68 + 9127</w:t>
       </w:r>
       <w:r>
+        <w:rPr>
+          <w:lang w:eastAsia="ko-KR"/>
+        </w:rPr>
         <w:tab/>
         <w:t>= 41</w:t>
       </w:r>
@@ -5590,11 +6637,20 @@
     <w:p>
       <w:pPr>
         <w:spacing w:after="0" w:line="240" w:lineRule="auto"/>
-      </w:pPr>
-      <w:r>
+        <w:rPr>
+          <w:lang w:eastAsia="ko-KR"/>
+        </w:rPr>
+      </w:pPr>
+      <w:r>
+        <w:rPr>
+          <w:lang w:eastAsia="ko-KR"/>
+        </w:rPr>
         <w:t>10·10^68 + 9123</w:t>
       </w:r>
       <w:r>
+        <w:rPr>
+          <w:lang w:eastAsia="ko-KR"/>
+        </w:rPr>
         <w:tab/>
         <w:t>= 19 × 23 × 53</w:t>
       </w:r>
@@ -5602,11 +6658,20 @@
     <w:p>
       <w:pPr>
         <w:spacing w:after="0" w:line="240" w:lineRule="auto"/>
-      </w:pPr>
-      <w:r>
+        <w:rPr>
+          <w:lang w:eastAsia="ko-KR"/>
+        </w:rPr>
+      </w:pPr>
+      <w:r>
+        <w:rPr>
+          <w:lang w:eastAsia="ko-KR"/>
+        </w:rPr>
         <w:t>09·10^68 + 9121</w:t>
       </w:r>
       <w:r>
+        <w:rPr>
+          <w:lang w:eastAsia="ko-KR"/>
+        </w:rPr>
         <w:tab/>
         <w:t>= 1297</w:t>
       </w:r>
@@ -5614,11 +6679,20 @@
     <w:p>
       <w:pPr>
         <w:spacing w:after="0" w:line="240" w:lineRule="auto"/>
-      </w:pPr>
-      <w:r>
+        <w:rPr>
+          <w:lang w:eastAsia="ko-KR"/>
+        </w:rPr>
+      </w:pPr>
+      <w:r>
+        <w:rPr>
+          <w:lang w:eastAsia="ko-KR"/>
+        </w:rPr>
         <w:t>08·10^68 + 9117</w:t>
       </w:r>
       <w:r>
+        <w:rPr>
+          <w:lang w:eastAsia="ko-KR"/>
+        </w:rPr>
         <w:tab/>
         <w:t>= 13</w:t>
       </w:r>
@@ -5626,11 +6700,20 @@
     <w:p>
       <w:pPr>
         <w:spacing w:after="0" w:line="240" w:lineRule="auto"/>
-      </w:pPr>
-      <w:r>
+        <w:rPr>
+          <w:lang w:eastAsia="ko-KR"/>
+        </w:rPr>
+      </w:pPr>
+      <w:r>
+        <w:rPr>
+          <w:lang w:eastAsia="ko-KR"/>
+        </w:rPr>
         <w:t>07·10^68 + 9111</w:t>
       </w:r>
       <w:r>
+        <w:rPr>
+          <w:lang w:eastAsia="ko-KR"/>
+        </w:rPr>
         <w:tab/>
         <w:t>= 149</w:t>
       </w:r>
@@ -5638,11 +6721,20 @@
     <w:p>
       <w:pPr>
         <w:spacing w:after="0" w:line="240" w:lineRule="auto"/>
-      </w:pPr>
-      <w:r>
+        <w:rPr>
+          <w:lang w:eastAsia="ko-KR"/>
+        </w:rPr>
+      </w:pPr>
+      <w:r>
+        <w:rPr>
+          <w:lang w:eastAsia="ko-KR"/>
+        </w:rPr>
         <w:t>06·10^68 + 9109</w:t>
       </w:r>
       <w:r>
+        <w:rPr>
+          <w:lang w:eastAsia="ko-KR"/>
+        </w:rPr>
         <w:tab/>
         <w:t>= 587</w:t>
       </w:r>
@@ -5650,11 +6742,20 @@
     <w:p>
       <w:pPr>
         <w:spacing w:after="0" w:line="240" w:lineRule="auto"/>
-      </w:pPr>
-      <w:r>
+        <w:rPr>
+          <w:lang w:eastAsia="ko-KR"/>
+        </w:rPr>
+      </w:pPr>
+      <w:r>
+        <w:rPr>
+          <w:lang w:eastAsia="ko-KR"/>
+        </w:rPr>
         <w:t>05·10^68 + 9103</w:t>
       </w:r>
       <w:r>
+        <w:rPr>
+          <w:lang w:eastAsia="ko-KR"/>
+        </w:rPr>
         <w:tab/>
         <w:t>= 50774569</w:t>
       </w:r>
@@ -5662,11 +6763,20 @@
     <w:p>
       <w:pPr>
         <w:spacing w:after="0" w:line="240" w:lineRule="auto"/>
-      </w:pPr>
-      <w:r>
+        <w:rPr>
+          <w:lang w:eastAsia="ko-KR"/>
+        </w:rPr>
+      </w:pPr>
+      <w:r>
+        <w:rPr>
+          <w:lang w:eastAsia="ko-KR"/>
+        </w:rPr>
         <w:t>04·10^68 + 9099</w:t>
       </w:r>
       <w:r>
+        <w:rPr>
+          <w:lang w:eastAsia="ko-KR"/>
+        </w:rPr>
         <w:tab/>
         <w:t>= 193</w:t>
       </w:r>
@@ -5674,11 +6784,20 @@
     <w:p>
       <w:pPr>
         <w:spacing w:after="0" w:line="240" w:lineRule="auto"/>
-      </w:pPr>
-      <w:r>
+        <w:rPr>
+          <w:lang w:eastAsia="ko-KR"/>
+        </w:rPr>
+      </w:pPr>
+      <w:r>
+        <w:rPr>
+          <w:lang w:eastAsia="ko-KR"/>
+        </w:rPr>
         <w:t>03·10^68 + 9097</w:t>
       </w:r>
       <w:r>
+        <w:rPr>
+          <w:lang w:eastAsia="ko-KR"/>
+        </w:rPr>
         <w:tab/>
         <w:t>= 1456541011619919753019869009631</w:t>
       </w:r>
@@ -5843,7 +6962,6 @@
         <w:spacing w:after="0" w:line="240" w:lineRule="auto"/>
         <w:rPr>
           <w:rStyle w:val="af1"/>
-          <w:rFonts w:hint="eastAsia"/>
           <w:b w:val="0"/>
           <w:bCs w:val="0"/>
           <w:lang w:eastAsia="ko-KR"/>
@@ -5908,11 +7026,20 @@
     <w:p>
       <w:pPr>
         <w:spacing w:after="0" w:line="240" w:lineRule="auto"/>
-      </w:pPr>
-      <w:r>
+        <w:rPr>
+          <w:lang w:eastAsia="ko-KR"/>
+        </w:rPr>
+      </w:pPr>
+      <w:r>
+        <w:rPr>
+          <w:lang w:eastAsia="ko-KR"/>
+        </w:rPr>
         <w:t>22·10^68 + 9079</w:t>
       </w:r>
       <w:r>
+        <w:rPr>
+          <w:lang w:eastAsia="ko-KR"/>
+        </w:rPr>
         <w:tab/>
         <w:t>= 67</w:t>
       </w:r>
@@ -5920,11 +7047,20 @@
     <w:p>
       <w:pPr>
         <w:spacing w:after="0" w:line="240" w:lineRule="auto"/>
-      </w:pPr>
-      <w:r>
+        <w:rPr>
+          <w:lang w:eastAsia="ko-KR"/>
+        </w:rPr>
+      </w:pPr>
+      <w:r>
+        <w:rPr>
+          <w:lang w:eastAsia="ko-KR"/>
+        </w:rPr>
         <w:t>21·10^68 + 9073</w:t>
       </w:r>
       <w:r>
+        <w:rPr>
+          <w:lang w:eastAsia="ko-KR"/>
+        </w:rPr>
         <w:tab/>
         <w:t>= 61</w:t>
       </w:r>
@@ -5932,11 +7068,20 @@
     <w:p>
       <w:pPr>
         <w:spacing w:after="0" w:line="240" w:lineRule="auto"/>
-      </w:pPr>
-      <w:r>
+        <w:rPr>
+          <w:lang w:eastAsia="ko-KR"/>
+        </w:rPr>
+      </w:pPr>
+      <w:r>
+        <w:rPr>
+          <w:lang w:eastAsia="ko-KR"/>
+        </w:rPr>
         <w:t>20·10^68 + 9069</w:t>
       </w:r>
       <w:r>
+        <w:rPr>
+          <w:lang w:eastAsia="ko-KR"/>
+        </w:rPr>
         <w:tab/>
         <w:t>= 31</w:t>
       </w:r>
@@ -5944,11 +7089,20 @@
     <w:p>
       <w:pPr>
         <w:spacing w:after="0" w:line="240" w:lineRule="auto"/>
-      </w:pPr>
-      <w:r>
+        <w:rPr>
+          <w:lang w:eastAsia="ko-KR"/>
+        </w:rPr>
+      </w:pPr>
+      <w:r>
+        <w:rPr>
+          <w:lang w:eastAsia="ko-KR"/>
+        </w:rPr>
         <w:t>19·10^68 + 9067</w:t>
       </w:r>
       <w:r>
+        <w:rPr>
+          <w:lang w:eastAsia="ko-KR"/>
+        </w:rPr>
         <w:tab/>
         <w:t>= 223</w:t>
       </w:r>
@@ -5956,11 +7110,20 @@
     <w:p>
       <w:pPr>
         <w:spacing w:after="0" w:line="240" w:lineRule="auto"/>
-      </w:pPr>
-      <w:r>
+        <w:rPr>
+          <w:lang w:eastAsia="ko-KR"/>
+        </w:rPr>
+      </w:pPr>
+      <w:r>
+        <w:rPr>
+          <w:lang w:eastAsia="ko-KR"/>
+        </w:rPr>
         <w:t>18·10^68 + 9063</w:t>
       </w:r>
       <w:r>
+        <w:rPr>
+          <w:lang w:eastAsia="ko-KR"/>
+        </w:rPr>
         <w:tab/>
         <w:t>= 7 × 11 × 103</w:t>
       </w:r>
@@ -5968,11 +7131,20 @@
     <w:p>
       <w:pPr>
         <w:spacing w:after="0" w:line="240" w:lineRule="auto"/>
-      </w:pPr>
-      <w:r>
+        <w:rPr>
+          <w:lang w:eastAsia="ko-KR"/>
+        </w:rPr>
+      </w:pPr>
+      <w:r>
+        <w:rPr>
+          <w:lang w:eastAsia="ko-KR"/>
+        </w:rPr>
         <w:t>17·10^68 + 9061</w:t>
       </w:r>
       <w:r>
+        <w:rPr>
+          <w:lang w:eastAsia="ko-KR"/>
+        </w:rPr>
         <w:tab/>
         <w:t>= 59</w:t>
       </w:r>
@@ -5980,11 +7152,20 @@
     <w:p>
       <w:pPr>
         <w:spacing w:after="0" w:line="240" w:lineRule="auto"/>
-      </w:pPr>
-      <w:r>
+        <w:rPr>
+          <w:lang w:eastAsia="ko-KR"/>
+        </w:rPr>
+      </w:pPr>
+      <w:r>
+        <w:rPr>
+          <w:lang w:eastAsia="ko-KR"/>
+        </w:rPr>
         <w:t>16·10^68 + 9057</w:t>
       </w:r>
       <w:r>
+        <w:rPr>
+          <w:lang w:eastAsia="ko-KR"/>
+        </w:rPr>
         <w:tab/>
         <w:t>= 17 × 29 × 47</w:t>
       </w:r>
@@ -5992,41 +7173,67 @@
     <w:p>
       <w:pPr>
         <w:spacing w:after="0" w:line="80" w:lineRule="atLeast"/>
-      </w:pPr>
-      <w:r>
+        <w:rPr>
+          <w:lang w:eastAsia="ko-KR"/>
+        </w:rPr>
+      </w:pPr>
+      <w:r>
+        <w:rPr>
+          <w:lang w:eastAsia="ko-KR"/>
+        </w:rPr>
         <w:t>15·10^68 + 9051</w:t>
       </w:r>
       <w:r>
+        <w:rPr>
+          <w:lang w:eastAsia="ko-KR"/>
+        </w:rPr>
         <w:tab/>
         <w:t>=</w:t>
       </w:r>
       <w:r>
         <w:rPr>
           <w:rFonts w:hint="eastAsia"/>
+          <w:lang w:eastAsia="ko-KR"/>
         </w:rPr>
         <w:t xml:space="preserve"> </w:t>
       </w:r>
       <w:r>
         <w:rPr>
           <w:rFonts w:hint="eastAsia"/>
+          <w:lang w:eastAsia="ko-KR"/>
         </w:rPr>
         <w:t>⊙</w:t>
       </w:r>
       <w:r>
+        <w:rPr>
+          <w:lang w:eastAsia="ko-KR"/>
+        </w:rPr>
         <w:t xml:space="preserve"> </w:t>
       </w:r>
       <w:r>
+        <w:rPr>
+          <w:lang w:eastAsia="ko-KR"/>
+        </w:rPr>
         <w:t>(prime)</w:t>
       </w:r>
     </w:p>
     <w:p>
       <w:pPr>
         <w:spacing w:after="0" w:line="240" w:lineRule="auto"/>
-      </w:pPr>
-      <w:r>
+        <w:rPr>
+          <w:lang w:eastAsia="ko-KR"/>
+        </w:rPr>
+      </w:pPr>
+      <w:r>
+        <w:rPr>
+          <w:lang w:eastAsia="ko-KR"/>
+        </w:rPr>
         <w:t>14·10^68 + 9049</w:t>
       </w:r>
       <w:r>
+        <w:rPr>
+          <w:lang w:eastAsia="ko-KR"/>
+        </w:rPr>
         <w:tab/>
         <w:t>= 7 × 139</w:t>
       </w:r>
@@ -6034,11 +7241,20 @@
     <w:p>
       <w:pPr>
         <w:spacing w:after="0" w:line="240" w:lineRule="auto"/>
-      </w:pPr>
-      <w:r>
+        <w:rPr>
+          <w:lang w:eastAsia="ko-KR"/>
+        </w:rPr>
+      </w:pPr>
+      <w:r>
+        <w:rPr>
+          <w:lang w:eastAsia="ko-KR"/>
+        </w:rPr>
         <w:t>13·10^68 + 9043</w:t>
       </w:r>
       <w:r>
+        <w:rPr>
+          <w:lang w:eastAsia="ko-KR"/>
+        </w:rPr>
         <w:tab/>
         <w:t>= 137</w:t>
       </w:r>
@@ -6046,11 +7262,20 @@
     <w:p>
       <w:pPr>
         <w:spacing w:after="0" w:line="240" w:lineRule="auto"/>
-      </w:pPr>
-      <w:r>
+        <w:rPr>
+          <w:lang w:eastAsia="ko-KR"/>
+        </w:rPr>
+      </w:pPr>
+      <w:r>
+        <w:rPr>
+          <w:lang w:eastAsia="ko-KR"/>
+        </w:rPr>
         <w:t>12·10^68 + 9039</w:t>
       </w:r>
       <w:r>
+        <w:rPr>
+          <w:lang w:eastAsia="ko-KR"/>
+        </w:rPr>
         <w:tab/>
         <w:t>= 13 × 37 × 71</w:t>
       </w:r>
@@ -6058,11 +7283,20 @@
     <w:p>
       <w:pPr>
         <w:spacing w:after="0" w:line="240" w:lineRule="auto"/>
-      </w:pPr>
-      <w:r>
+        <w:rPr>
+          <w:lang w:eastAsia="ko-KR"/>
+        </w:rPr>
+      </w:pPr>
+      <w:r>
+        <w:rPr>
+          <w:lang w:eastAsia="ko-KR"/>
+        </w:rPr>
         <w:t>11·10^68 + 9037</w:t>
       </w:r>
       <w:r>
+        <w:rPr>
+          <w:lang w:eastAsia="ko-KR"/>
+        </w:rPr>
         <w:tab/>
         <w:t>= 9074683</w:t>
       </w:r>
@@ -6070,11 +7304,20 @@
     <w:p>
       <w:pPr>
         <w:spacing w:after="0" w:line="240" w:lineRule="auto"/>
-      </w:pPr>
-      <w:r>
+        <w:rPr>
+          <w:lang w:eastAsia="ko-KR"/>
+        </w:rPr>
+      </w:pPr>
+      <w:r>
+        <w:rPr>
+          <w:lang w:eastAsia="ko-KR"/>
+        </w:rPr>
         <w:t>10·10^68 + 9033</w:t>
       </w:r>
       <w:r>
+        <w:rPr>
+          <w:lang w:eastAsia="ko-KR"/>
+        </w:rPr>
         <w:tab/>
         <w:t>= 79</w:t>
       </w:r>
@@ -6082,11 +7325,20 @@
     <w:p>
       <w:pPr>
         <w:spacing w:after="0" w:line="240" w:lineRule="auto"/>
-      </w:pPr>
-      <w:r>
+        <w:rPr>
+          <w:lang w:eastAsia="ko-KR"/>
+        </w:rPr>
+      </w:pPr>
+      <w:r>
+        <w:rPr>
+          <w:lang w:eastAsia="ko-KR"/>
+        </w:rPr>
         <w:t>09·10^68 + 9031</w:t>
       </w:r>
       <w:r>
+        <w:rPr>
+          <w:lang w:eastAsia="ko-KR"/>
+        </w:rPr>
         <w:tab/>
         <w:t>= 23</w:t>
       </w:r>
@@ -6094,11 +7346,20 @@
     <w:p>
       <w:pPr>
         <w:spacing w:after="0" w:line="240" w:lineRule="auto"/>
-      </w:pPr>
-      <w:r>
+        <w:rPr>
+          <w:lang w:eastAsia="ko-KR"/>
+        </w:rPr>
+      </w:pPr>
+      <w:r>
+        <w:rPr>
+          <w:lang w:eastAsia="ko-KR"/>
+        </w:rPr>
         <w:t>08·10^68 + 9027</w:t>
       </w:r>
       <w:r>
+        <w:rPr>
+          <w:lang w:eastAsia="ko-KR"/>
+        </w:rPr>
         <w:tab/>
         <w:t>= 271</w:t>
       </w:r>
@@ -6850,7 +8111,6 @@
       <w:pPr>
         <w:spacing w:after="0" w:line="240" w:lineRule="auto"/>
         <w:rPr>
-          <w:rFonts w:hint="eastAsia"/>
           <w:b/>
           <w:bCs/>
           <w:lang w:eastAsia="ko-KR"/>
@@ -7767,7 +9027,6 @@
       <w:pPr>
         <w:spacing w:after="0" w:line="240" w:lineRule="auto"/>
         <w:rPr>
-          <w:rFonts w:hint="eastAsia"/>
           <w:lang w:eastAsia="ko-KR"/>
         </w:rPr>
       </w:pPr>
@@ -25924,7 +27183,6 @@
       <w:pPr>
         <w:spacing w:after="0" w:line="240" w:lineRule="auto"/>
         <w:rPr>
-          <w:rFonts w:hint="eastAsia"/>
           <w:b/>
           <w:bCs/>
           <w:lang w:eastAsia="ko-KR"/>
@@ -48962,7 +50220,6 @@
       <w:pPr>
         <w:spacing w:after="0" w:line="240" w:lineRule="auto"/>
         <w:rPr>
-          <w:rFonts w:hint="eastAsia"/>
           <w:b/>
           <w:bCs/>
           <w:lang w:eastAsia="ko-KR"/>
@@ -50287,7 +51544,6 @@
       <w:pPr>
         <w:spacing w:after="0" w:line="240" w:lineRule="auto"/>
         <w:rPr>
-          <w:rFonts w:hint="eastAsia"/>
           <w:b/>
           <w:bCs/>
           <w:lang w:eastAsia="ko-KR"/>
@@ -51386,13 +52642,7 @@
           <w:rFonts w:hint="eastAsia"/>
           <w:lang w:eastAsia="ko-KR"/>
         </w:rPr>
-        <w:t>.....</w:t>
-      </w:r>
-      <w:r>
-        <w:rPr>
-          <w:rFonts w:hint="eastAsia"/>
-        </w:rPr>
-        <w:t xml:space="preserve"> </w:t>
+        <w:t xml:space="preserve">..... </w:t>
       </w:r>
     </w:p>
     <w:p>
@@ -51767,11 +53017,13 @@
         <w:contextualSpacing/>
         <w:rPr>
           <w:rFonts w:ascii="맑은 고딕" w:hAnsi="맑은 고딕"/>
+          <w:lang w:eastAsia="ko-KR"/>
         </w:rPr>
       </w:pPr>
       <w:r>
         <w:rPr>
           <w:rFonts w:ascii="맑은 고딕" w:hAnsi="맑은 고딕"/>
+          <w:lang w:eastAsia="ko-KR"/>
         </w:rPr>
         <w:t>N = k · 10</w:t>
       </w:r>
@@ -51779,12 +53031,14 @@
         <w:rPr>
           <w:rFonts w:ascii="맑은 고딕" w:hAnsi="맑은 고딕"/>
           <w:vertAlign w:val="superscript"/>
+          <w:lang w:eastAsia="ko-KR"/>
         </w:rPr>
         <w:t>68</w:t>
       </w:r>
       <w:r>
         <w:rPr>
           <w:rFonts w:ascii="맑은 고딕" w:hAnsi="맑은 고딕"/>
+          <w:lang w:eastAsia="ko-KR"/>
         </w:rPr>
         <w:t xml:space="preserve"> + n (k = 1, 2, ···, 111; n ∈ {1, 3, 7, ···, 179})</w:t>
       </w:r>
@@ -51798,6 +53052,7 @@
         <w:rPr>
           <w:rFonts w:ascii="맑은 고딕" w:hAnsi="맑은 고딕"/>
           <w:sz w:val="24"/>
+          <w:lang w:eastAsia="ko-KR"/>
         </w:rPr>
       </w:pPr>
     </w:p>
@@ -52216,19 +53471,11 @@
     <w:p>
       <w:pPr>
         <w:rPr>
-          <w:rFonts w:ascii="맑은 고딕" w:hAnsi="맑은 고딕"/>
+          <w:rFonts w:ascii="맑은 고딕" w:hAnsi="맑은 고딕" w:hint="eastAsia"/>
           <w:sz w:val="24"/>
           <w:lang w:eastAsia="ko-KR"/>
         </w:rPr>
       </w:pPr>
-      <w:r>
-        <w:rPr>
-          <w:rFonts w:ascii="맑은 고딕" w:hAnsi="맑은 고딕"/>
-          <w:sz w:val="24"/>
-          <w:lang w:eastAsia="ko-KR"/>
-        </w:rPr>
-        <w:br w:type="page"/>
-      </w:r>
     </w:p>
     <w:sectPr>
       <w:pgSz w:w="12240" w:h="15840"/>
@@ -53045,7 +54292,7 @@
       <w:rFonts w:asciiTheme="majorHAnsi" w:eastAsiaTheme="majorEastAsia" w:hAnsiTheme="majorHAnsi" w:cstheme="majorBidi"/>
       <w:i/>
       <w:iCs/>
-      <w:color w:val="404040" w:themeColor="text1" w:themeTint="BF"/>
+      <w:color w:val="515151" w:themeColor="text1" w:themeTint="BF"/>
     </w:rPr>
   </w:style>
   <w:style w:type="paragraph" w:styleId="8">
@@ -53091,7 +54338,7 @@
       <w:rFonts w:asciiTheme="majorHAnsi" w:eastAsiaTheme="majorEastAsia" w:hAnsiTheme="majorHAnsi" w:cstheme="majorBidi"/>
       <w:i/>
       <w:iCs/>
-      <w:color w:val="404040" w:themeColor="text1" w:themeTint="BF"/>
+      <w:color w:val="515151" w:themeColor="text1" w:themeTint="BF"/>
       <w:sz w:val="20"/>
       <w:szCs w:val="20"/>
     </w:rPr>
@@ -53563,7 +54810,7 @@
     <w:rPr>
       <w:i/>
       <w:iCs/>
-      <w:color w:val="000000" w:themeColor="text1"/>
+      <w:color w:val="171717" w:themeColor="text1"/>
     </w:rPr>
   </w:style>
   <w:style w:type="character" w:customStyle="1" w:styleId="Char5">
@@ -53575,7 +54822,7 @@
     <w:rPr>
       <w:i/>
       <w:iCs/>
-      <w:color w:val="000000" w:themeColor="text1"/>
+      <w:color w:val="171717" w:themeColor="text1"/>
     </w:rPr>
   </w:style>
   <w:style w:type="character" w:customStyle="1" w:styleId="4Char">
@@ -53631,7 +54878,7 @@
       <w:rFonts w:asciiTheme="majorHAnsi" w:eastAsiaTheme="majorEastAsia" w:hAnsiTheme="majorHAnsi" w:cstheme="majorBidi"/>
       <w:i/>
       <w:iCs/>
-      <w:color w:val="404040" w:themeColor="text1" w:themeTint="BF"/>
+      <w:color w:val="515151" w:themeColor="text1" w:themeTint="BF"/>
     </w:rPr>
   </w:style>
   <w:style w:type="character" w:customStyle="1" w:styleId="8Char">
@@ -53659,7 +54906,7 @@
       <w:rFonts w:asciiTheme="majorHAnsi" w:eastAsiaTheme="majorEastAsia" w:hAnsiTheme="majorHAnsi" w:cstheme="majorBidi"/>
       <w:i/>
       <w:iCs/>
-      <w:color w:val="404040" w:themeColor="text1" w:themeTint="BF"/>
+      <w:color w:val="515151" w:themeColor="text1" w:themeTint="BF"/>
       <w:sz w:val="20"/>
       <w:szCs w:val="20"/>
     </w:rPr>
@@ -53752,7 +54999,7 @@
     <w:rPr>
       <w:i/>
       <w:iCs/>
-      <w:color w:val="808080" w:themeColor="text1" w:themeTint="7F"/>
+      <w:color w:val="8B8B8B" w:themeColor="text1" w:themeTint="7F"/>
     </w:rPr>
   </w:style>
   <w:style w:type="character" w:styleId="af5">
@@ -53850,14 +55097,14 @@
       <w:spacing w:after="0" w:line="240" w:lineRule="auto"/>
     </w:pPr>
     <w:rPr>
-      <w:color w:val="000000" w:themeColor="text1" w:themeShade="BF"/>
+      <w:color w:val="111111" w:themeColor="text1" w:themeShade="BF"/>
     </w:rPr>
     <w:tblPr>
       <w:tblStyleRowBandSize w:val="1"/>
       <w:tblStyleColBandSize w:val="1"/>
       <w:tblBorders>
-        <w:top w:val="single" w:sz="8" w:space="0" w:color="000000" w:themeColor="text1"/>
-        <w:bottom w:val="single" w:sz="8" w:space="0" w:color="000000" w:themeColor="text1"/>
+        <w:top w:val="single" w:sz="8" w:space="0" w:color="171717" w:themeColor="text1"/>
+        <w:bottom w:val="single" w:sz="8" w:space="0" w:color="171717" w:themeColor="text1"/>
       </w:tblBorders>
     </w:tblPr>
     <w:tblStylePr w:type="firstRow">
@@ -53871,9 +55118,9 @@
       <w:tblPr/>
       <w:tcPr>
         <w:tcBorders>
-          <w:top w:val="single" w:sz="8" w:space="0" w:color="000000" w:themeColor="text1"/>
+          <w:top w:val="single" w:sz="8" w:space="0" w:color="171717" w:themeColor="text1"/>
           <w:left w:val="nil"/>
-          <w:bottom w:val="single" w:sz="8" w:space="0" w:color="000000" w:themeColor="text1"/>
+          <w:bottom w:val="single" w:sz="8" w:space="0" w:color="171717" w:themeColor="text1"/>
           <w:right w:val="nil"/>
           <w:insideH w:val="nil"/>
           <w:insideV w:val="nil"/>
@@ -53891,9 +55138,9 @@
       <w:tblPr/>
       <w:tcPr>
         <w:tcBorders>
-          <w:top w:val="single" w:sz="8" w:space="0" w:color="000000" w:themeColor="text1"/>
+          <w:top w:val="single" w:sz="8" w:space="0" w:color="171717" w:themeColor="text1"/>
           <w:left w:val="nil"/>
-          <w:bottom w:val="single" w:sz="8" w:space="0" w:color="000000" w:themeColor="text1"/>
+          <w:bottom w:val="single" w:sz="8" w:space="0" w:color="171717" w:themeColor="text1"/>
           <w:right w:val="nil"/>
           <w:insideH w:val="nil"/>
           <w:insideV w:val="nil"/>
@@ -53921,7 +55168,7 @@
           <w:insideH w:val="nil"/>
           <w:insideV w:val="nil"/>
         </w:tcBorders>
-        <w:shd w:val="clear" w:color="auto" w:fill="C0C0C0" w:themeFill="text1" w:themeFillTint="3F"/>
+        <w:shd w:val="clear" w:color="auto" w:fill="C5C5C5" w:themeFill="text1" w:themeFillTint="3F"/>
       </w:tcPr>
     </w:tblStylePr>
     <w:tblStylePr w:type="band1Horz">
@@ -53933,7 +55180,7 @@
           <w:insideH w:val="nil"/>
           <w:insideV w:val="nil"/>
         </w:tcBorders>
-        <w:shd w:val="clear" w:color="auto" w:fill="C0C0C0" w:themeFill="text1" w:themeFillTint="3F"/>
+        <w:shd w:val="clear" w:color="auto" w:fill="C5C5C5" w:themeFill="text1" w:themeFillTint="3F"/>
       </w:tcPr>
     </w:tblStylePr>
   </w:style>
@@ -54525,10 +55772,10 @@
       <w:tblStyleRowBandSize w:val="1"/>
       <w:tblStyleColBandSize w:val="1"/>
       <w:tblBorders>
-        <w:top w:val="single" w:sz="8" w:space="0" w:color="000000" w:themeColor="text1"/>
-        <w:left w:val="single" w:sz="8" w:space="0" w:color="000000" w:themeColor="text1"/>
-        <w:bottom w:val="single" w:sz="8" w:space="0" w:color="000000" w:themeColor="text1"/>
-        <w:right w:val="single" w:sz="8" w:space="0" w:color="000000" w:themeColor="text1"/>
+        <w:top w:val="single" w:sz="8" w:space="0" w:color="171717" w:themeColor="text1"/>
+        <w:left w:val="single" w:sz="8" w:space="0" w:color="171717" w:themeColor="text1"/>
+        <w:bottom w:val="single" w:sz="8" w:space="0" w:color="171717" w:themeColor="text1"/>
+        <w:right w:val="single" w:sz="8" w:space="0" w:color="171717" w:themeColor="text1"/>
       </w:tblBorders>
     </w:tblPr>
     <w:tblStylePr w:type="firstRow">
@@ -54542,7 +55789,7 @@
       </w:rPr>
       <w:tblPr/>
       <w:tcPr>
-        <w:shd w:val="clear" w:color="auto" w:fill="000000" w:themeFill="text1"/>
+        <w:shd w:val="clear" w:color="auto" w:fill="171717" w:themeFill="text1"/>
       </w:tcPr>
     </w:tblStylePr>
     <w:tblStylePr w:type="lastRow">
@@ -54556,10 +55803,10 @@
       <w:tblPr/>
       <w:tcPr>
         <w:tcBorders>
-          <w:top w:val="double" w:sz="6" w:space="0" w:color="000000" w:themeColor="text1"/>
-          <w:left w:val="single" w:sz="8" w:space="0" w:color="000000" w:themeColor="text1"/>
-          <w:bottom w:val="single" w:sz="8" w:space="0" w:color="000000" w:themeColor="text1"/>
-          <w:right w:val="single" w:sz="8" w:space="0" w:color="000000" w:themeColor="text1"/>
+          <w:top w:val="double" w:sz="6" w:space="0" w:color="171717" w:themeColor="text1"/>
+          <w:left w:val="single" w:sz="8" w:space="0" w:color="171717" w:themeColor="text1"/>
+          <w:bottom w:val="single" w:sz="8" w:space="0" w:color="171717" w:themeColor="text1"/>
+          <w:right w:val="single" w:sz="8" w:space="0" w:color="171717" w:themeColor="text1"/>
         </w:tcBorders>
       </w:tcPr>
     </w:tblStylePr>
@@ -54579,10 +55826,10 @@
       <w:tblPr/>
       <w:tcPr>
         <w:tcBorders>
-          <w:top w:val="single" w:sz="8" w:space="0" w:color="000000" w:themeColor="text1"/>
-          <w:left w:val="single" w:sz="8" w:space="0" w:color="000000" w:themeColor="text1"/>
-          <w:bottom w:val="single" w:sz="8" w:space="0" w:color="000000" w:themeColor="text1"/>
-          <w:right w:val="single" w:sz="8" w:space="0" w:color="000000" w:themeColor="text1"/>
+          <w:top w:val="single" w:sz="8" w:space="0" w:color="171717" w:themeColor="text1"/>
+          <w:left w:val="single" w:sz="8" w:space="0" w:color="171717" w:themeColor="text1"/>
+          <w:bottom w:val="single" w:sz="8" w:space="0" w:color="171717" w:themeColor="text1"/>
+          <w:right w:val="single" w:sz="8" w:space="0" w:color="171717" w:themeColor="text1"/>
         </w:tcBorders>
       </w:tcPr>
     </w:tblStylePr>
@@ -54590,10 +55837,10 @@
       <w:tblPr/>
       <w:tcPr>
         <w:tcBorders>
-          <w:top w:val="single" w:sz="8" w:space="0" w:color="000000" w:themeColor="text1"/>
-          <w:left w:val="single" w:sz="8" w:space="0" w:color="000000" w:themeColor="text1"/>
-          <w:bottom w:val="single" w:sz="8" w:space="0" w:color="000000" w:themeColor="text1"/>
-          <w:right w:val="single" w:sz="8" w:space="0" w:color="000000" w:themeColor="text1"/>
+          <w:top w:val="single" w:sz="8" w:space="0" w:color="171717" w:themeColor="text1"/>
+          <w:left w:val="single" w:sz="8" w:space="0" w:color="171717" w:themeColor="text1"/>
+          <w:bottom w:val="single" w:sz="8" w:space="0" w:color="171717" w:themeColor="text1"/>
+          <w:right w:val="single" w:sz="8" w:space="0" w:color="171717" w:themeColor="text1"/>
         </w:tcBorders>
       </w:tcPr>
     </w:tblStylePr>
@@ -55120,12 +56367,12 @@
       <w:tblStyleRowBandSize w:val="1"/>
       <w:tblStyleColBandSize w:val="1"/>
       <w:tblBorders>
-        <w:top w:val="single" w:sz="8" w:space="0" w:color="000000" w:themeColor="text1"/>
-        <w:left w:val="single" w:sz="8" w:space="0" w:color="000000" w:themeColor="text1"/>
-        <w:bottom w:val="single" w:sz="8" w:space="0" w:color="000000" w:themeColor="text1"/>
-        <w:right w:val="single" w:sz="8" w:space="0" w:color="000000" w:themeColor="text1"/>
-        <w:insideH w:val="single" w:sz="8" w:space="0" w:color="000000" w:themeColor="text1"/>
-        <w:insideV w:val="single" w:sz="8" w:space="0" w:color="000000" w:themeColor="text1"/>
+        <w:top w:val="single" w:sz="8" w:space="0" w:color="171717" w:themeColor="text1"/>
+        <w:left w:val="single" w:sz="8" w:space="0" w:color="171717" w:themeColor="text1"/>
+        <w:bottom w:val="single" w:sz="8" w:space="0" w:color="171717" w:themeColor="text1"/>
+        <w:right w:val="single" w:sz="8" w:space="0" w:color="171717" w:themeColor="text1"/>
+        <w:insideH w:val="single" w:sz="8" w:space="0" w:color="171717" w:themeColor="text1"/>
+        <w:insideV w:val="single" w:sz="8" w:space="0" w:color="171717" w:themeColor="text1"/>
       </w:tblBorders>
     </w:tblPr>
     <w:tblStylePr w:type="firstRow">
@@ -55140,12 +56387,12 @@
       <w:tblPr/>
       <w:tcPr>
         <w:tcBorders>
-          <w:top w:val="single" w:sz="8" w:space="0" w:color="000000" w:themeColor="text1"/>
-          <w:left w:val="single" w:sz="8" w:space="0" w:color="000000" w:themeColor="text1"/>
-          <w:bottom w:val="single" w:sz="18" w:space="0" w:color="000000" w:themeColor="text1"/>
-          <w:right w:val="single" w:sz="8" w:space="0" w:color="000000" w:themeColor="text1"/>
+          <w:top w:val="single" w:sz="8" w:space="0" w:color="171717" w:themeColor="text1"/>
+          <w:left w:val="single" w:sz="8" w:space="0" w:color="171717" w:themeColor="text1"/>
+          <w:bottom w:val="single" w:sz="18" w:space="0" w:color="171717" w:themeColor="text1"/>
+          <w:right w:val="single" w:sz="8" w:space="0" w:color="171717" w:themeColor="text1"/>
           <w:insideH w:val="nil"/>
-          <w:insideV w:val="single" w:sz="8" w:space="0" w:color="000000" w:themeColor="text1"/>
+          <w:insideV w:val="single" w:sz="8" w:space="0" w:color="171717" w:themeColor="text1"/>
         </w:tcBorders>
       </w:tcPr>
     </w:tblStylePr>
@@ -55161,12 +56408,12 @@
       <w:tblPr/>
       <w:tcPr>
         <w:tcBorders>
-          <w:top w:val="double" w:sz="6" w:space="0" w:color="000000" w:themeColor="text1"/>
-          <w:left w:val="single" w:sz="8" w:space="0" w:color="000000" w:themeColor="text1"/>
-          <w:bottom w:val="single" w:sz="8" w:space="0" w:color="000000" w:themeColor="text1"/>
-          <w:right w:val="single" w:sz="8" w:space="0" w:color="000000" w:themeColor="text1"/>
+          <w:top w:val="double" w:sz="6" w:space="0" w:color="171717" w:themeColor="text1"/>
+          <w:left w:val="single" w:sz="8" w:space="0" w:color="171717" w:themeColor="text1"/>
+          <w:bottom w:val="single" w:sz="8" w:space="0" w:color="171717" w:themeColor="text1"/>
+          <w:right w:val="single" w:sz="8" w:space="0" w:color="171717" w:themeColor="text1"/>
           <w:insideH w:val="nil"/>
-          <w:insideV w:val="single" w:sz="8" w:space="0" w:color="000000" w:themeColor="text1"/>
+          <w:insideV w:val="single" w:sz="8" w:space="0" w:color="171717" w:themeColor="text1"/>
         </w:tcBorders>
       </w:tcPr>
     </w:tblStylePr>
@@ -55186,10 +56433,10 @@
       <w:tblPr/>
       <w:tcPr>
         <w:tcBorders>
-          <w:top w:val="single" w:sz="8" w:space="0" w:color="000000" w:themeColor="text1"/>
-          <w:left w:val="single" w:sz="8" w:space="0" w:color="000000" w:themeColor="text1"/>
-          <w:bottom w:val="single" w:sz="8" w:space="0" w:color="000000" w:themeColor="text1"/>
-          <w:right w:val="single" w:sz="8" w:space="0" w:color="000000" w:themeColor="text1"/>
+          <w:top w:val="single" w:sz="8" w:space="0" w:color="171717" w:themeColor="text1"/>
+          <w:left w:val="single" w:sz="8" w:space="0" w:color="171717" w:themeColor="text1"/>
+          <w:bottom w:val="single" w:sz="8" w:space="0" w:color="171717" w:themeColor="text1"/>
+          <w:right w:val="single" w:sz="8" w:space="0" w:color="171717" w:themeColor="text1"/>
         </w:tcBorders>
       </w:tcPr>
     </w:tblStylePr>
@@ -55197,36 +56444,36 @@
       <w:tblPr/>
       <w:tcPr>
         <w:tcBorders>
-          <w:top w:val="single" w:sz="8" w:space="0" w:color="000000" w:themeColor="text1"/>
-          <w:left w:val="single" w:sz="8" w:space="0" w:color="000000" w:themeColor="text1"/>
-          <w:bottom w:val="single" w:sz="8" w:space="0" w:color="000000" w:themeColor="text1"/>
-          <w:right w:val="single" w:sz="8" w:space="0" w:color="000000" w:themeColor="text1"/>
+          <w:top w:val="single" w:sz="8" w:space="0" w:color="171717" w:themeColor="text1"/>
+          <w:left w:val="single" w:sz="8" w:space="0" w:color="171717" w:themeColor="text1"/>
+          <w:bottom w:val="single" w:sz="8" w:space="0" w:color="171717" w:themeColor="text1"/>
+          <w:right w:val="single" w:sz="8" w:space="0" w:color="171717" w:themeColor="text1"/>
         </w:tcBorders>
-        <w:shd w:val="clear" w:color="auto" w:fill="C0C0C0" w:themeFill="text1" w:themeFillTint="3F"/>
+        <w:shd w:val="clear" w:color="auto" w:fill="C5C5C5" w:themeFill="text1" w:themeFillTint="3F"/>
       </w:tcPr>
     </w:tblStylePr>
     <w:tblStylePr w:type="band1Horz">
       <w:tblPr/>
       <w:tcPr>
         <w:tcBorders>
-          <w:top w:val="single" w:sz="8" w:space="0" w:color="000000" w:themeColor="text1"/>
-          <w:left w:val="single" w:sz="8" w:space="0" w:color="000000" w:themeColor="text1"/>
-          <w:bottom w:val="single" w:sz="8" w:space="0" w:color="000000" w:themeColor="text1"/>
-          <w:right w:val="single" w:sz="8" w:space="0" w:color="000000" w:themeColor="text1"/>
-          <w:insideV w:val="single" w:sz="8" w:space="0" w:color="000000" w:themeColor="text1"/>
+          <w:top w:val="single" w:sz="8" w:space="0" w:color="171717" w:themeColor="text1"/>
+          <w:left w:val="single" w:sz="8" w:space="0" w:color="171717" w:themeColor="text1"/>
+          <w:bottom w:val="single" w:sz="8" w:space="0" w:color="171717" w:themeColor="text1"/>
+          <w:right w:val="single" w:sz="8" w:space="0" w:color="171717" w:themeColor="text1"/>
+          <w:insideV w:val="single" w:sz="8" w:space="0" w:color="171717" w:themeColor="text1"/>
         </w:tcBorders>
-        <w:shd w:val="clear" w:color="auto" w:fill="C0C0C0" w:themeFill="text1" w:themeFillTint="3F"/>
+        <w:shd w:val="clear" w:color="auto" w:fill="C5C5C5" w:themeFill="text1" w:themeFillTint="3F"/>
       </w:tcPr>
     </w:tblStylePr>
     <w:tblStylePr w:type="band2Horz">
       <w:tblPr/>
       <w:tcPr>
         <w:tcBorders>
-          <w:top w:val="single" w:sz="8" w:space="0" w:color="000000" w:themeColor="text1"/>
-          <w:left w:val="single" w:sz="8" w:space="0" w:color="000000" w:themeColor="text1"/>
-          <w:bottom w:val="single" w:sz="8" w:space="0" w:color="000000" w:themeColor="text1"/>
-          <w:right w:val="single" w:sz="8" w:space="0" w:color="000000" w:themeColor="text1"/>
-          <w:insideV w:val="single" w:sz="8" w:space="0" w:color="000000" w:themeColor="text1"/>
+          <w:top w:val="single" w:sz="8" w:space="0" w:color="171717" w:themeColor="text1"/>
+          <w:left w:val="single" w:sz="8" w:space="0" w:color="171717" w:themeColor="text1"/>
+          <w:bottom w:val="single" w:sz="8" w:space="0" w:color="171717" w:themeColor="text1"/>
+          <w:right w:val="single" w:sz="8" w:space="0" w:color="171717" w:themeColor="text1"/>
+          <w:insideV w:val="single" w:sz="8" w:space="0" w:color="171717" w:themeColor="text1"/>
         </w:tcBorders>
       </w:tcPr>
     </w:tblStylePr>
@@ -55981,11 +57228,11 @@
       <w:tblStyleRowBandSize w:val="1"/>
       <w:tblStyleColBandSize w:val="1"/>
       <w:tblBorders>
-        <w:top w:val="single" w:sz="8" w:space="0" w:color="404040" w:themeColor="text1" w:themeTint="BF"/>
-        <w:left w:val="single" w:sz="8" w:space="0" w:color="404040" w:themeColor="text1" w:themeTint="BF"/>
-        <w:bottom w:val="single" w:sz="8" w:space="0" w:color="404040" w:themeColor="text1" w:themeTint="BF"/>
-        <w:right w:val="single" w:sz="8" w:space="0" w:color="404040" w:themeColor="text1" w:themeTint="BF"/>
-        <w:insideH w:val="single" w:sz="8" w:space="0" w:color="404040" w:themeColor="text1" w:themeTint="BF"/>
+        <w:top w:val="single" w:sz="8" w:space="0" w:color="515151" w:themeColor="text1" w:themeTint="BF"/>
+        <w:left w:val="single" w:sz="8" w:space="0" w:color="515151" w:themeColor="text1" w:themeTint="BF"/>
+        <w:bottom w:val="single" w:sz="8" w:space="0" w:color="515151" w:themeColor="text1" w:themeTint="BF"/>
+        <w:right w:val="single" w:sz="8" w:space="0" w:color="515151" w:themeColor="text1" w:themeTint="BF"/>
+        <w:insideH w:val="single" w:sz="8" w:space="0" w:color="515151" w:themeColor="text1" w:themeTint="BF"/>
       </w:tblBorders>
     </w:tblPr>
     <w:tblStylePr w:type="firstRow">
@@ -56000,14 +57247,14 @@
       <w:tblPr/>
       <w:tcPr>
         <w:tcBorders>
-          <w:top w:val="single" w:sz="8" w:space="0" w:color="404040" w:themeColor="text1" w:themeTint="BF"/>
-          <w:left w:val="single" w:sz="8" w:space="0" w:color="404040" w:themeColor="text1" w:themeTint="BF"/>
-          <w:bottom w:val="single" w:sz="8" w:space="0" w:color="404040" w:themeColor="text1" w:themeTint="BF"/>
-          <w:right w:val="single" w:sz="8" w:space="0" w:color="404040" w:themeColor="text1" w:themeTint="BF"/>
+          <w:top w:val="single" w:sz="8" w:space="0" w:color="515151" w:themeColor="text1" w:themeTint="BF"/>
+          <w:left w:val="single" w:sz="8" w:space="0" w:color="515151" w:themeColor="text1" w:themeTint="BF"/>
+          <w:bottom w:val="single" w:sz="8" w:space="0" w:color="515151" w:themeColor="text1" w:themeTint="BF"/>
+          <w:right w:val="single" w:sz="8" w:space="0" w:color="515151" w:themeColor="text1" w:themeTint="BF"/>
           <w:insideH w:val="nil"/>
           <w:insideV w:val="nil"/>
         </w:tcBorders>
-        <w:shd w:val="clear" w:color="auto" w:fill="000000" w:themeFill="text1"/>
+        <w:shd w:val="clear" w:color="auto" w:fill="171717" w:themeFill="text1"/>
       </w:tcPr>
     </w:tblStylePr>
     <w:tblStylePr w:type="lastRow">
@@ -56021,10 +57268,10 @@
       <w:tblPr/>
       <w:tcPr>
         <w:tcBorders>
-          <w:top w:val="double" w:sz="6" w:space="0" w:color="404040" w:themeColor="text1" w:themeTint="BF"/>
-          <w:left w:val="single" w:sz="8" w:space="0" w:color="404040" w:themeColor="text1" w:themeTint="BF"/>
-          <w:bottom w:val="single" w:sz="8" w:space="0" w:color="404040" w:themeColor="text1" w:themeTint="BF"/>
-          <w:right w:val="single" w:sz="8" w:space="0" w:color="404040" w:themeColor="text1" w:themeTint="BF"/>
+          <w:top w:val="double" w:sz="6" w:space="0" w:color="515151" w:themeColor="text1" w:themeTint="BF"/>
+          <w:left w:val="single" w:sz="8" w:space="0" w:color="515151" w:themeColor="text1" w:themeTint="BF"/>
+          <w:bottom w:val="single" w:sz="8" w:space="0" w:color="515151" w:themeColor="text1" w:themeTint="BF"/>
+          <w:right w:val="single" w:sz="8" w:space="0" w:color="515151" w:themeColor="text1" w:themeTint="BF"/>
           <w:insideH w:val="nil"/>
           <w:insideV w:val="nil"/>
         </w:tcBorders>
@@ -56045,7 +57292,7 @@
     <w:tblStylePr w:type="band1Vert">
       <w:tblPr/>
       <w:tcPr>
-        <w:shd w:val="clear" w:color="auto" w:fill="C0C0C0" w:themeFill="text1" w:themeFillTint="3F"/>
+        <w:shd w:val="clear" w:color="auto" w:fill="C5C5C5" w:themeFill="text1" w:themeFillTint="3F"/>
       </w:tcPr>
     </w:tblStylePr>
     <w:tblStylePr w:type="band1Horz">
@@ -56055,7 +57302,7 @@
           <w:insideH w:val="nil"/>
           <w:insideV w:val="nil"/>
         </w:tcBorders>
-        <w:shd w:val="clear" w:color="auto" w:fill="C0C0C0" w:themeFill="text1" w:themeFillTint="3F"/>
+        <w:shd w:val="clear" w:color="auto" w:fill="C5C5C5" w:themeFill="text1" w:themeFillTint="3F"/>
       </w:tcPr>
     </w:tblStylePr>
     <w:tblStylePr w:type="band2Horz">
@@ -56697,7 +57944,7 @@
           <w:insideH w:val="nil"/>
           <w:insideV w:val="nil"/>
         </w:tcBorders>
-        <w:shd w:val="clear" w:color="auto" w:fill="000000" w:themeFill="text1"/>
+        <w:shd w:val="clear" w:color="auto" w:fill="171717" w:themeFill="text1"/>
       </w:tcPr>
     </w:tblStylePr>
     <w:tblStylePr w:type="lastRow">
@@ -56736,7 +57983,7 @@
           <w:insideH w:val="nil"/>
           <w:insideV w:val="nil"/>
         </w:tcBorders>
-        <w:shd w:val="clear" w:color="auto" w:fill="000000" w:themeFill="text1"/>
+        <w:shd w:val="clear" w:color="auto" w:fill="171717" w:themeFill="text1"/>
       </w:tcPr>
     </w:tblStylePr>
     <w:tblStylePr w:type="lastCol">
@@ -56753,7 +58000,7 @@
           <w:insideH w:val="nil"/>
           <w:insideV w:val="nil"/>
         </w:tcBorders>
-        <w:shd w:val="clear" w:color="auto" w:fill="000000" w:themeFill="text1"/>
+        <w:shd w:val="clear" w:color="auto" w:fill="171717" w:themeFill="text1"/>
       </w:tcPr>
     </w:tblStylePr>
     <w:tblStylePr w:type="band1Vert">
@@ -57665,14 +58912,14 @@
       <w:spacing w:after="0" w:line="240" w:lineRule="auto"/>
     </w:pPr>
     <w:rPr>
-      <w:color w:val="000000" w:themeColor="text1"/>
+      <w:color w:val="171717" w:themeColor="text1"/>
     </w:rPr>
     <w:tblPr>
       <w:tblStyleRowBandSize w:val="1"/>
       <w:tblStyleColBandSize w:val="1"/>
       <w:tblBorders>
-        <w:top w:val="single" w:sz="8" w:space="0" w:color="000000" w:themeColor="text1"/>
-        <w:bottom w:val="single" w:sz="8" w:space="0" w:color="000000" w:themeColor="text1"/>
+        <w:top w:val="single" w:sz="8" w:space="0" w:color="171717" w:themeColor="text1"/>
+        <w:bottom w:val="single" w:sz="8" w:space="0" w:color="171717" w:themeColor="text1"/>
       </w:tblBorders>
     </w:tblPr>
     <w:tblStylePr w:type="firstRow">
@@ -57683,7 +58930,7 @@
       <w:tcPr>
         <w:tcBorders>
           <w:top w:val="nil"/>
-          <w:bottom w:val="single" w:sz="8" w:space="0" w:color="000000" w:themeColor="text1"/>
+          <w:bottom w:val="single" w:sz="8" w:space="0" w:color="171717" w:themeColor="text1"/>
         </w:tcBorders>
       </w:tcPr>
     </w:tblStylePr>
@@ -57696,8 +58943,8 @@
       <w:tblPr/>
       <w:tcPr>
         <w:tcBorders>
-          <w:top w:val="single" w:sz="8" w:space="0" w:color="000000" w:themeColor="text1"/>
-          <w:bottom w:val="single" w:sz="8" w:space="0" w:color="000000" w:themeColor="text1"/>
+          <w:top w:val="single" w:sz="8" w:space="0" w:color="171717" w:themeColor="text1"/>
+          <w:bottom w:val="single" w:sz="8" w:space="0" w:color="171717" w:themeColor="text1"/>
         </w:tcBorders>
       </w:tcPr>
     </w:tblStylePr>
@@ -57715,21 +58962,21 @@
       <w:tblPr/>
       <w:tcPr>
         <w:tcBorders>
-          <w:top w:val="single" w:sz="8" w:space="0" w:color="000000" w:themeColor="text1"/>
-          <w:bottom w:val="single" w:sz="8" w:space="0" w:color="000000" w:themeColor="text1"/>
+          <w:top w:val="single" w:sz="8" w:space="0" w:color="171717" w:themeColor="text1"/>
+          <w:bottom w:val="single" w:sz="8" w:space="0" w:color="171717" w:themeColor="text1"/>
         </w:tcBorders>
       </w:tcPr>
     </w:tblStylePr>
     <w:tblStylePr w:type="band1Vert">
       <w:tblPr/>
       <w:tcPr>
-        <w:shd w:val="clear" w:color="auto" w:fill="C0C0C0" w:themeFill="text1" w:themeFillTint="3F"/>
+        <w:shd w:val="clear" w:color="auto" w:fill="C5C5C5" w:themeFill="text1" w:themeFillTint="3F"/>
       </w:tcPr>
     </w:tblStylePr>
     <w:tblStylePr w:type="band1Horz">
       <w:tblPr/>
       <w:tcPr>
-        <w:shd w:val="clear" w:color="auto" w:fill="C0C0C0" w:themeFill="text1" w:themeFillTint="3F"/>
+        <w:shd w:val="clear" w:color="auto" w:fill="C5C5C5" w:themeFill="text1" w:themeFillTint="3F"/>
       </w:tcPr>
     </w:tblStylePr>
   </w:style>
@@ -57742,7 +58989,7 @@
       <w:spacing w:after="0" w:line="240" w:lineRule="auto"/>
     </w:pPr>
     <w:rPr>
-      <w:color w:val="000000" w:themeColor="text1"/>
+      <w:color w:val="171717" w:themeColor="text1"/>
     </w:rPr>
     <w:tblPr>
       <w:tblStyleRowBandSize w:val="1"/>
@@ -57819,7 +59066,7 @@
       <w:spacing w:after="0" w:line="240" w:lineRule="auto"/>
     </w:pPr>
     <w:rPr>
-      <w:color w:val="000000" w:themeColor="text1"/>
+      <w:color w:val="171717" w:themeColor="text1"/>
     </w:rPr>
     <w:tblPr>
       <w:tblStyleRowBandSize w:val="1"/>
@@ -57896,7 +59143,7 @@
       <w:spacing w:after="0" w:line="240" w:lineRule="auto"/>
     </w:pPr>
     <w:rPr>
-      <w:color w:val="000000" w:themeColor="text1"/>
+      <w:color w:val="171717" w:themeColor="text1"/>
     </w:rPr>
     <w:tblPr>
       <w:tblStyleRowBandSize w:val="1"/>
@@ -57973,7 +59220,7 @@
       <w:spacing w:after="0" w:line="240" w:lineRule="auto"/>
     </w:pPr>
     <w:rPr>
-      <w:color w:val="000000" w:themeColor="text1"/>
+      <w:color w:val="171717" w:themeColor="text1"/>
     </w:rPr>
     <w:tblPr>
       <w:tblStyleRowBandSize w:val="1"/>
@@ -58050,7 +59297,7 @@
       <w:spacing w:after="0" w:line="240" w:lineRule="auto"/>
     </w:pPr>
     <w:rPr>
-      <w:color w:val="000000" w:themeColor="text1"/>
+      <w:color w:val="171717" w:themeColor="text1"/>
     </w:rPr>
     <w:tblPr>
       <w:tblStyleRowBandSize w:val="1"/>
@@ -58127,7 +59374,7 @@
       <w:spacing w:after="0" w:line="240" w:lineRule="auto"/>
     </w:pPr>
     <w:rPr>
-      <w:color w:val="000000" w:themeColor="text1"/>
+      <w:color w:val="171717" w:themeColor="text1"/>
     </w:rPr>
     <w:tblPr>
       <w:tblStyleRowBandSize w:val="1"/>
@@ -58205,16 +59452,16 @@
     </w:pPr>
     <w:rPr>
       <w:rFonts w:asciiTheme="majorHAnsi" w:eastAsiaTheme="majorEastAsia" w:hAnsiTheme="majorHAnsi" w:cstheme="majorBidi"/>
-      <w:color w:val="000000" w:themeColor="text1"/>
+      <w:color w:val="171717" w:themeColor="text1"/>
     </w:rPr>
     <w:tblPr>
       <w:tblStyleRowBandSize w:val="1"/>
       <w:tblStyleColBandSize w:val="1"/>
       <w:tblBorders>
-        <w:top w:val="single" w:sz="8" w:space="0" w:color="000000" w:themeColor="text1"/>
-        <w:left w:val="single" w:sz="8" w:space="0" w:color="000000" w:themeColor="text1"/>
-        <w:bottom w:val="single" w:sz="8" w:space="0" w:color="000000" w:themeColor="text1"/>
-        <w:right w:val="single" w:sz="8" w:space="0" w:color="000000" w:themeColor="text1"/>
+        <w:top w:val="single" w:sz="8" w:space="0" w:color="171717" w:themeColor="text1"/>
+        <w:left w:val="single" w:sz="8" w:space="0" w:color="171717" w:themeColor="text1"/>
+        <w:bottom w:val="single" w:sz="8" w:space="0" w:color="171717" w:themeColor="text1"/>
+        <w:right w:val="single" w:sz="8" w:space="0" w:color="171717" w:themeColor="text1"/>
       </w:tblBorders>
     </w:tblPr>
     <w:tblStylePr w:type="firstRow">
@@ -58227,7 +59474,7 @@
         <w:tcBorders>
           <w:top w:val="nil"/>
           <w:left w:val="nil"/>
-          <w:bottom w:val="single" w:sz="24" w:space="0" w:color="000000" w:themeColor="text1"/>
+          <w:bottom w:val="single" w:sz="24" w:space="0" w:color="171717" w:themeColor="text1"/>
           <w:right w:val="nil"/>
           <w:insideH w:val="nil"/>
           <w:insideV w:val="nil"/>
@@ -58239,7 +59486,7 @@
       <w:tblPr/>
       <w:tcPr>
         <w:tcBorders>
-          <w:top w:val="single" w:sz="8" w:space="0" w:color="000000" w:themeColor="text1"/>
+          <w:top w:val="single" w:sz="8" w:space="0" w:color="171717" w:themeColor="text1"/>
           <w:left w:val="nil"/>
           <w:bottom w:val="nil"/>
           <w:right w:val="nil"/>
@@ -58256,7 +59503,7 @@
           <w:top w:val="nil"/>
           <w:left w:val="nil"/>
           <w:bottom w:val="nil"/>
-          <w:right w:val="single" w:sz="8" w:space="0" w:color="000000" w:themeColor="text1"/>
+          <w:right w:val="single" w:sz="8" w:space="0" w:color="171717" w:themeColor="text1"/>
           <w:insideH w:val="nil"/>
           <w:insideV w:val="nil"/>
         </w:tcBorders>
@@ -58268,7 +59515,7 @@
       <w:tcPr>
         <w:tcBorders>
           <w:top w:val="nil"/>
-          <w:left w:val="single" w:sz="8" w:space="0" w:color="000000" w:themeColor="text1"/>
+          <w:left w:val="single" w:sz="8" w:space="0" w:color="171717" w:themeColor="text1"/>
           <w:bottom w:val="nil"/>
           <w:right w:val="nil"/>
           <w:insideH w:val="nil"/>
@@ -58286,7 +59533,7 @@
           <w:insideH w:val="nil"/>
           <w:insideV w:val="nil"/>
         </w:tcBorders>
-        <w:shd w:val="clear" w:color="auto" w:fill="C0C0C0" w:themeFill="text1" w:themeFillTint="3F"/>
+        <w:shd w:val="clear" w:color="auto" w:fill="C5C5C5" w:themeFill="text1" w:themeFillTint="3F"/>
       </w:tcPr>
     </w:tblStylePr>
     <w:tblStylePr w:type="band1Horz">
@@ -58298,7 +59545,7 @@
           <w:insideH w:val="nil"/>
           <w:insideV w:val="nil"/>
         </w:tcBorders>
-        <w:shd w:val="clear" w:color="auto" w:fill="C0C0C0" w:themeFill="text1" w:themeFillTint="3F"/>
+        <w:shd w:val="clear" w:color="auto" w:fill="C5C5C5" w:themeFill="text1" w:themeFillTint="3F"/>
       </w:tcPr>
     </w:tblStylePr>
     <w:tblStylePr w:type="nwCell">
@@ -58326,7 +59573,7 @@
     </w:pPr>
     <w:rPr>
       <w:rFonts w:asciiTheme="majorHAnsi" w:eastAsiaTheme="majorEastAsia" w:hAnsiTheme="majorHAnsi" w:cstheme="majorBidi"/>
-      <w:color w:val="000000" w:themeColor="text1"/>
+      <w:color w:val="171717" w:themeColor="text1"/>
     </w:rPr>
     <w:tblPr>
       <w:tblStyleRowBandSize w:val="1"/>
@@ -58447,7 +59694,7 @@
     </w:pPr>
     <w:rPr>
       <w:rFonts w:asciiTheme="majorHAnsi" w:eastAsiaTheme="majorEastAsia" w:hAnsiTheme="majorHAnsi" w:cstheme="majorBidi"/>
-      <w:color w:val="000000" w:themeColor="text1"/>
+      <w:color w:val="171717" w:themeColor="text1"/>
     </w:rPr>
     <w:tblPr>
       <w:tblStyleRowBandSize w:val="1"/>
@@ -58568,7 +59815,7 @@
     </w:pPr>
     <w:rPr>
       <w:rFonts w:asciiTheme="majorHAnsi" w:eastAsiaTheme="majorEastAsia" w:hAnsiTheme="majorHAnsi" w:cstheme="majorBidi"/>
-      <w:color w:val="000000" w:themeColor="text1"/>
+      <w:color w:val="171717" w:themeColor="text1"/>
     </w:rPr>
     <w:tblPr>
       <w:tblStyleRowBandSize w:val="1"/>
@@ -58689,7 +59936,7 @@
     </w:pPr>
     <w:rPr>
       <w:rFonts w:asciiTheme="majorHAnsi" w:eastAsiaTheme="majorEastAsia" w:hAnsiTheme="majorHAnsi" w:cstheme="majorBidi"/>
-      <w:color w:val="000000" w:themeColor="text1"/>
+      <w:color w:val="171717" w:themeColor="text1"/>
     </w:rPr>
     <w:tblPr>
       <w:tblStyleRowBandSize w:val="1"/>
@@ -58810,7 +60057,7 @@
     </w:pPr>
     <w:rPr>
       <w:rFonts w:asciiTheme="majorHAnsi" w:eastAsiaTheme="majorEastAsia" w:hAnsiTheme="majorHAnsi" w:cstheme="majorBidi"/>
-      <w:color w:val="000000" w:themeColor="text1"/>
+      <w:color w:val="171717" w:themeColor="text1"/>
     </w:rPr>
     <w:tblPr>
       <w:tblStyleRowBandSize w:val="1"/>
@@ -58931,7 +60178,7 @@
     </w:pPr>
     <w:rPr>
       <w:rFonts w:asciiTheme="majorHAnsi" w:eastAsiaTheme="majorEastAsia" w:hAnsiTheme="majorHAnsi" w:cstheme="majorBidi"/>
-      <w:color w:val="000000" w:themeColor="text1"/>
+      <w:color w:val="171717" w:themeColor="text1"/>
     </w:rPr>
     <w:tblPr>
       <w:tblStyleRowBandSize w:val="1"/>
@@ -59054,16 +60301,16 @@
       <w:tblStyleRowBandSize w:val="1"/>
       <w:tblStyleColBandSize w:val="1"/>
       <w:tblBorders>
-        <w:top w:val="single" w:sz="8" w:space="0" w:color="404040" w:themeColor="text1" w:themeTint="BF"/>
-        <w:left w:val="single" w:sz="8" w:space="0" w:color="404040" w:themeColor="text1" w:themeTint="BF"/>
-        <w:bottom w:val="single" w:sz="8" w:space="0" w:color="404040" w:themeColor="text1" w:themeTint="BF"/>
-        <w:right w:val="single" w:sz="8" w:space="0" w:color="404040" w:themeColor="text1" w:themeTint="BF"/>
-        <w:insideH w:val="single" w:sz="8" w:space="0" w:color="404040" w:themeColor="text1" w:themeTint="BF"/>
-        <w:insideV w:val="single" w:sz="8" w:space="0" w:color="404040" w:themeColor="text1" w:themeTint="BF"/>
+        <w:top w:val="single" w:sz="8" w:space="0" w:color="515151" w:themeColor="text1" w:themeTint="BF"/>
+        <w:left w:val="single" w:sz="8" w:space="0" w:color="515151" w:themeColor="text1" w:themeTint="BF"/>
+        <w:bottom w:val="single" w:sz="8" w:space="0" w:color="515151" w:themeColor="text1" w:themeTint="BF"/>
+        <w:right w:val="single" w:sz="8" w:space="0" w:color="515151" w:themeColor="text1" w:themeTint="BF"/>
+        <w:insideH w:val="single" w:sz="8" w:space="0" w:color="515151" w:themeColor="text1" w:themeTint="BF"/>
+        <w:insideV w:val="single" w:sz="8" w:space="0" w:color="515151" w:themeColor="text1" w:themeTint="BF"/>
       </w:tblBorders>
     </w:tblPr>
     <w:tcPr>
-      <w:shd w:val="clear" w:color="auto" w:fill="C0C0C0" w:themeFill="text1" w:themeFillTint="3F"/>
+      <w:shd w:val="clear" w:color="auto" w:fill="C5C5C5" w:themeFill="text1" w:themeFillTint="3F"/>
     </w:tcPr>
     <w:tblStylePr w:type="firstRow">
       <w:rPr>
@@ -59079,7 +60326,7 @@
       <w:tblPr/>
       <w:tcPr>
         <w:tcBorders>
-          <w:top w:val="single" w:sz="18" w:space="0" w:color="404040" w:themeColor="text1" w:themeTint="BF"/>
+          <w:top w:val="single" w:sz="18" w:space="0" w:color="515151" w:themeColor="text1" w:themeTint="BF"/>
         </w:tcBorders>
       </w:tcPr>
     </w:tblStylePr>
@@ -59098,13 +60345,13 @@
     <w:tblStylePr w:type="band1Vert">
       <w:tblPr/>
       <w:tcPr>
-        <w:shd w:val="clear" w:color="auto" w:fill="808080" w:themeFill="text1" w:themeFillTint="7F"/>
+        <w:shd w:val="clear" w:color="auto" w:fill="8B8B8B" w:themeFill="text1" w:themeFillTint="7F"/>
       </w:tcPr>
     </w:tblStylePr>
     <w:tblStylePr w:type="band1Horz">
       <w:tblPr/>
       <w:tcPr>
-        <w:shd w:val="clear" w:color="auto" w:fill="808080" w:themeFill="text1" w:themeFillTint="7F"/>
+        <w:shd w:val="clear" w:color="auto" w:fill="8B8B8B" w:themeFill="text1" w:themeFillTint="7F"/>
       </w:tcPr>
     </w:tblStylePr>
   </w:style>
@@ -59514,44 +60761,44 @@
     </w:pPr>
     <w:rPr>
       <w:rFonts w:asciiTheme="majorHAnsi" w:eastAsiaTheme="majorEastAsia" w:hAnsiTheme="majorHAnsi" w:cstheme="majorBidi"/>
-      <w:color w:val="000000" w:themeColor="text1"/>
+      <w:color w:val="171717" w:themeColor="text1"/>
     </w:rPr>
     <w:tblPr>
       <w:tblStyleRowBandSize w:val="1"/>
       <w:tblStyleColBandSize w:val="1"/>
       <w:tblBorders>
-        <w:top w:val="single" w:sz="8" w:space="0" w:color="000000" w:themeColor="text1"/>
-        <w:left w:val="single" w:sz="8" w:space="0" w:color="000000" w:themeColor="text1"/>
-        <w:bottom w:val="single" w:sz="8" w:space="0" w:color="000000" w:themeColor="text1"/>
-        <w:right w:val="single" w:sz="8" w:space="0" w:color="000000" w:themeColor="text1"/>
-        <w:insideH w:val="single" w:sz="8" w:space="0" w:color="000000" w:themeColor="text1"/>
-        <w:insideV w:val="single" w:sz="8" w:space="0" w:color="000000" w:themeColor="text1"/>
+        <w:top w:val="single" w:sz="8" w:space="0" w:color="171717" w:themeColor="text1"/>
+        <w:left w:val="single" w:sz="8" w:space="0" w:color="171717" w:themeColor="text1"/>
+        <w:bottom w:val="single" w:sz="8" w:space="0" w:color="171717" w:themeColor="text1"/>
+        <w:right w:val="single" w:sz="8" w:space="0" w:color="171717" w:themeColor="text1"/>
+        <w:insideH w:val="single" w:sz="8" w:space="0" w:color="171717" w:themeColor="text1"/>
+        <w:insideV w:val="single" w:sz="8" w:space="0" w:color="171717" w:themeColor="text1"/>
       </w:tblBorders>
     </w:tblPr>
     <w:tcPr>
-      <w:shd w:val="clear" w:color="auto" w:fill="C0C0C0" w:themeFill="text1" w:themeFillTint="3F"/>
+      <w:shd w:val="clear" w:color="auto" w:fill="C5C5C5" w:themeFill="text1" w:themeFillTint="3F"/>
     </w:tcPr>
     <w:tblStylePr w:type="firstRow">
       <w:rPr>
         <w:b/>
         <w:bCs/>
-        <w:color w:val="000000" w:themeColor="text1"/>
+        <w:color w:val="171717" w:themeColor="text1"/>
       </w:rPr>
       <w:tblPr/>
       <w:tcPr>
-        <w:shd w:val="clear" w:color="auto" w:fill="E6E6E6" w:themeFill="text1" w:themeFillTint="19"/>
+        <w:shd w:val="clear" w:color="auto" w:fill="E8E8E8" w:themeFill="text1" w:themeFillTint="19"/>
       </w:tcPr>
     </w:tblStylePr>
     <w:tblStylePr w:type="lastRow">
       <w:rPr>
         <w:b/>
         <w:bCs/>
-        <w:color w:val="000000" w:themeColor="text1"/>
+        <w:color w:val="171717" w:themeColor="text1"/>
       </w:rPr>
       <w:tblPr/>
       <w:tcPr>
         <w:tcBorders>
-          <w:top w:val="single" w:sz="12" w:space="0" w:color="000000" w:themeColor="text1"/>
+          <w:top w:val="single" w:sz="12" w:space="0" w:color="171717" w:themeColor="text1"/>
           <w:left w:val="nil"/>
           <w:bottom w:val="nil"/>
           <w:right w:val="nil"/>
@@ -59565,7 +60812,7 @@
       <w:rPr>
         <w:b/>
         <w:bCs/>
-        <w:color w:val="000000" w:themeColor="text1"/>
+        <w:color w:val="171717" w:themeColor="text1"/>
       </w:rPr>
       <w:tblPr/>
       <w:tcPr>
@@ -59584,7 +60831,7 @@
       <w:rPr>
         <w:b w:val="0"/>
         <w:bCs w:val="0"/>
-        <w:color w:val="000000" w:themeColor="text1"/>
+        <w:color w:val="171717" w:themeColor="text1"/>
       </w:rPr>
       <w:tblPr/>
       <w:tcPr>
@@ -59596,23 +60843,23 @@
           <w:insideH w:val="nil"/>
           <w:insideV w:val="nil"/>
         </w:tcBorders>
-        <w:shd w:val="clear" w:color="auto" w:fill="CCCCCC" w:themeFill="text1" w:themeFillTint="33"/>
+        <w:shd w:val="clear" w:color="auto" w:fill="D0D0D0" w:themeFill="text1" w:themeFillTint="33"/>
       </w:tcPr>
     </w:tblStylePr>
     <w:tblStylePr w:type="band1Vert">
       <w:tblPr/>
       <w:tcPr>
-        <w:shd w:val="clear" w:color="auto" w:fill="808080" w:themeFill="text1" w:themeFillTint="7F"/>
+        <w:shd w:val="clear" w:color="auto" w:fill="8B8B8B" w:themeFill="text1" w:themeFillTint="7F"/>
       </w:tcPr>
     </w:tblStylePr>
     <w:tblStylePr w:type="band1Horz">
       <w:tblPr/>
       <w:tcPr>
         <w:tcBorders>
-          <w:insideH w:val="single" w:sz="6" w:space="0" w:color="000000" w:themeColor="text1"/>
-          <w:insideV w:val="single" w:sz="6" w:space="0" w:color="000000" w:themeColor="text1"/>
+          <w:insideH w:val="single" w:sz="6" w:space="0" w:color="171717" w:themeColor="text1"/>
+          <w:insideV w:val="single" w:sz="6" w:space="0" w:color="171717" w:themeColor="text1"/>
         </w:tcBorders>
-        <w:shd w:val="clear" w:color="auto" w:fill="808080" w:themeFill="text1" w:themeFillTint="7F"/>
+        <w:shd w:val="clear" w:color="auto" w:fill="8B8B8B" w:themeFill="text1" w:themeFillTint="7F"/>
       </w:tcPr>
     </w:tblStylePr>
     <w:tblStylePr w:type="nwCell">
@@ -59632,7 +60879,7 @@
     </w:pPr>
     <w:rPr>
       <w:rFonts w:asciiTheme="majorHAnsi" w:eastAsiaTheme="majorEastAsia" w:hAnsiTheme="majorHAnsi" w:cstheme="majorBidi"/>
-      <w:color w:val="000000" w:themeColor="text1"/>
+      <w:color w:val="171717" w:themeColor="text1"/>
     </w:rPr>
     <w:tblPr>
       <w:tblStyleRowBandSize w:val="1"/>
@@ -59653,7 +60900,7 @@
       <w:rPr>
         <w:b/>
         <w:bCs/>
-        <w:color w:val="000000" w:themeColor="text1"/>
+        <w:color w:val="171717" w:themeColor="text1"/>
       </w:rPr>
       <w:tblPr/>
       <w:tcPr>
@@ -59664,12 +60911,12 @@
       <w:rPr>
         <w:b/>
         <w:bCs/>
-        <w:color w:val="000000" w:themeColor="text1"/>
+        <w:color w:val="171717" w:themeColor="text1"/>
       </w:rPr>
       <w:tblPr/>
       <w:tcPr>
         <w:tcBorders>
-          <w:top w:val="single" w:sz="12" w:space="0" w:color="000000" w:themeColor="text1"/>
+          <w:top w:val="single" w:sz="12" w:space="0" w:color="171717" w:themeColor="text1"/>
           <w:left w:val="nil"/>
           <w:bottom w:val="nil"/>
           <w:right w:val="nil"/>
@@ -59683,7 +60930,7 @@
       <w:rPr>
         <w:b/>
         <w:bCs/>
-        <w:color w:val="000000" w:themeColor="text1"/>
+        <w:color w:val="171717" w:themeColor="text1"/>
       </w:rPr>
       <w:tblPr/>
       <w:tcPr>
@@ -59702,7 +60949,7 @@
       <w:rPr>
         <w:b w:val="0"/>
         <w:bCs w:val="0"/>
-        <w:color w:val="000000" w:themeColor="text1"/>
+        <w:color w:val="171717" w:themeColor="text1"/>
       </w:rPr>
       <w:tblPr/>
       <w:tcPr>
@@ -59750,7 +60997,7 @@
     </w:pPr>
     <w:rPr>
       <w:rFonts w:asciiTheme="majorHAnsi" w:eastAsiaTheme="majorEastAsia" w:hAnsiTheme="majorHAnsi" w:cstheme="majorBidi"/>
-      <w:color w:val="000000" w:themeColor="text1"/>
+      <w:color w:val="171717" w:themeColor="text1"/>
     </w:rPr>
     <w:tblPr>
       <w:tblStyleRowBandSize w:val="1"/>
@@ -59771,7 +61018,7 @@
       <w:rPr>
         <w:b/>
         <w:bCs/>
-        <w:color w:val="000000" w:themeColor="text1"/>
+        <w:color w:val="171717" w:themeColor="text1"/>
       </w:rPr>
       <w:tblPr/>
       <w:tcPr>
@@ -59782,12 +61029,12 @@
       <w:rPr>
         <w:b/>
         <w:bCs/>
-        <w:color w:val="000000" w:themeColor="text1"/>
+        <w:color w:val="171717" w:themeColor="text1"/>
       </w:rPr>
       <w:tblPr/>
       <w:tcPr>
         <w:tcBorders>
-          <w:top w:val="single" w:sz="12" w:space="0" w:color="000000" w:themeColor="text1"/>
+          <w:top w:val="single" w:sz="12" w:space="0" w:color="171717" w:themeColor="text1"/>
           <w:left w:val="nil"/>
           <w:bottom w:val="nil"/>
           <w:right w:val="nil"/>
@@ -59801,7 +61048,7 @@
       <w:rPr>
         <w:b/>
         <w:bCs/>
-        <w:color w:val="000000" w:themeColor="text1"/>
+        <w:color w:val="171717" w:themeColor="text1"/>
       </w:rPr>
       <w:tblPr/>
       <w:tcPr>
@@ -59820,7 +61067,7 @@
       <w:rPr>
         <w:b w:val="0"/>
         <w:bCs w:val="0"/>
-        <w:color w:val="000000" w:themeColor="text1"/>
+        <w:color w:val="171717" w:themeColor="text1"/>
       </w:rPr>
       <w:tblPr/>
       <w:tcPr>
@@ -59868,7 +61115,7 @@
     </w:pPr>
     <w:rPr>
       <w:rFonts w:asciiTheme="majorHAnsi" w:eastAsiaTheme="majorEastAsia" w:hAnsiTheme="majorHAnsi" w:cstheme="majorBidi"/>
-      <w:color w:val="000000" w:themeColor="text1"/>
+      <w:color w:val="171717" w:themeColor="text1"/>
     </w:rPr>
     <w:tblPr>
       <w:tblStyleRowBandSize w:val="1"/>
@@ -59889,7 +61136,7 @@
       <w:rPr>
         <w:b/>
         <w:bCs/>
-        <w:color w:val="000000" w:themeColor="text1"/>
+        <w:color w:val="171717" w:themeColor="text1"/>
       </w:rPr>
       <w:tblPr/>
       <w:tcPr>
@@ -59900,12 +61147,12 @@
       <w:rPr>
         <w:b/>
         <w:bCs/>
-        <w:color w:val="000000" w:themeColor="text1"/>
+        <w:color w:val="171717" w:themeColor="text1"/>
       </w:rPr>
       <w:tblPr/>
       <w:tcPr>
         <w:tcBorders>
-          <w:top w:val="single" w:sz="12" w:space="0" w:color="000000" w:themeColor="text1"/>
+          <w:top w:val="single" w:sz="12" w:space="0" w:color="171717" w:themeColor="text1"/>
           <w:left w:val="nil"/>
           <w:bottom w:val="nil"/>
           <w:right w:val="nil"/>
@@ -59919,7 +61166,7 @@
       <w:rPr>
         <w:b/>
         <w:bCs/>
-        <w:color w:val="000000" w:themeColor="text1"/>
+        <w:color w:val="171717" w:themeColor="text1"/>
       </w:rPr>
       <w:tblPr/>
       <w:tcPr>
@@ -59938,7 +61185,7 @@
       <w:rPr>
         <w:b w:val="0"/>
         <w:bCs w:val="0"/>
-        <w:color w:val="000000" w:themeColor="text1"/>
+        <w:color w:val="171717" w:themeColor="text1"/>
       </w:rPr>
       <w:tblPr/>
       <w:tcPr>
@@ -59986,7 +61233,7 @@
     </w:pPr>
     <w:rPr>
       <w:rFonts w:asciiTheme="majorHAnsi" w:eastAsiaTheme="majorEastAsia" w:hAnsiTheme="majorHAnsi" w:cstheme="majorBidi"/>
-      <w:color w:val="000000" w:themeColor="text1"/>
+      <w:color w:val="171717" w:themeColor="text1"/>
     </w:rPr>
     <w:tblPr>
       <w:tblStyleRowBandSize w:val="1"/>
@@ -60007,7 +61254,7 @@
       <w:rPr>
         <w:b/>
         <w:bCs/>
-        <w:color w:val="000000" w:themeColor="text1"/>
+        <w:color w:val="171717" w:themeColor="text1"/>
       </w:rPr>
       <w:tblPr/>
       <w:tcPr>
@@ -60018,12 +61265,12 @@
       <w:rPr>
         <w:b/>
         <w:bCs/>
-        <w:color w:val="000000" w:themeColor="text1"/>
+        <w:color w:val="171717" w:themeColor="text1"/>
       </w:rPr>
       <w:tblPr/>
       <w:tcPr>
         <w:tcBorders>
-          <w:top w:val="single" w:sz="12" w:space="0" w:color="000000" w:themeColor="text1"/>
+          <w:top w:val="single" w:sz="12" w:space="0" w:color="171717" w:themeColor="text1"/>
           <w:left w:val="nil"/>
           <w:bottom w:val="nil"/>
           <w:right w:val="nil"/>
@@ -60037,7 +61284,7 @@
       <w:rPr>
         <w:b/>
         <w:bCs/>
-        <w:color w:val="000000" w:themeColor="text1"/>
+        <w:color w:val="171717" w:themeColor="text1"/>
       </w:rPr>
       <w:tblPr/>
       <w:tcPr>
@@ -60056,7 +61303,7 @@
       <w:rPr>
         <w:b w:val="0"/>
         <w:bCs w:val="0"/>
-        <w:color w:val="000000" w:themeColor="text1"/>
+        <w:color w:val="171717" w:themeColor="text1"/>
       </w:rPr>
       <w:tblPr/>
       <w:tcPr>
@@ -60104,7 +61351,7 @@
     </w:pPr>
     <w:rPr>
       <w:rFonts w:asciiTheme="majorHAnsi" w:eastAsiaTheme="majorEastAsia" w:hAnsiTheme="majorHAnsi" w:cstheme="majorBidi"/>
-      <w:color w:val="000000" w:themeColor="text1"/>
+      <w:color w:val="171717" w:themeColor="text1"/>
     </w:rPr>
     <w:tblPr>
       <w:tblStyleRowBandSize w:val="1"/>
@@ -60125,7 +61372,7 @@
       <w:rPr>
         <w:b/>
         <w:bCs/>
-        <w:color w:val="000000" w:themeColor="text1"/>
+        <w:color w:val="171717" w:themeColor="text1"/>
       </w:rPr>
       <w:tblPr/>
       <w:tcPr>
@@ -60136,12 +61383,12 @@
       <w:rPr>
         <w:b/>
         <w:bCs/>
-        <w:color w:val="000000" w:themeColor="text1"/>
+        <w:color w:val="171717" w:themeColor="text1"/>
       </w:rPr>
       <w:tblPr/>
       <w:tcPr>
         <w:tcBorders>
-          <w:top w:val="single" w:sz="12" w:space="0" w:color="000000" w:themeColor="text1"/>
+          <w:top w:val="single" w:sz="12" w:space="0" w:color="171717" w:themeColor="text1"/>
           <w:left w:val="nil"/>
           <w:bottom w:val="nil"/>
           <w:right w:val="nil"/>
@@ -60155,7 +61402,7 @@
       <w:rPr>
         <w:b/>
         <w:bCs/>
-        <w:color w:val="000000" w:themeColor="text1"/>
+        <w:color w:val="171717" w:themeColor="text1"/>
       </w:rPr>
       <w:tblPr/>
       <w:tcPr>
@@ -60174,7 +61421,7 @@
       <w:rPr>
         <w:b w:val="0"/>
         <w:bCs w:val="0"/>
-        <w:color w:val="000000" w:themeColor="text1"/>
+        <w:color w:val="171717" w:themeColor="text1"/>
       </w:rPr>
       <w:tblPr/>
       <w:tcPr>
@@ -60222,7 +61469,7 @@
     </w:pPr>
     <w:rPr>
       <w:rFonts w:asciiTheme="majorHAnsi" w:eastAsiaTheme="majorEastAsia" w:hAnsiTheme="majorHAnsi" w:cstheme="majorBidi"/>
-      <w:color w:val="000000" w:themeColor="text1"/>
+      <w:color w:val="171717" w:themeColor="text1"/>
     </w:rPr>
     <w:tblPr>
       <w:tblStyleRowBandSize w:val="1"/>
@@ -60243,7 +61490,7 @@
       <w:rPr>
         <w:b/>
         <w:bCs/>
-        <w:color w:val="000000" w:themeColor="text1"/>
+        <w:color w:val="171717" w:themeColor="text1"/>
       </w:rPr>
       <w:tblPr/>
       <w:tcPr>
@@ -60254,12 +61501,12 @@
       <w:rPr>
         <w:b/>
         <w:bCs/>
-        <w:color w:val="000000" w:themeColor="text1"/>
+        <w:color w:val="171717" w:themeColor="text1"/>
       </w:rPr>
       <w:tblPr/>
       <w:tcPr>
         <w:tcBorders>
-          <w:top w:val="single" w:sz="12" w:space="0" w:color="000000" w:themeColor="text1"/>
+          <w:top w:val="single" w:sz="12" w:space="0" w:color="171717" w:themeColor="text1"/>
           <w:left w:val="nil"/>
           <w:bottom w:val="nil"/>
           <w:right w:val="nil"/>
@@ -60273,7 +61520,7 @@
       <w:rPr>
         <w:b/>
         <w:bCs/>
-        <w:color w:val="000000" w:themeColor="text1"/>
+        <w:color w:val="171717" w:themeColor="text1"/>
       </w:rPr>
       <w:tblPr/>
       <w:tcPr>
@@ -60292,7 +61539,7 @@
       <w:rPr>
         <w:b w:val="0"/>
         <w:bCs w:val="0"/>
-        <w:color w:val="000000" w:themeColor="text1"/>
+        <w:color w:val="171717" w:themeColor="text1"/>
       </w:rPr>
       <w:tblPr/>
       <w:tcPr>
@@ -60351,7 +61598,7 @@
       </w:tblBorders>
     </w:tblPr>
     <w:tcPr>
-      <w:shd w:val="clear" w:color="auto" w:fill="C0C0C0" w:themeFill="text1" w:themeFillTint="3F"/>
+      <w:shd w:val="clear" w:color="auto" w:fill="C5C5C5" w:themeFill="text1" w:themeFillTint="3F"/>
     </w:tcPr>
     <w:tblStylePr w:type="firstRow">
       <w:rPr>
@@ -60371,7 +61618,7 @@
           <w:insideH w:val="nil"/>
           <w:insideV w:val="single" w:sz="8" w:space="0" w:color="FFFFFF" w:themeColor="background1"/>
         </w:tcBorders>
-        <w:shd w:val="clear" w:color="auto" w:fill="000000" w:themeFill="text1"/>
+        <w:shd w:val="clear" w:color="auto" w:fill="171717" w:themeFill="text1"/>
       </w:tcPr>
     </w:tblStylePr>
     <w:tblStylePr w:type="lastRow">
@@ -60392,7 +61639,7 @@
           <w:insideH w:val="nil"/>
           <w:insideV w:val="single" w:sz="8" w:space="0" w:color="FFFFFF" w:themeColor="background1"/>
         </w:tcBorders>
-        <w:shd w:val="clear" w:color="auto" w:fill="000000" w:themeFill="text1"/>
+        <w:shd w:val="clear" w:color="auto" w:fill="171717" w:themeFill="text1"/>
       </w:tcPr>
     </w:tblStylePr>
     <w:tblStylePr w:type="firstCol">
@@ -60411,7 +61658,7 @@
           <w:insideH w:val="nil"/>
           <w:insideV w:val="nil"/>
         </w:tcBorders>
-        <w:shd w:val="clear" w:color="auto" w:fill="000000" w:themeFill="text1"/>
+        <w:shd w:val="clear" w:color="auto" w:fill="171717" w:themeFill="text1"/>
       </w:tcPr>
     </w:tblStylePr>
     <w:tblStylePr w:type="lastCol">
@@ -60432,7 +61679,7 @@
           <w:insideH w:val="nil"/>
           <w:insideV w:val="nil"/>
         </w:tcBorders>
-        <w:shd w:val="clear" w:color="auto" w:fill="000000" w:themeFill="text1"/>
+        <w:shd w:val="clear" w:color="auto" w:fill="171717" w:themeFill="text1"/>
       </w:tcPr>
     </w:tblStylePr>
     <w:tblStylePr w:type="band1Vert">
@@ -60446,7 +61693,7 @@
           <w:insideH w:val="nil"/>
           <w:insideV w:val="nil"/>
         </w:tcBorders>
-        <w:shd w:val="clear" w:color="auto" w:fill="808080" w:themeFill="text1" w:themeFillTint="7F"/>
+        <w:shd w:val="clear" w:color="auto" w:fill="8B8B8B" w:themeFill="text1" w:themeFillTint="7F"/>
       </w:tcPr>
     </w:tblStylePr>
     <w:tblStylePr w:type="band1Horz">
@@ -60460,7 +61707,7 @@
           <w:insideH w:val="single" w:sz="8" w:space="0" w:color="FFFFFF" w:themeColor="background1"/>
           <w:insideV w:val="single" w:sz="8" w:space="0" w:color="FFFFFF" w:themeColor="background1"/>
         </w:tcBorders>
-        <w:shd w:val="clear" w:color="auto" w:fill="808080" w:themeFill="text1" w:themeFillTint="7F"/>
+        <w:shd w:val="clear" w:color="auto" w:fill="8B8B8B" w:themeFill="text1" w:themeFillTint="7F"/>
       </w:tcPr>
     </w:tblStylePr>
   </w:style>
@@ -61284,7 +62531,7 @@
       <w:tblStyleColBandSize w:val="1"/>
     </w:tblPr>
     <w:tcPr>
-      <w:shd w:val="clear" w:color="auto" w:fill="000000" w:themeFill="text1"/>
+      <w:shd w:val="clear" w:color="auto" w:fill="171717" w:themeFill="text1"/>
     </w:tcPr>
     <w:tblStylePr w:type="firstRow">
       <w:rPr>
@@ -61301,7 +62548,7 @@
           <w:insideH w:val="nil"/>
           <w:insideV w:val="nil"/>
         </w:tcBorders>
-        <w:shd w:val="clear" w:color="auto" w:fill="000000" w:themeFill="text1"/>
+        <w:shd w:val="clear" w:color="auto" w:fill="171717" w:themeFill="text1"/>
       </w:tcPr>
     </w:tblStylePr>
     <w:tblStylePr w:type="lastRow">
@@ -61315,7 +62562,7 @@
           <w:insideH w:val="nil"/>
           <w:insideV w:val="nil"/>
         </w:tcBorders>
-        <w:shd w:val="clear" w:color="auto" w:fill="000000" w:themeFill="text1" w:themeFillShade="7F"/>
+        <w:shd w:val="clear" w:color="auto" w:fill="0B0B0B" w:themeFill="text1" w:themeFillShade="7F"/>
       </w:tcPr>
     </w:tblStylePr>
     <w:tblStylePr w:type="firstCol">
@@ -61329,7 +62576,7 @@
           <w:insideH w:val="nil"/>
           <w:insideV w:val="nil"/>
         </w:tcBorders>
-        <w:shd w:val="clear" w:color="auto" w:fill="000000" w:themeFill="text1" w:themeFillShade="BF"/>
+        <w:shd w:val="clear" w:color="auto" w:fill="111111" w:themeFill="text1" w:themeFillShade="BF"/>
       </w:tcPr>
     </w:tblStylePr>
     <w:tblStylePr w:type="lastCol">
@@ -61343,7 +62590,7 @@
           <w:insideH w:val="nil"/>
           <w:insideV w:val="nil"/>
         </w:tcBorders>
-        <w:shd w:val="clear" w:color="auto" w:fill="000000" w:themeFill="text1" w:themeFillShade="BF"/>
+        <w:shd w:val="clear" w:color="auto" w:fill="111111" w:themeFill="text1" w:themeFillShade="BF"/>
       </w:tcPr>
     </w:tblStylePr>
     <w:tblStylePr w:type="band1Vert">
@@ -61357,7 +62604,7 @@
           <w:insideH w:val="nil"/>
           <w:insideV w:val="nil"/>
         </w:tcBorders>
-        <w:shd w:val="clear" w:color="auto" w:fill="000000" w:themeFill="text1" w:themeFillShade="BF"/>
+        <w:shd w:val="clear" w:color="auto" w:fill="111111" w:themeFill="text1" w:themeFillShade="BF"/>
       </w:tcPr>
     </w:tblStylePr>
     <w:tblStylePr w:type="band1Horz">
@@ -61371,7 +62618,7 @@
           <w:insideH w:val="nil"/>
           <w:insideV w:val="nil"/>
         </w:tcBorders>
-        <w:shd w:val="clear" w:color="auto" w:fill="000000" w:themeFill="text1" w:themeFillShade="BF"/>
+        <w:shd w:val="clear" w:color="auto" w:fill="111111" w:themeFill="text1" w:themeFillShade="BF"/>
       </w:tcPr>
     </w:tblStylePr>
   </w:style>
@@ -61408,7 +62655,7 @@
           <w:insideH w:val="nil"/>
           <w:insideV w:val="nil"/>
         </w:tcBorders>
-        <w:shd w:val="clear" w:color="auto" w:fill="000000" w:themeFill="text1"/>
+        <w:shd w:val="clear" w:color="auto" w:fill="171717" w:themeFill="text1"/>
       </w:tcPr>
     </w:tblStylePr>
     <w:tblStylePr w:type="lastRow">
@@ -61515,7 +62762,7 @@
           <w:insideH w:val="nil"/>
           <w:insideV w:val="nil"/>
         </w:tcBorders>
-        <w:shd w:val="clear" w:color="auto" w:fill="000000" w:themeFill="text1"/>
+        <w:shd w:val="clear" w:color="auto" w:fill="171717" w:themeFill="text1"/>
       </w:tcPr>
     </w:tblStylePr>
     <w:tblStylePr w:type="lastRow">
@@ -61622,7 +62869,7 @@
           <w:insideH w:val="nil"/>
           <w:insideV w:val="nil"/>
         </w:tcBorders>
-        <w:shd w:val="clear" w:color="auto" w:fill="000000" w:themeFill="text1"/>
+        <w:shd w:val="clear" w:color="auto" w:fill="171717" w:themeFill="text1"/>
       </w:tcPr>
     </w:tblStylePr>
     <w:tblStylePr w:type="lastRow">
@@ -61729,7 +62976,7 @@
           <w:insideH w:val="nil"/>
           <w:insideV w:val="nil"/>
         </w:tcBorders>
-        <w:shd w:val="clear" w:color="auto" w:fill="000000" w:themeFill="text1"/>
+        <w:shd w:val="clear" w:color="auto" w:fill="171717" w:themeFill="text1"/>
       </w:tcPr>
     </w:tblStylePr>
     <w:tblStylePr w:type="lastRow">
@@ -61836,7 +63083,7 @@
           <w:insideH w:val="nil"/>
           <w:insideV w:val="nil"/>
         </w:tcBorders>
-        <w:shd w:val="clear" w:color="auto" w:fill="000000" w:themeFill="text1"/>
+        <w:shd w:val="clear" w:color="auto" w:fill="171717" w:themeFill="text1"/>
       </w:tcPr>
     </w:tblStylePr>
     <w:tblStylePr w:type="lastRow">
@@ -61943,7 +63190,7 @@
           <w:insideH w:val="nil"/>
           <w:insideV w:val="nil"/>
         </w:tcBorders>
-        <w:shd w:val="clear" w:color="auto" w:fill="000000" w:themeFill="text1"/>
+        <w:shd w:val="clear" w:color="auto" w:fill="171717" w:themeFill="text1"/>
       </w:tcPr>
     </w:tblStylePr>
     <w:tblStylePr w:type="lastRow">
@@ -62026,22 +63273,22 @@
       <w:spacing w:after="0" w:line="240" w:lineRule="auto"/>
     </w:pPr>
     <w:rPr>
-      <w:color w:val="000000" w:themeColor="text1"/>
+      <w:color w:val="171717" w:themeColor="text1"/>
     </w:rPr>
     <w:tblPr>
       <w:tblStyleRowBandSize w:val="1"/>
       <w:tblStyleColBandSize w:val="1"/>
       <w:tblBorders>
         <w:top w:val="single" w:sz="24" w:space="0" w:color="C0504D" w:themeColor="accent2"/>
-        <w:left w:val="single" w:sz="4" w:space="0" w:color="000000" w:themeColor="text1"/>
-        <w:bottom w:val="single" w:sz="4" w:space="0" w:color="000000" w:themeColor="text1"/>
-        <w:right w:val="single" w:sz="4" w:space="0" w:color="000000" w:themeColor="text1"/>
+        <w:left w:val="single" w:sz="4" w:space="0" w:color="171717" w:themeColor="text1"/>
+        <w:bottom w:val="single" w:sz="4" w:space="0" w:color="171717" w:themeColor="text1"/>
+        <w:right w:val="single" w:sz="4" w:space="0" w:color="171717" w:themeColor="text1"/>
         <w:insideH w:val="single" w:sz="4" w:space="0" w:color="FFFFFF" w:themeColor="background1"/>
         <w:insideV w:val="single" w:sz="4" w:space="0" w:color="FFFFFF" w:themeColor="background1"/>
       </w:tblBorders>
     </w:tblPr>
     <w:tcPr>
-      <w:shd w:val="clear" w:color="auto" w:fill="E6E6E6" w:themeFill="text1" w:themeFillTint="19"/>
+      <w:shd w:val="clear" w:color="auto" w:fill="E8E8E8" w:themeFill="text1" w:themeFillTint="19"/>
     </w:tcPr>
     <w:tblStylePr w:type="firstRow">
       <w:rPr>
@@ -62072,7 +63319,7 @@
         <w:tcBorders>
           <w:top w:val="single" w:sz="6" w:space="0" w:color="FFFFFF" w:themeColor="background1"/>
         </w:tcBorders>
-        <w:shd w:val="clear" w:color="auto" w:fill="000000" w:themeFill="text1" w:themeFillShade="99"/>
+        <w:shd w:val="clear" w:color="auto" w:fill="0D0D0D" w:themeFill="text1" w:themeFillShade="99"/>
       </w:tcPr>
     </w:tblStylePr>
     <w:tblStylePr w:type="firstCol">
@@ -62086,10 +63333,10 @@
           <w:left w:val="nil"/>
           <w:bottom w:val="nil"/>
           <w:right w:val="nil"/>
-          <w:insideH w:val="single" w:sz="4" w:space="0" w:color="000000" w:themeColor="text1" w:themeShade="99"/>
+          <w:insideH w:val="single" w:sz="4" w:space="0" w:color="0D0D0D" w:themeColor="text1" w:themeShade="99"/>
           <w:insideV w:val="nil"/>
         </w:tcBorders>
-        <w:shd w:val="clear" w:color="auto" w:fill="000000" w:themeFill="text1" w:themeFillShade="99"/>
+        <w:shd w:val="clear" w:color="auto" w:fill="0D0D0D" w:themeFill="text1" w:themeFillShade="99"/>
       </w:tcPr>
     </w:tblStylePr>
     <w:tblStylePr w:type="lastCol">
@@ -62106,29 +63353,29 @@
           <w:insideH w:val="nil"/>
           <w:insideV w:val="nil"/>
         </w:tcBorders>
-        <w:shd w:val="clear" w:color="auto" w:fill="000000" w:themeFill="text1" w:themeFillShade="BF"/>
+        <w:shd w:val="clear" w:color="auto" w:fill="111111" w:themeFill="text1" w:themeFillShade="BF"/>
       </w:tcPr>
     </w:tblStylePr>
     <w:tblStylePr w:type="band1Vert">
       <w:tblPr/>
       <w:tcPr>
-        <w:shd w:val="clear" w:color="auto" w:fill="999999" w:themeFill="text1" w:themeFillTint="66"/>
+        <w:shd w:val="clear" w:color="auto" w:fill="A2A2A2" w:themeFill="text1" w:themeFillTint="66"/>
       </w:tcPr>
     </w:tblStylePr>
     <w:tblStylePr w:type="band1Horz">
       <w:tblPr/>
       <w:tcPr>
-        <w:shd w:val="clear" w:color="auto" w:fill="808080" w:themeFill="text1" w:themeFillTint="7F"/>
+        <w:shd w:val="clear" w:color="auto" w:fill="8B8B8B" w:themeFill="text1" w:themeFillTint="7F"/>
       </w:tcPr>
     </w:tblStylePr>
     <w:tblStylePr w:type="neCell">
       <w:rPr>
-        <w:color w:val="000000" w:themeColor="text1"/>
+        <w:color w:val="171717" w:themeColor="text1"/>
       </w:rPr>
     </w:tblStylePr>
     <w:tblStylePr w:type="nwCell">
       <w:rPr>
-        <w:color w:val="000000" w:themeColor="text1"/>
+        <w:color w:val="171717" w:themeColor="text1"/>
       </w:rPr>
     </w:tblStylePr>
   </w:style>
@@ -62141,7 +63388,7 @@
       <w:spacing w:after="0" w:line="240" w:lineRule="auto"/>
     </w:pPr>
     <w:rPr>
-      <w:color w:val="000000" w:themeColor="text1"/>
+      <w:color w:val="171717" w:themeColor="text1"/>
     </w:rPr>
     <w:tblPr>
       <w:tblStyleRowBandSize w:val="1"/>
@@ -62238,12 +63485,12 @@
     </w:tblStylePr>
     <w:tblStylePr w:type="neCell">
       <w:rPr>
-        <w:color w:val="000000" w:themeColor="text1"/>
+        <w:color w:val="171717" w:themeColor="text1"/>
       </w:rPr>
     </w:tblStylePr>
     <w:tblStylePr w:type="nwCell">
       <w:rPr>
-        <w:color w:val="000000" w:themeColor="text1"/>
+        <w:color w:val="171717" w:themeColor="text1"/>
       </w:rPr>
     </w:tblStylePr>
   </w:style>
@@ -62256,7 +63503,7 @@
       <w:spacing w:after="0" w:line="240" w:lineRule="auto"/>
     </w:pPr>
     <w:rPr>
-      <w:color w:val="000000" w:themeColor="text1"/>
+      <w:color w:val="171717" w:themeColor="text1"/>
     </w:rPr>
     <w:tblPr>
       <w:tblStyleRowBandSize w:val="1"/>
@@ -62353,12 +63600,12 @@
     </w:tblStylePr>
     <w:tblStylePr w:type="neCell">
       <w:rPr>
-        <w:color w:val="000000" w:themeColor="text1"/>
+        <w:color w:val="171717" w:themeColor="text1"/>
       </w:rPr>
     </w:tblStylePr>
     <w:tblStylePr w:type="nwCell">
       <w:rPr>
-        <w:color w:val="000000" w:themeColor="text1"/>
+        <w:color w:val="171717" w:themeColor="text1"/>
       </w:rPr>
     </w:tblStylePr>
   </w:style>
@@ -62371,7 +63618,7 @@
       <w:spacing w:after="0" w:line="240" w:lineRule="auto"/>
     </w:pPr>
     <w:rPr>
-      <w:color w:val="000000" w:themeColor="text1"/>
+      <w:color w:val="171717" w:themeColor="text1"/>
     </w:rPr>
     <w:tblPr>
       <w:tblStyleRowBandSize w:val="1"/>
@@ -62476,7 +63723,7 @@
       <w:spacing w:after="0" w:line="240" w:lineRule="auto"/>
     </w:pPr>
     <w:rPr>
-      <w:color w:val="000000" w:themeColor="text1"/>
+      <w:color w:val="171717" w:themeColor="text1"/>
     </w:rPr>
     <w:tblPr>
       <w:tblStyleRowBandSize w:val="1"/>
@@ -62573,12 +63820,12 @@
     </w:tblStylePr>
     <w:tblStylePr w:type="neCell">
       <w:rPr>
-        <w:color w:val="000000" w:themeColor="text1"/>
+        <w:color w:val="171717" w:themeColor="text1"/>
       </w:rPr>
     </w:tblStylePr>
     <w:tblStylePr w:type="nwCell">
       <w:rPr>
-        <w:color w:val="000000" w:themeColor="text1"/>
+        <w:color w:val="171717" w:themeColor="text1"/>
       </w:rPr>
     </w:tblStylePr>
   </w:style>
@@ -62591,7 +63838,7 @@
       <w:spacing w:after="0" w:line="240" w:lineRule="auto"/>
     </w:pPr>
     <w:rPr>
-      <w:color w:val="000000" w:themeColor="text1"/>
+      <w:color w:val="171717" w:themeColor="text1"/>
     </w:rPr>
     <w:tblPr>
       <w:tblStyleRowBandSize w:val="1"/>
@@ -62688,12 +63935,12 @@
     </w:tblStylePr>
     <w:tblStylePr w:type="neCell">
       <w:rPr>
-        <w:color w:val="000000" w:themeColor="text1"/>
+        <w:color w:val="171717" w:themeColor="text1"/>
       </w:rPr>
     </w:tblStylePr>
     <w:tblStylePr w:type="nwCell">
       <w:rPr>
-        <w:color w:val="000000" w:themeColor="text1"/>
+        <w:color w:val="171717" w:themeColor="text1"/>
       </w:rPr>
     </w:tblStylePr>
   </w:style>
@@ -62706,7 +63953,7 @@
       <w:spacing w:after="0" w:line="240" w:lineRule="auto"/>
     </w:pPr>
     <w:rPr>
-      <w:color w:val="000000" w:themeColor="text1"/>
+      <w:color w:val="171717" w:themeColor="text1"/>
     </w:rPr>
     <w:tblPr>
       <w:tblStyleRowBandSize w:val="1"/>
@@ -62803,12 +64050,12 @@
     </w:tblStylePr>
     <w:tblStylePr w:type="neCell">
       <w:rPr>
-        <w:color w:val="000000" w:themeColor="text1"/>
+        <w:color w:val="171717" w:themeColor="text1"/>
       </w:rPr>
     </w:tblStylePr>
     <w:tblStylePr w:type="nwCell">
       <w:rPr>
-        <w:color w:val="000000" w:themeColor="text1"/>
+        <w:color w:val="171717" w:themeColor="text1"/>
       </w:rPr>
     </w:tblStylePr>
   </w:style>
@@ -62821,14 +64068,14 @@
       <w:spacing w:after="0" w:line="240" w:lineRule="auto"/>
     </w:pPr>
     <w:rPr>
-      <w:color w:val="000000" w:themeColor="text1"/>
+      <w:color w:val="171717" w:themeColor="text1"/>
     </w:rPr>
     <w:tblPr>
       <w:tblStyleRowBandSize w:val="1"/>
       <w:tblStyleColBandSize w:val="1"/>
     </w:tblPr>
     <w:tcPr>
-      <w:shd w:val="clear" w:color="auto" w:fill="E6E6E6" w:themeFill="text1" w:themeFillTint="19"/>
+      <w:shd w:val="clear" w:color="auto" w:fill="E8E8E8" w:themeFill="text1" w:themeFillTint="19"/>
     </w:tcPr>
     <w:tblStylePr w:type="firstRow">
       <w:rPr>
@@ -62853,7 +64100,7 @@
       <w:tblPr/>
       <w:tcPr>
         <w:tcBorders>
-          <w:top w:val="single" w:sz="12" w:space="0" w:color="000000" w:themeColor="text1"/>
+          <w:top w:val="single" w:sz="12" w:space="0" w:color="171717" w:themeColor="text1"/>
         </w:tcBorders>
         <w:shd w:val="clear" w:color="auto" w:fill="FFFFFF" w:themeFill="background1"/>
       </w:tcPr>
@@ -62881,13 +64128,13 @@
           <w:insideH w:val="nil"/>
           <w:insideV w:val="nil"/>
         </w:tcBorders>
-        <w:shd w:val="clear" w:color="auto" w:fill="C0C0C0" w:themeFill="text1" w:themeFillTint="3F"/>
+        <w:shd w:val="clear" w:color="auto" w:fill="C5C5C5" w:themeFill="text1" w:themeFillTint="3F"/>
       </w:tcPr>
     </w:tblStylePr>
     <w:tblStylePr w:type="band1Horz">
       <w:tblPr/>
       <w:tcPr>
-        <w:shd w:val="clear" w:color="auto" w:fill="CCCCCC" w:themeFill="text1" w:themeFillTint="33"/>
+        <w:shd w:val="clear" w:color="auto" w:fill="D0D0D0" w:themeFill="text1" w:themeFillTint="33"/>
       </w:tcPr>
     </w:tblStylePr>
   </w:style>
@@ -62900,7 +64147,7 @@
       <w:spacing w:after="0" w:line="240" w:lineRule="auto"/>
     </w:pPr>
     <w:rPr>
-      <w:color w:val="000000" w:themeColor="text1"/>
+      <w:color w:val="171717" w:themeColor="text1"/>
     </w:rPr>
     <w:tblPr>
       <w:tblStyleRowBandSize w:val="1"/>
@@ -62932,7 +64179,7 @@
       <w:tblPr/>
       <w:tcPr>
         <w:tcBorders>
-          <w:top w:val="single" w:sz="12" w:space="0" w:color="000000" w:themeColor="text1"/>
+          <w:top w:val="single" w:sz="12" w:space="0" w:color="171717" w:themeColor="text1"/>
         </w:tcBorders>
         <w:shd w:val="clear" w:color="auto" w:fill="FFFFFF" w:themeFill="background1"/>
       </w:tcPr>
@@ -62979,7 +64226,7 @@
       <w:spacing w:after="0" w:line="240" w:lineRule="auto"/>
     </w:pPr>
     <w:rPr>
-      <w:color w:val="000000" w:themeColor="text1"/>
+      <w:color w:val="171717" w:themeColor="text1"/>
     </w:rPr>
     <w:tblPr>
       <w:tblStyleRowBandSize w:val="1"/>
@@ -63011,7 +64258,7 @@
       <w:tblPr/>
       <w:tcPr>
         <w:tcBorders>
-          <w:top w:val="single" w:sz="12" w:space="0" w:color="000000" w:themeColor="text1"/>
+          <w:top w:val="single" w:sz="12" w:space="0" w:color="171717" w:themeColor="text1"/>
         </w:tcBorders>
         <w:shd w:val="clear" w:color="auto" w:fill="FFFFFF" w:themeFill="background1"/>
       </w:tcPr>
@@ -63058,7 +64305,7 @@
       <w:spacing w:after="0" w:line="240" w:lineRule="auto"/>
     </w:pPr>
     <w:rPr>
-      <w:color w:val="000000" w:themeColor="text1"/>
+      <w:color w:val="171717" w:themeColor="text1"/>
     </w:rPr>
     <w:tblPr>
       <w:tblStyleRowBandSize w:val="1"/>
@@ -63090,7 +64337,7 @@
       <w:tblPr/>
       <w:tcPr>
         <w:tcBorders>
-          <w:top w:val="single" w:sz="12" w:space="0" w:color="000000" w:themeColor="text1"/>
+          <w:top w:val="single" w:sz="12" w:space="0" w:color="171717" w:themeColor="text1"/>
         </w:tcBorders>
         <w:shd w:val="clear" w:color="auto" w:fill="FFFFFF" w:themeFill="background1"/>
       </w:tcPr>
@@ -63137,7 +64384,7 @@
       <w:spacing w:after="0" w:line="240" w:lineRule="auto"/>
     </w:pPr>
     <w:rPr>
-      <w:color w:val="000000" w:themeColor="text1"/>
+      <w:color w:val="171717" w:themeColor="text1"/>
     </w:rPr>
     <w:tblPr>
       <w:tblStyleRowBandSize w:val="1"/>
@@ -63169,7 +64416,7 @@
       <w:tblPr/>
       <w:tcPr>
         <w:tcBorders>
-          <w:top w:val="single" w:sz="12" w:space="0" w:color="000000" w:themeColor="text1"/>
+          <w:top w:val="single" w:sz="12" w:space="0" w:color="171717" w:themeColor="text1"/>
         </w:tcBorders>
         <w:shd w:val="clear" w:color="auto" w:fill="FFFFFF" w:themeFill="background1"/>
       </w:tcPr>
@@ -63216,7 +64463,7 @@
       <w:spacing w:after="0" w:line="240" w:lineRule="auto"/>
     </w:pPr>
     <w:rPr>
-      <w:color w:val="000000" w:themeColor="text1"/>
+      <w:color w:val="171717" w:themeColor="text1"/>
     </w:rPr>
     <w:tblPr>
       <w:tblStyleRowBandSize w:val="1"/>
@@ -63248,7 +64495,7 @@
       <w:tblPr/>
       <w:tcPr>
         <w:tcBorders>
-          <w:top w:val="single" w:sz="12" w:space="0" w:color="000000" w:themeColor="text1"/>
+          <w:top w:val="single" w:sz="12" w:space="0" w:color="171717" w:themeColor="text1"/>
         </w:tcBorders>
         <w:shd w:val="clear" w:color="auto" w:fill="FFFFFF" w:themeFill="background1"/>
       </w:tcPr>
@@ -63295,7 +64542,7 @@
       <w:spacing w:after="0" w:line="240" w:lineRule="auto"/>
     </w:pPr>
     <w:rPr>
-      <w:color w:val="000000" w:themeColor="text1"/>
+      <w:color w:val="171717" w:themeColor="text1"/>
     </w:rPr>
     <w:tblPr>
       <w:tblStyleRowBandSize w:val="1"/>
@@ -63327,7 +64574,7 @@
       <w:tblPr/>
       <w:tcPr>
         <w:tcBorders>
-          <w:top w:val="single" w:sz="12" w:space="0" w:color="000000" w:themeColor="text1"/>
+          <w:top w:val="single" w:sz="12" w:space="0" w:color="171717" w:themeColor="text1"/>
         </w:tcBorders>
         <w:shd w:val="clear" w:color="auto" w:fill="FFFFFF" w:themeFill="background1"/>
       </w:tcPr>
@@ -63374,7 +64621,7 @@
       <w:spacing w:after="0" w:line="240" w:lineRule="auto"/>
     </w:pPr>
     <w:rPr>
-      <w:color w:val="000000" w:themeColor="text1"/>
+      <w:color w:val="171717" w:themeColor="text1"/>
     </w:rPr>
     <w:tblPr>
       <w:tblStyleRowBandSize w:val="1"/>
@@ -63384,7 +64631,7 @@
       </w:tblBorders>
     </w:tblPr>
     <w:tcPr>
-      <w:shd w:val="clear" w:color="auto" w:fill="CCCCCC" w:themeFill="text1" w:themeFillTint="33"/>
+      <w:shd w:val="clear" w:color="auto" w:fill="D0D0D0" w:themeFill="text1" w:themeFillTint="33"/>
     </w:tcPr>
     <w:tblStylePr w:type="firstRow">
       <w:rPr>
@@ -63393,18 +64640,18 @@
       </w:rPr>
       <w:tblPr/>
       <w:tcPr>
-        <w:shd w:val="clear" w:color="auto" w:fill="999999" w:themeFill="text1" w:themeFillTint="66"/>
+        <w:shd w:val="clear" w:color="auto" w:fill="A2A2A2" w:themeFill="text1" w:themeFillTint="66"/>
       </w:tcPr>
     </w:tblStylePr>
     <w:tblStylePr w:type="lastRow">
       <w:rPr>
         <w:b/>
         <w:bCs/>
-        <w:color w:val="000000" w:themeColor="text1"/>
+        <w:color w:val="171717" w:themeColor="text1"/>
       </w:rPr>
       <w:tblPr/>
       <w:tcPr>
-        <w:shd w:val="clear" w:color="auto" w:fill="999999" w:themeFill="text1" w:themeFillTint="66"/>
+        <w:shd w:val="clear" w:color="auto" w:fill="A2A2A2" w:themeFill="text1" w:themeFillTint="66"/>
       </w:tcPr>
     </w:tblStylePr>
     <w:tblStylePr w:type="firstCol">
@@ -63413,7 +64660,7 @@
       </w:rPr>
       <w:tblPr/>
       <w:tcPr>
-        <w:shd w:val="clear" w:color="auto" w:fill="000000" w:themeFill="text1" w:themeFillShade="BF"/>
+        <w:shd w:val="clear" w:color="auto" w:fill="111111" w:themeFill="text1" w:themeFillShade="BF"/>
       </w:tcPr>
     </w:tblStylePr>
     <w:tblStylePr w:type="lastCol">
@@ -63422,19 +64669,19 @@
       </w:rPr>
       <w:tblPr/>
       <w:tcPr>
-        <w:shd w:val="clear" w:color="auto" w:fill="000000" w:themeFill="text1" w:themeFillShade="BF"/>
+        <w:shd w:val="clear" w:color="auto" w:fill="111111" w:themeFill="text1" w:themeFillShade="BF"/>
       </w:tcPr>
     </w:tblStylePr>
     <w:tblStylePr w:type="band1Vert">
       <w:tblPr/>
       <w:tcPr>
-        <w:shd w:val="clear" w:color="auto" w:fill="808080" w:themeFill="text1" w:themeFillTint="7F"/>
+        <w:shd w:val="clear" w:color="auto" w:fill="8B8B8B" w:themeFill="text1" w:themeFillTint="7F"/>
       </w:tcPr>
     </w:tblStylePr>
     <w:tblStylePr w:type="band1Horz">
       <w:tblPr/>
       <w:tcPr>
-        <w:shd w:val="clear" w:color="auto" w:fill="808080" w:themeFill="text1" w:themeFillTint="7F"/>
+        <w:shd w:val="clear" w:color="auto" w:fill="8B8B8B" w:themeFill="text1" w:themeFillTint="7F"/>
       </w:tcPr>
     </w:tblStylePr>
   </w:style>
@@ -63447,7 +64694,7 @@
       <w:spacing w:after="0" w:line="240" w:lineRule="auto"/>
     </w:pPr>
     <w:rPr>
-      <w:color w:val="000000" w:themeColor="text1"/>
+      <w:color w:val="171717" w:themeColor="text1"/>
     </w:rPr>
     <w:tblPr>
       <w:tblStyleRowBandSize w:val="1"/>
@@ -63473,7 +64720,7 @@
       <w:rPr>
         <w:b/>
         <w:bCs/>
-        <w:color w:val="000000" w:themeColor="text1"/>
+        <w:color w:val="171717" w:themeColor="text1"/>
       </w:rPr>
       <w:tblPr/>
       <w:tcPr>
@@ -63520,7 +64767,7 @@
       <w:spacing w:after="0" w:line="240" w:lineRule="auto"/>
     </w:pPr>
     <w:rPr>
-      <w:color w:val="000000" w:themeColor="text1"/>
+      <w:color w:val="171717" w:themeColor="text1"/>
     </w:rPr>
     <w:tblPr>
       <w:tblStyleRowBandSize w:val="1"/>
@@ -63546,7 +64793,7 @@
       <w:rPr>
         <w:b/>
         <w:bCs/>
-        <w:color w:val="000000" w:themeColor="text1"/>
+        <w:color w:val="171717" w:themeColor="text1"/>
       </w:rPr>
       <w:tblPr/>
       <w:tcPr>
@@ -63593,7 +64840,7 @@
       <w:spacing w:after="0" w:line="240" w:lineRule="auto"/>
     </w:pPr>
     <w:rPr>
-      <w:color w:val="000000" w:themeColor="text1"/>
+      <w:color w:val="171717" w:themeColor="text1"/>
     </w:rPr>
     <w:tblPr>
       <w:tblStyleRowBandSize w:val="1"/>
@@ -63619,7 +64866,7 @@
       <w:rPr>
         <w:b/>
         <w:bCs/>
-        <w:color w:val="000000" w:themeColor="text1"/>
+        <w:color w:val="171717" w:themeColor="text1"/>
       </w:rPr>
       <w:tblPr/>
       <w:tcPr>
@@ -63666,7 +64913,7 @@
       <w:spacing w:after="0" w:line="240" w:lineRule="auto"/>
     </w:pPr>
     <w:rPr>
-      <w:color w:val="000000" w:themeColor="text1"/>
+      <w:color w:val="171717" w:themeColor="text1"/>
     </w:rPr>
     <w:tblPr>
       <w:tblStyleRowBandSize w:val="1"/>
@@ -63692,7 +64939,7 @@
       <w:rPr>
         <w:b/>
         <w:bCs/>
-        <w:color w:val="000000" w:themeColor="text1"/>
+        <w:color w:val="171717" w:themeColor="text1"/>
       </w:rPr>
       <w:tblPr/>
       <w:tcPr>
@@ -63739,7 +64986,7 @@
       <w:spacing w:after="0" w:line="240" w:lineRule="auto"/>
     </w:pPr>
     <w:rPr>
-      <w:color w:val="000000" w:themeColor="text1"/>
+      <w:color w:val="171717" w:themeColor="text1"/>
     </w:rPr>
     <w:tblPr>
       <w:tblStyleRowBandSize w:val="1"/>
@@ -63765,7 +65012,7 @@
       <w:rPr>
         <w:b/>
         <w:bCs/>
-        <w:color w:val="000000" w:themeColor="text1"/>
+        <w:color w:val="171717" w:themeColor="text1"/>
       </w:rPr>
       <w:tblPr/>
       <w:tcPr>
@@ -63812,7 +65059,7 @@
       <w:spacing w:after="0" w:line="240" w:lineRule="auto"/>
     </w:pPr>
     <w:rPr>
-      <w:color w:val="000000" w:themeColor="text1"/>
+      <w:color w:val="171717" w:themeColor="text1"/>
     </w:rPr>
     <w:tblPr>
       <w:tblStyleRowBandSize w:val="1"/>
@@ -63838,7 +65085,7 @@
       <w:rPr>
         <w:b/>
         <w:bCs/>
-        <w:color w:val="000000" w:themeColor="text1"/>
+        <w:color w:val="171717" w:themeColor="text1"/>
       </w:rPr>
       <w:tblPr/>
       <w:tcPr>
@@ -63900,7 +65147,7 @@
   <a:themeElements>
     <a:clrScheme name="Office">
       <a:dk1>
-        <a:sysClr val="windowText" lastClr="000000"/>
+        <a:sysClr val="windowText" lastClr="171717"/>
       </a:dk1>
       <a:lt1>
         <a:sysClr val="window" lastClr="FFFFFF"/>

--- a/Prime_Factorization_Analysis_10_68_Intervals_1_to_111.docx
+++ b/Prime_Factorization_Analysis_10_68_Intervals_1_to_111.docx
@@ -53074,7 +53074,7 @@
           <w:szCs w:val="28"/>
           <w:lang w:eastAsia="ko-KR"/>
         </w:rPr>
-        <w:t>II. 제1구간(1~90) 표기 목적(주석)</w:t>
+        <w:t>II. 제1구간(1~90) 표기 목적</w:t>
       </w:r>
     </w:p>
     <w:p>
@@ -53162,41 +53162,6 @@
           <w:lang w:eastAsia="ko-KR"/>
         </w:rPr>
       </w:pPr>
-      <w:r>
-        <w:rPr>
-          <w:rFonts w:ascii="맑은 고딕" w:hAnsi="맑은 고딕"/>
-          <w:lang w:eastAsia="ko-KR"/>
-        </w:rPr>
-        <w:t xml:space="preserve">이후 구간(2~111)은 동일한 규칙으로 처리하며, 특히 </w:t>
-      </w:r>
-      <w:r>
-        <w:rPr>
-          <w:rFonts w:ascii="맑은 고딕" w:hAnsi="맑은 고딕"/>
-          <w:b/>
-          <w:lang w:eastAsia="ko-KR"/>
-        </w:rPr>
-        <w:t>200 이상의 소인수는 "최소 1개만" 기록하는 요약 표기</w:t>
-      </w:r>
-      <w:r>
-        <w:rPr>
-          <w:rFonts w:ascii="맑은 고딕" w:hAnsi="맑은 고딕"/>
-          <w:lang w:eastAsia="ko-KR"/>
-        </w:rPr>
-        <w:t>가 중심이 된다.</w:t>
-      </w:r>
-    </w:p>
-    <w:p>
-      <w:pPr>
-        <w:tabs>
-          <w:tab w:val="num" w:pos="360"/>
-        </w:tabs>
-        <w:ind w:left="360" w:hanging="360"/>
-        <w:contextualSpacing/>
-        <w:rPr>
-          <w:rFonts w:ascii="맑은 고딕" w:hAnsi="맑은 고딕"/>
-          <w:lang w:eastAsia="ko-KR"/>
-        </w:rPr>
-      </w:pPr>
     </w:p>
     <w:p>
       <w:pPr>
@@ -53378,16 +53343,17 @@
           <w:szCs w:val="24"/>
           <w:lang w:eastAsia="ko-KR"/>
         </w:rPr>
-        <w:t xml:space="preserve">3.  </w:t>
-      </w:r>
-      <w:r>
-        <w:rPr>
-          <w:rFonts w:ascii="맑은 고딕" w:hAnsi="맑은 고딕"/>
+        <w:t xml:space="preserve">3. </w:t>
+      </w:r>
+      <w:r>
+        <w:rPr>
+          <w:rFonts w:ascii="맑은 고딕" w:hAnsi="맑은 고딕" w:hint="eastAsia"/>
+          <w:b/>
           <w:sz w:val="24"/>
           <w:szCs w:val="24"/>
           <w:lang w:eastAsia="ko-KR"/>
         </w:rPr>
-        <w:t xml:space="preserve">한 항의 오른쪽에 제시된 값은 </w:t>
+        <w:t xml:space="preserve"> </w:t>
       </w:r>
       <w:r>
         <w:rPr>
@@ -53397,16 +53363,17 @@
           <w:szCs w:val="24"/>
           <w:lang w:eastAsia="ko-KR"/>
         </w:rPr>
-        <w:t>기록된 최소 소인수(minimal prime factor)</w:t>
-      </w:r>
-      <w:r>
-        <w:rPr>
-          <w:rFonts w:ascii="맑은 고딕" w:hAnsi="맑은 고딕"/>
+        <w:t xml:space="preserve">항 전체가 소수인 경우에만 </w:t>
+      </w:r>
+      <w:r>
+        <w:rPr>
+          <w:rFonts w:ascii="맑은 고딕" w:hAnsi="맑은 고딕" w:hint="eastAsia"/>
+          <w:b/>
           <w:sz w:val="24"/>
           <w:szCs w:val="24"/>
           <w:lang w:eastAsia="ko-KR"/>
         </w:rPr>
-        <w:t xml:space="preserve">를 의미하며, </w:t>
+        <w:t>⊙</w:t>
       </w:r>
       <w:r>
         <w:rPr>
@@ -53416,62 +53383,34 @@
           <w:szCs w:val="24"/>
           <w:lang w:eastAsia="ko-KR"/>
         </w:rPr>
-        <w:t xml:space="preserve">항 전체가 소수인 경우에만 </w:t>
-      </w:r>
-      <w:r>
-        <w:rPr>
-          <w:rFonts w:ascii="맑은 고딕" w:hAnsi="맑은 고딕" w:hint="eastAsia"/>
-          <w:sz w:val="24"/>
-          <w:szCs w:val="24"/>
-          <w:lang w:eastAsia="ko-KR"/>
-        </w:rPr>
-        <w:t>⊙</w:t>
-      </w:r>
-      <w:r>
+        <w:t xml:space="preserve"> (prime)으로 표기한다.</w:t>
+      </w:r>
+    </w:p>
+    <w:p>
+      <w:pPr>
+        <w:spacing w:after="0" w:line="240" w:lineRule="auto"/>
+        <w:rPr>
+          <w:b/>
+          <w:bCs/>
+          <w:color w:val="EE0000"/>
+          <w:lang w:eastAsia="ko-KR"/>
+        </w:rPr>
+      </w:pPr>
+    </w:p>
+    <w:p>
+      <w:pPr>
+        <w:spacing w:after="0" w:line="240" w:lineRule="auto"/>
+        <w:rPr>
+          <w:b/>
+          <w:bCs/>
+          <w:lang w:eastAsia="ko-KR"/>
+        </w:rPr>
+      </w:pPr>
+    </w:p>
+    <w:p>
+      <w:pPr>
         <w:rPr>
           <w:rFonts w:ascii="맑은 고딕" w:hAnsi="맑은 고딕"/>
-          <w:b/>
-          <w:sz w:val="24"/>
-          <w:szCs w:val="24"/>
-          <w:lang w:eastAsia="ko-KR"/>
-        </w:rPr>
-        <w:t xml:space="preserve"> (prime)</w:t>
-      </w:r>
-      <w:r>
-        <w:rPr>
-          <w:rFonts w:ascii="맑은 고딕" w:hAnsi="맑은 고딕"/>
-          <w:sz w:val="24"/>
-          <w:szCs w:val="24"/>
-          <w:lang w:eastAsia="ko-KR"/>
-        </w:rPr>
-        <w:t>으로 표기한다.</w:t>
-      </w:r>
-    </w:p>
-    <w:p>
-      <w:pPr>
-        <w:spacing w:after="0" w:line="240" w:lineRule="auto"/>
-        <w:rPr>
-          <w:b/>
-          <w:bCs/>
-          <w:color w:val="EE0000"/>
-          <w:lang w:eastAsia="ko-KR"/>
-        </w:rPr>
-      </w:pPr>
-    </w:p>
-    <w:p>
-      <w:pPr>
-        <w:spacing w:after="0" w:line="240" w:lineRule="auto"/>
-        <w:rPr>
-          <w:b/>
-          <w:bCs/>
-          <w:lang w:eastAsia="ko-KR"/>
-        </w:rPr>
-      </w:pPr>
-    </w:p>
-    <w:p>
-      <w:pPr>
-        <w:rPr>
-          <w:rFonts w:ascii="맑은 고딕" w:hAnsi="맑은 고딕" w:hint="eastAsia"/>
           <w:sz w:val="24"/>
           <w:lang w:eastAsia="ko-KR"/>
         </w:rPr>
